--- a/文档/概念.docx
+++ b/文档/概念.docx
@@ -2273,15 +2273,13 @@
         </w:rPr>
       </w:pPr>
       <w:bookmarkStart w:id="0" w:name="_六、ZAB协议"/>
-      <w:bookmarkStart w:id="1" w:name="_GoBack"/>
       <w:bookmarkEnd w:id="0"/>
-      <w:bookmarkEnd w:id="1"/>
       <w:r>
         <w:rPr>
           <w:rFonts w:hint="eastAsia"/>
           <w:shd w:val="clear" w:color="auto" w:fill="FFFFFF"/>
         </w:rPr>
-        <w:t>七</w:t>
+        <w:t>八</w:t>
       </w:r>
       <w:r>
         <w:rPr>
@@ -2295,7 +2293,7 @@
           <w:rFonts w:hint="eastAsia"/>
           <w:shd w:val="clear" w:color="auto" w:fill="FFFFFF"/>
         </w:rPr>
-        <w:t>Zookeeper</w:t>
+        <w:t>Kafka</w:t>
       </w:r>
     </w:p>
     <w:p>
@@ -2306,1360 +2304,82 @@
         <w:rPr>
           <w:rFonts w:hint="eastAsia"/>
         </w:rPr>
-        <w:t>1. docker</w:t>
+        <w:t>1. kafka</w:t>
       </w:r>
       <w:r>
         <w:rPr>
           <w:rFonts w:hint="eastAsia"/>
         </w:rPr>
-        <w:t>安装</w:t>
-      </w:r>
-      <w:r>
-        <w:rPr>
-          <w:rFonts w:hint="eastAsia"/>
-        </w:rPr>
-        <w:t>Zookeeper</w:t>
-      </w:r>
-    </w:p>
-    <w:p>
-      <w:pPr>
-        <w:rPr>
-          <w:rFonts w:ascii="DejaVu Sans Mono" w:hAnsi="DejaVu Sans Mono" w:cs="DejaVu Sans Mono"/>
-          <w:color w:val="4F4F4F"/>
-          <w:szCs w:val="21"/>
-          <w:shd w:val="clear" w:color="auto" w:fill="FFFFFF"/>
-        </w:rPr>
-      </w:pPr>
-      <w:r>
-        <w:rPr>
-          <w:rFonts w:ascii="DejaVu Sans Mono" w:hAnsi="DejaVu Sans Mono" w:cs="DejaVu Sans Mono"/>
-          <w:color w:val="4F4F4F"/>
-          <w:szCs w:val="21"/>
-          <w:shd w:val="clear" w:color="auto" w:fill="FFFFFF"/>
-        </w:rPr>
-        <w:t>docker logs -f my_zookeeper</w:t>
-      </w:r>
-      <w:r>
-        <w:rPr>
-          <w:rFonts w:ascii="DejaVu Sans Mono" w:hAnsi="DejaVu Sans Mono" w:cs="DejaVu Sans Mono" w:hint="eastAsia"/>
-          <w:color w:val="4F4F4F"/>
-          <w:szCs w:val="21"/>
-          <w:shd w:val="clear" w:color="auto" w:fill="FFFFFF"/>
-        </w:rPr>
-        <w:t xml:space="preserve">  #</w:t>
-      </w:r>
-      <w:r>
-        <w:rPr>
-          <w:rFonts w:ascii="DejaVu Sans Mono" w:hAnsi="DejaVu Sans Mono" w:cs="DejaVu Sans Mono" w:hint="eastAsia"/>
-          <w:color w:val="4F4F4F"/>
-          <w:szCs w:val="21"/>
-          <w:shd w:val="clear" w:color="auto" w:fill="FFFFFF"/>
-        </w:rPr>
-        <w:t>验证是否成功安装</w:t>
-      </w:r>
-    </w:p>
-    <w:p>
-      <w:pPr>
-        <w:pStyle w:val="2"/>
-      </w:pPr>
-      <w:r>
-        <w:t>2</w:t>
-      </w:r>
-      <w:r>
-        <w:rPr>
-          <w:rFonts w:hint="eastAsia"/>
-        </w:rPr>
-        <w:t xml:space="preserve">. </w:t>
-      </w:r>
-      <w:r>
-        <w:t>常用命令</w:t>
-      </w:r>
-    </w:p>
-    <w:p>
-      <w:pPr>
-        <w:pStyle w:val="a7"/>
-      </w:pPr>
-      <w:r>
-        <w:t>2.1、首先使用命令进入服务器: docker exec -it zk3 bash</w:t>
-      </w:r>
-    </w:p>
-    <w:p>
-      <w:pPr>
-        <w:pStyle w:val="a7"/>
-      </w:pPr>
-      <w:r>
-        <w:t>2.2、使用命令 ./bin/zkServer.sh status 来查看节点的状态</w:t>
-      </w:r>
-    </w:p>
-    <w:p>
-      <w:pPr>
-        <w:pStyle w:val="a7"/>
-      </w:pPr>
-      <w:r>
-        <w:t>2.3、使用zkCli.sh开启客户端</w:t>
-      </w:r>
-    </w:p>
-    <w:p>
-      <w:pPr>
-        <w:pStyle w:val="a7"/>
-      </w:pPr>
-      <w:r>
-        <w:t>2.4、使用create -e /node1 node1.1 创建临时节点，当客户端关闭时候，该节点会随之删除。不加参数－e创建永久节点。</w:t>
-      </w:r>
-    </w:p>
-    <w:p>
-      <w:pPr>
-        <w:pStyle w:val="a7"/>
-      </w:pPr>
-      <w:r>
-        <w:t> get /node:获取节点值</w:t>
-      </w:r>
-    </w:p>
-    <w:p>
-      <w:pPr>
-        <w:pStyle w:val="a7"/>
-      </w:pPr>
-      <w:r>
-        <w:t> ls /node：列出节点</w:t>
-      </w:r>
-    </w:p>
-    <w:p>
-      <w:pPr>
-        <w:pStyle w:val="a7"/>
-      </w:pPr>
-      <w:r>
-        <w:t> delete /node 删除节点</w:t>
-      </w:r>
-    </w:p>
-    <w:p>
-      <w:pPr>
-        <w:pStyle w:val="a7"/>
-      </w:pPr>
-      <w:r>
-        <w:t> stat：查看节点信息</w:t>
-      </w:r>
-    </w:p>
-    <w:p>
-      <w:pPr>
-        <w:pStyle w:val="a7"/>
-        <w:ind w:firstLineChars="100" w:firstLine="240"/>
-      </w:pPr>
-      <w:r>
-        <w:t>setAct path acl：用于设置节点访问权限</w:t>
-      </w:r>
-    </w:p>
-    <w:p>
-      <w:pPr>
-        <w:pStyle w:val="a7"/>
-        <w:ind w:firstLineChars="100" w:firstLine="240"/>
-      </w:pPr>
-      <w:r>
-        <w:lastRenderedPageBreak/>
-        <w:t>getAcl path ：查看节点的权限信息</w:t>
-      </w:r>
-    </w:p>
-    <w:p>
-      <w:pPr>
-        <w:pStyle w:val="2"/>
-      </w:pPr>
-      <w:r>
-        <w:rPr>
-          <w:rFonts w:hint="eastAsia"/>
-          <w:b w:val="0"/>
-          <w:bCs w:val="0"/>
-        </w:rPr>
-        <w:t>3.</w:t>
-      </w:r>
-      <w:r>
-        <w:rPr>
-          <w:rFonts w:hint="eastAsia"/>
-        </w:rPr>
-        <w:t xml:space="preserve"> </w:t>
-      </w:r>
-      <w:r>
-        <w:rPr>
-          <w:rFonts w:hint="eastAsia"/>
-        </w:rPr>
-        <w:t>简介</w:t>
-      </w:r>
-    </w:p>
-    <w:p>
-      <w:pPr>
-        <w:pStyle w:val="a4"/>
-        <w:snapToGrid w:val="0"/>
-        <w:ind w:firstLineChars="0" w:firstLine="0"/>
-        <w:rPr>
-          <w:rFonts w:ascii="微软雅黑" w:eastAsia="微软雅黑" w:hAnsi="微软雅黑"/>
-          <w:sz w:val="24"/>
-          <w:szCs w:val="24"/>
-        </w:rPr>
-      </w:pPr>
-      <w:r>
-        <w:rPr>
-          <w:rFonts w:ascii="微软雅黑" w:eastAsia="微软雅黑" w:hAnsi="微软雅黑" w:hint="eastAsia"/>
-          <w:sz w:val="24"/>
-          <w:szCs w:val="24"/>
-        </w:rPr>
-        <w:t>致力于开发和维护开源服务器，是一个高度可靠的分布式服务协调组件。</w:t>
-      </w:r>
-    </w:p>
-    <w:p>
-      <w:pPr>
-        <w:pStyle w:val="a4"/>
-        <w:snapToGrid w:val="0"/>
-        <w:ind w:firstLineChars="0" w:firstLine="0"/>
-        <w:rPr>
-          <w:rFonts w:ascii="微软雅黑" w:eastAsia="微软雅黑" w:hAnsi="微软雅黑"/>
+        <w:t>消息丢失</w:t>
+      </w:r>
+    </w:p>
+    <w:p>
+      <w:pPr>
+        <w:rPr>
+          <w:rFonts w:ascii="微软雅黑" w:eastAsia="微软雅黑" w:hAnsi="微软雅黑"/>
+          <w:sz w:val="24"/>
+          <w:szCs w:val="24"/>
+        </w:rPr>
+      </w:pPr>
+      <w:r>
+        <w:rPr>
+          <w:rFonts w:ascii="微软雅黑" w:eastAsia="微软雅黑" w:hAnsi="微软雅黑" w:hint="eastAsia"/>
           <w:b/>
-          <w:color w:val="FF0000"/>
-          <w:sz w:val="24"/>
-          <w:szCs w:val="24"/>
-        </w:rPr>
-      </w:pPr>
-      <w:r>
-        <w:rPr>
-          <w:rFonts w:ascii="微软雅黑" w:eastAsia="微软雅黑" w:hAnsi="微软雅黑" w:hint="eastAsia"/>
-          <w:b/>
-          <w:color w:val="FF0000"/>
-          <w:sz w:val="24"/>
-          <w:szCs w:val="24"/>
-        </w:rPr>
-        <w:t>CP（一致性+分区容忍性）</w:t>
-      </w:r>
-    </w:p>
-    <w:p>
-      <w:pPr>
-        <w:pStyle w:val="a4"/>
-        <w:snapToGrid w:val="0"/>
-        <w:ind w:firstLineChars="0" w:firstLine="0"/>
-        <w:rPr>
-          <w:rFonts w:ascii="微软雅黑" w:eastAsia="微软雅黑" w:hAnsi="微软雅黑"/>
-          <w:sz w:val="24"/>
-          <w:szCs w:val="24"/>
-        </w:rPr>
-      </w:pPr>
-      <w:r>
-        <w:rPr>
-          <w:rFonts w:ascii="微软雅黑" w:eastAsia="微软雅黑" w:hAnsi="微软雅黑" w:hint="eastAsia"/>
-          <w:sz w:val="24"/>
-          <w:szCs w:val="24"/>
-        </w:rPr>
-        <w:t>基于</w:t>
-      </w:r>
-      <w:r>
-        <w:rPr>
-          <w:rFonts w:ascii="微软雅黑" w:eastAsia="微软雅黑" w:hAnsi="微软雅黑" w:hint="eastAsia"/>
-          <w:color w:val="FF0000"/>
-          <w:sz w:val="24"/>
-          <w:szCs w:val="24"/>
-        </w:rPr>
-        <w:t>观察者模式</w:t>
-      </w:r>
-      <w:r>
-        <w:rPr>
-          <w:rFonts w:ascii="微软雅黑" w:eastAsia="微软雅黑" w:hAnsi="微软雅黑" w:hint="eastAsia"/>
-          <w:sz w:val="24"/>
-          <w:szCs w:val="24"/>
-        </w:rPr>
-        <w:t>设计的分布式服务管理框架</w:t>
-      </w:r>
-      <w:r>
-        <w:rPr>
-          <w:rFonts w:ascii="微软雅黑" w:eastAsia="微软雅黑" w:hAnsi="微软雅黑" w:hint="eastAsia"/>
-          <w:sz w:val="24"/>
-          <w:szCs w:val="24"/>
-        </w:rPr>
-        <w:t>。负责存储和管理数据，然后接受观察者的注册，一旦数据状态发生变化，zookeeper将通知注册的观察者做出相应的反应，从而实现集群中类似的Maset/Slaver管理模式</w:t>
-      </w:r>
-    </w:p>
-    <w:p>
-      <w:pPr>
-        <w:pStyle w:val="a4"/>
-        <w:snapToGrid w:val="0"/>
-        <w:ind w:firstLineChars="0" w:firstLine="0"/>
-        <w:rPr>
-          <w:rFonts w:ascii="微软雅黑" w:eastAsia="微软雅黑" w:hAnsi="微软雅黑"/>
-          <w:b/>
-          <w:color w:val="FF0000"/>
-          <w:sz w:val="24"/>
-          <w:szCs w:val="24"/>
-        </w:rPr>
-      </w:pPr>
-      <w:r>
-        <w:rPr>
-          <w:rFonts w:ascii="微软雅黑" w:eastAsia="微软雅黑" w:hAnsi="微软雅黑" w:hint="eastAsia"/>
-          <w:b/>
-          <w:color w:val="FF0000"/>
-          <w:sz w:val="24"/>
-          <w:szCs w:val="24"/>
-        </w:rPr>
-        <w:t>文件系统</w:t>
-      </w:r>
-      <w:r>
-        <w:rPr>
-          <w:rFonts w:ascii="微软雅黑" w:eastAsia="微软雅黑" w:hAnsi="微软雅黑" w:hint="eastAsia"/>
-          <w:b/>
-          <w:color w:val="FF0000"/>
-          <w:sz w:val="24"/>
-          <w:szCs w:val="24"/>
-        </w:rPr>
-        <w:t>（基于层次型的目录树的数据结构）</w:t>
-      </w:r>
-      <w:r>
-        <w:rPr>
-          <w:rFonts w:ascii="微软雅黑" w:eastAsia="微软雅黑" w:hAnsi="微软雅黑" w:hint="eastAsia"/>
-          <w:b/>
-          <w:color w:val="FF0000"/>
-          <w:sz w:val="24"/>
-          <w:szCs w:val="24"/>
-        </w:rPr>
-        <w:t>+</w:t>
-      </w:r>
-      <w:r>
-        <w:rPr>
-          <w:rFonts w:ascii="微软雅黑" w:eastAsia="微软雅黑" w:hAnsi="微软雅黑" w:hint="eastAsia"/>
-          <w:b/>
-          <w:color w:val="FF0000"/>
-          <w:sz w:val="24"/>
-          <w:szCs w:val="24"/>
-        </w:rPr>
-        <w:t>通知机制</w:t>
-      </w:r>
-    </w:p>
-    <w:p>
-      <w:pPr>
-        <w:pStyle w:val="2"/>
-      </w:pPr>
-      <w:r>
-        <w:rPr>
-          <w:rFonts w:hint="eastAsia"/>
-        </w:rPr>
-        <w:t>应用场景：</w:t>
-      </w:r>
-    </w:p>
-    <w:p>
-      <w:pPr>
-        <w:pStyle w:val="a4"/>
-        <w:snapToGrid w:val="0"/>
-        <w:ind w:firstLineChars="0" w:firstLine="0"/>
-        <w:rPr>
-          <w:rFonts w:ascii="微软雅黑" w:eastAsia="微软雅黑" w:hAnsi="微软雅黑"/>
-          <w:sz w:val="24"/>
-          <w:szCs w:val="24"/>
-        </w:rPr>
-      </w:pPr>
-      <w:r>
-        <w:rPr>
-          <w:rFonts w:ascii="微软雅黑" w:eastAsia="微软雅黑" w:hAnsi="微软雅黑" w:hint="eastAsia"/>
-          <w:sz w:val="24"/>
-          <w:szCs w:val="24"/>
-        </w:rPr>
-        <w:t xml:space="preserve">   其实都是将对应的数据（如配置、客户端ip信息）挂载在一个指定的Z</w:t>
-      </w:r>
-      <w:r>
-        <w:rPr>
-          <w:rFonts w:ascii="微软雅黑" w:eastAsia="微软雅黑" w:hAnsi="微软雅黑"/>
-          <w:sz w:val="24"/>
-          <w:szCs w:val="24"/>
-        </w:rPr>
-        <w:t>n</w:t>
-      </w:r>
-      <w:r>
-        <w:rPr>
-          <w:rFonts w:ascii="微软雅黑" w:eastAsia="微软雅黑" w:hAnsi="微软雅黑" w:hint="eastAsia"/>
-          <w:sz w:val="24"/>
-          <w:szCs w:val="24"/>
-        </w:rPr>
-        <w:t>ode上，通过监听Znode子节点的变化（或数据、或节点）去动态实时响应。</w:t>
-      </w:r>
-    </w:p>
-    <w:p>
-      <w:pPr>
-        <w:pStyle w:val="a4"/>
-        <w:numPr>
-          <w:ilvl w:val="0"/>
-          <w:numId w:val="14"/>
-        </w:numPr>
-        <w:snapToGrid w:val="0"/>
-        <w:ind w:firstLineChars="0"/>
-        <w:rPr>
-          <w:rFonts w:ascii="微软雅黑" w:eastAsia="微软雅黑" w:hAnsi="微软雅黑"/>
-          <w:sz w:val="24"/>
-          <w:szCs w:val="24"/>
-        </w:rPr>
-      </w:pPr>
-      <w:r>
-        <w:rPr>
-          <w:rFonts w:ascii="微软雅黑" w:eastAsia="微软雅黑" w:hAnsi="微软雅黑" w:hint="eastAsia"/>
-          <w:sz w:val="24"/>
-          <w:szCs w:val="24"/>
-        </w:rPr>
-        <w:t>集群统一配置管理</w:t>
-      </w:r>
-    </w:p>
-    <w:p>
-      <w:pPr>
-        <w:pStyle w:val="a4"/>
-        <w:numPr>
-          <w:ilvl w:val="0"/>
-          <w:numId w:val="14"/>
-        </w:numPr>
-        <w:snapToGrid w:val="0"/>
-        <w:ind w:firstLineChars="0"/>
-        <w:rPr>
-          <w:rFonts w:ascii="微软雅黑" w:eastAsia="微软雅黑" w:hAnsi="微软雅黑"/>
-          <w:sz w:val="24"/>
-          <w:szCs w:val="24"/>
-        </w:rPr>
-      </w:pPr>
-      <w:r>
-        <w:rPr>
-          <w:rFonts w:ascii="微软雅黑" w:eastAsia="微软雅黑" w:hAnsi="微软雅黑" w:hint="eastAsia"/>
-          <w:sz w:val="24"/>
-          <w:szCs w:val="24"/>
-        </w:rPr>
-        <w:t>集群统一命名服务：命名服务是通过对资源命名，然后通过命名去定位资源</w:t>
-      </w:r>
-    </w:p>
-    <w:p>
-      <w:pPr>
-        <w:pStyle w:val="a4"/>
-        <w:numPr>
-          <w:ilvl w:val="0"/>
-          <w:numId w:val="14"/>
-        </w:numPr>
-        <w:snapToGrid w:val="0"/>
-        <w:ind w:firstLineChars="0"/>
-        <w:rPr>
-          <w:rFonts w:ascii="微软雅黑" w:eastAsia="微软雅黑" w:hAnsi="微软雅黑"/>
-          <w:sz w:val="24"/>
-          <w:szCs w:val="24"/>
-        </w:rPr>
-      </w:pPr>
-      <w:r>
-        <w:rPr>
-          <w:rFonts w:ascii="微软雅黑" w:eastAsia="微软雅黑" w:hAnsi="微软雅黑" w:hint="eastAsia"/>
-          <w:sz w:val="24"/>
-          <w:szCs w:val="24"/>
-        </w:rPr>
-        <w:t>集群统一管理</w:t>
-      </w:r>
-    </w:p>
-    <w:p>
-      <w:pPr>
-        <w:pStyle w:val="a4"/>
-        <w:snapToGrid w:val="0"/>
-        <w:ind w:left="841" w:firstLineChars="100" w:firstLine="240"/>
-        <w:rPr>
-          <w:rFonts w:ascii="微软雅黑" w:eastAsia="微软雅黑" w:hAnsi="微软雅黑"/>
-          <w:sz w:val="24"/>
-          <w:szCs w:val="24"/>
-        </w:rPr>
-      </w:pPr>
-      <w:r>
-        <w:rPr>
-          <w:rFonts w:ascii="微软雅黑" w:eastAsia="微软雅黑" w:hAnsi="微软雅黑" w:hint="eastAsia"/>
-          <w:sz w:val="24"/>
-          <w:szCs w:val="24"/>
-        </w:rPr>
-        <w:t>如：</w:t>
-      </w:r>
-      <w:r>
-        <w:rPr>
-          <w:rFonts w:ascii="微软雅黑" w:eastAsia="微软雅黑" w:hAnsi="微软雅黑" w:hint="eastAsia"/>
-          <w:sz w:val="24"/>
-          <w:szCs w:val="24"/>
-        </w:rPr>
-        <w:t>服务上下线动态感知</w:t>
-      </w:r>
-      <w:r>
-        <w:rPr>
-          <w:rFonts w:ascii="微软雅黑" w:eastAsia="微软雅黑" w:hAnsi="微软雅黑" w:hint="eastAsia"/>
-          <w:sz w:val="24"/>
-          <w:szCs w:val="24"/>
-        </w:rPr>
-        <w:t>，节点运行状态</w:t>
-      </w:r>
-    </w:p>
-    <w:p>
-      <w:pPr>
-        <w:pStyle w:val="a4"/>
-        <w:snapToGrid w:val="0"/>
-        <w:ind w:left="841" w:firstLineChars="100" w:firstLine="240"/>
-        <w:rPr>
-          <w:rFonts w:ascii="微软雅黑" w:eastAsia="微软雅黑" w:hAnsi="微软雅黑"/>
-          <w:color w:val="FF0000"/>
-          <w:sz w:val="24"/>
-          <w:szCs w:val="24"/>
-        </w:rPr>
-      </w:pPr>
-      <w:r>
-        <w:rPr>
-          <w:rFonts w:ascii="微软雅黑" w:eastAsia="微软雅黑" w:hAnsi="微软雅黑" w:hint="eastAsia"/>
-          <w:color w:val="FF0000"/>
-          <w:sz w:val="24"/>
-          <w:szCs w:val="24"/>
-        </w:rPr>
-        <w:t>临时节点+监听机制</w:t>
-      </w:r>
-    </w:p>
-    <w:p>
-      <w:pPr>
-        <w:pStyle w:val="a4"/>
-        <w:numPr>
-          <w:ilvl w:val="0"/>
-          <w:numId w:val="14"/>
-        </w:numPr>
-        <w:snapToGrid w:val="0"/>
-        <w:ind w:firstLineChars="0"/>
-        <w:rPr>
-          <w:rFonts w:ascii="微软雅黑" w:eastAsia="微软雅黑" w:hAnsi="微软雅黑"/>
-          <w:sz w:val="24"/>
-          <w:szCs w:val="24"/>
-        </w:rPr>
-      </w:pPr>
-      <w:r>
-        <w:rPr>
-          <w:rFonts w:ascii="微软雅黑" w:eastAsia="微软雅黑" w:hAnsi="微软雅黑" w:hint="eastAsia"/>
-          <w:sz w:val="24"/>
-          <w:szCs w:val="24"/>
-        </w:rPr>
-        <w:t>负载均衡</w:t>
-      </w:r>
-    </w:p>
-    <w:p>
-      <w:pPr>
-        <w:pStyle w:val="a4"/>
-        <w:numPr>
-          <w:ilvl w:val="0"/>
-          <w:numId w:val="14"/>
-        </w:numPr>
-        <w:snapToGrid w:val="0"/>
-        <w:ind w:firstLineChars="0"/>
-        <w:rPr>
-          <w:rFonts w:ascii="微软雅黑" w:eastAsia="微软雅黑" w:hAnsi="微软雅黑"/>
-          <w:sz w:val="24"/>
-          <w:szCs w:val="24"/>
-        </w:rPr>
-      </w:pPr>
-      <w:r>
-        <w:rPr>
-          <w:rFonts w:ascii="微软雅黑" w:eastAsia="微软雅黑" w:hAnsi="微软雅黑" w:hint="eastAsia"/>
-          <w:sz w:val="24"/>
-          <w:szCs w:val="24"/>
-        </w:rPr>
-        <w:t>分布式消息同步和协调机制</w:t>
-      </w:r>
-    </w:p>
-    <w:p>
-      <w:pPr>
-        <w:pStyle w:val="a4"/>
-        <w:numPr>
-          <w:ilvl w:val="0"/>
-          <w:numId w:val="14"/>
-        </w:numPr>
-        <w:snapToGrid w:val="0"/>
-        <w:ind w:firstLineChars="0"/>
-        <w:rPr>
-          <w:rFonts w:ascii="微软雅黑" w:eastAsia="微软雅黑" w:hAnsi="微软雅黑"/>
-          <w:sz w:val="24"/>
-          <w:szCs w:val="24"/>
-        </w:rPr>
-      </w:pPr>
-      <w:r>
-        <w:rPr>
-          <w:rFonts w:ascii="微软雅黑" w:eastAsia="微软雅黑" w:hAnsi="微软雅黑" w:hint="eastAsia"/>
-          <w:sz w:val="24"/>
-          <w:szCs w:val="24"/>
-        </w:rPr>
-        <w:t>对Dubbo的支持</w:t>
-      </w:r>
-    </w:p>
-    <w:p>
-      <w:pPr>
-        <w:pStyle w:val="a4"/>
-        <w:numPr>
-          <w:ilvl w:val="0"/>
-          <w:numId w:val="14"/>
-        </w:numPr>
-        <w:snapToGrid w:val="0"/>
-        <w:ind w:firstLineChars="0"/>
-        <w:rPr>
-          <w:rFonts w:ascii="微软雅黑" w:eastAsia="微软雅黑" w:hAnsi="微软雅黑"/>
-          <w:color w:val="FF0000"/>
-          <w:sz w:val="24"/>
-          <w:szCs w:val="24"/>
-        </w:rPr>
-      </w:pPr>
-      <w:hyperlink w:anchor="_3.zookeeper实现" w:history="1">
-        <w:r>
-          <w:rPr>
-            <w:rStyle w:val="a8"/>
-            <w:rFonts w:ascii="微软雅黑" w:eastAsia="微软雅黑" w:hAnsi="微软雅黑" w:hint="eastAsia"/>
-            <w:sz w:val="24"/>
-            <w:szCs w:val="24"/>
-          </w:rPr>
-          <w:t>分布式锁</w:t>
-        </w:r>
-      </w:hyperlink>
-    </w:p>
-    <w:p>
-      <w:pPr>
-        <w:pStyle w:val="2"/>
-      </w:pPr>
-      <w:r>
-        <w:rPr>
-          <w:rFonts w:hint="eastAsia"/>
-        </w:rPr>
-        <w:t>4</w:t>
-      </w:r>
-      <w:r>
-        <w:rPr>
-          <w:rFonts w:hint="eastAsia"/>
-        </w:rPr>
-        <w:t>.</w:t>
-      </w:r>
-      <w:r>
-        <w:rPr>
-          <w:rFonts w:hint="eastAsia"/>
-        </w:rPr>
-        <w:t xml:space="preserve"> </w:t>
-      </w:r>
-      <w:r>
-        <w:rPr>
-          <w:rFonts w:hint="eastAsia"/>
-        </w:rPr>
-        <w:t>内部原理</w:t>
-      </w:r>
-    </w:p>
-    <w:p>
-      <w:pPr>
-        <w:pStyle w:val="3"/>
-      </w:pPr>
-      <w:r>
-        <w:rPr>
-          <w:rFonts w:hint="eastAsia"/>
-        </w:rPr>
-        <w:t>4.1</w:t>
-      </w:r>
-      <w:r>
-        <w:rPr>
-          <w:rFonts w:hint="eastAsia"/>
-        </w:rPr>
-        <w:t>三种角色</w:t>
-      </w:r>
-    </w:p>
-    <w:p>
-      <w:pPr>
-        <w:pStyle w:val="a4"/>
-        <w:numPr>
-          <w:ilvl w:val="0"/>
-          <w:numId w:val="17"/>
-        </w:numPr>
-        <w:snapToGrid w:val="0"/>
-        <w:ind w:firstLineChars="0"/>
-      </w:pPr>
-      <w:r>
-        <w:rPr>
-          <w:rFonts w:ascii="微软雅黑" w:eastAsia="微软雅黑" w:hAnsi="微软雅黑" w:hint="eastAsia"/>
-          <w:sz w:val="24"/>
-          <w:szCs w:val="24"/>
-        </w:rPr>
-        <w:t>Leader</w:t>
-      </w:r>
-    </w:p>
-    <w:p>
-      <w:pPr>
-        <w:pStyle w:val="a4"/>
-        <w:numPr>
-          <w:ilvl w:val="0"/>
-          <w:numId w:val="17"/>
-        </w:numPr>
-        <w:snapToGrid w:val="0"/>
-        <w:ind w:firstLineChars="0"/>
-      </w:pPr>
-      <w:r>
-        <w:rPr>
-          <w:rFonts w:ascii="微软雅黑" w:eastAsia="微软雅黑" w:hAnsi="微软雅黑" w:hint="eastAsia"/>
-          <w:sz w:val="24"/>
-          <w:szCs w:val="24"/>
-        </w:rPr>
-        <w:t>Follower</w:t>
-      </w:r>
-    </w:p>
-    <w:p>
-      <w:pPr>
-        <w:pStyle w:val="a4"/>
-        <w:numPr>
-          <w:ilvl w:val="0"/>
-          <w:numId w:val="17"/>
-        </w:numPr>
-        <w:snapToGrid w:val="0"/>
-        <w:ind w:firstLineChars="0"/>
-      </w:pPr>
-      <w:r>
-        <w:rPr>
-          <w:rFonts w:ascii="微软雅黑" w:eastAsia="微软雅黑" w:hAnsi="微软雅黑" w:hint="eastAsia"/>
-          <w:sz w:val="24"/>
-          <w:szCs w:val="24"/>
-        </w:rPr>
-        <w:t>Observer</w:t>
-      </w:r>
-    </w:p>
-    <w:p>
-      <w:pPr>
-        <w:pStyle w:val="a4"/>
-        <w:snapToGrid w:val="0"/>
-        <w:ind w:left="420" w:firstLineChars="0" w:firstLine="0"/>
-        <w:rPr>
-          <w:rFonts w:ascii="微软雅黑" w:eastAsia="微软雅黑" w:hAnsi="微软雅黑"/>
-          <w:sz w:val="24"/>
-          <w:szCs w:val="24"/>
-        </w:rPr>
-      </w:pPr>
-      <w:r>
-        <w:rPr>
-          <w:rFonts w:ascii="微软雅黑" w:eastAsia="微软雅黑" w:hAnsi="微软雅黑" w:hint="eastAsia"/>
-          <w:sz w:val="24"/>
-          <w:szCs w:val="24"/>
-        </w:rPr>
-        <w:t>可以理解为不参与</w:t>
-      </w:r>
-      <w:r>
-        <w:rPr>
-          <w:rFonts w:ascii="微软雅黑" w:eastAsia="微软雅黑" w:hAnsi="微软雅黑" w:hint="eastAsia"/>
-          <w:sz w:val="24"/>
-          <w:szCs w:val="24"/>
-        </w:rPr>
-        <w:t>投票的Follower，协助Follower处理读请求。当集群中</w:t>
-      </w:r>
-      <w:r>
-        <w:rPr>
-          <w:rFonts w:ascii="微软雅黑" w:eastAsia="微软雅黑" w:hAnsi="微软雅黑" w:hint="eastAsia"/>
-          <w:sz w:val="24"/>
-          <w:szCs w:val="24"/>
-        </w:rPr>
-        <w:lastRenderedPageBreak/>
-        <w:t>读请求负载很高时，为什么不增加Follower节点，原因是写请求需要Follower节点超过半数同意，会增加Leader和Follower的通信压力，降低写效率。</w:t>
-      </w:r>
-    </w:p>
-    <w:p>
-      <w:pPr>
-        <w:pStyle w:val="3"/>
-      </w:pPr>
-      <w:r>
-        <w:rPr>
-          <w:rFonts w:hint="eastAsia"/>
-        </w:rPr>
-        <w:t xml:space="preserve">4.2 </w:t>
-      </w:r>
-      <w:r>
-        <w:rPr>
-          <w:rFonts w:hint="eastAsia"/>
-        </w:rPr>
-        <w:t>两种模式</w:t>
-      </w:r>
-    </w:p>
-    <w:p>
-      <w:pPr>
-        <w:pStyle w:val="a4"/>
-        <w:numPr>
-          <w:ilvl w:val="0"/>
-          <w:numId w:val="18"/>
-        </w:numPr>
-        <w:snapToGrid w:val="0"/>
-        <w:ind w:firstLineChars="0"/>
-        <w:rPr>
-          <w:rFonts w:ascii="微软雅黑" w:eastAsia="微软雅黑" w:hAnsi="微软雅黑"/>
-          <w:sz w:val="24"/>
-          <w:szCs w:val="24"/>
-        </w:rPr>
-      </w:pPr>
-      <w:r>
-        <w:rPr>
-          <w:rFonts w:ascii="微软雅黑" w:eastAsia="微软雅黑" w:hAnsi="微软雅黑" w:hint="eastAsia"/>
-          <w:sz w:val="24"/>
-          <w:szCs w:val="24"/>
-        </w:rPr>
-        <w:t>恢复模式</w:t>
-      </w:r>
-    </w:p>
-    <w:p>
-      <w:pPr>
-        <w:pStyle w:val="a4"/>
-        <w:snapToGrid w:val="0"/>
-        <w:ind w:left="420" w:firstLineChars="0" w:firstLine="0"/>
-        <w:rPr>
-          <w:rFonts w:ascii="微软雅黑" w:eastAsia="微软雅黑" w:hAnsi="微软雅黑"/>
-          <w:sz w:val="24"/>
-          <w:szCs w:val="24"/>
-        </w:rPr>
-      </w:pPr>
-      <w:r>
-        <w:rPr>
-          <w:rFonts w:ascii="微软雅黑" w:eastAsia="微软雅黑" w:hAnsi="微软雅黑" w:hint="eastAsia"/>
-          <w:sz w:val="24"/>
-          <w:szCs w:val="24"/>
-        </w:rPr>
-        <w:t>当服务启动或Leader崩溃后，zk进入恢复状态，选举leader，选举完成后将leader与其他节点数据同步，当大多数Follower与leader同步完成后，恢复模式完成。</w:t>
-      </w:r>
-    </w:p>
-    <w:p>
-      <w:pPr>
-        <w:pStyle w:val="a4"/>
-        <w:numPr>
-          <w:ilvl w:val="0"/>
-          <w:numId w:val="18"/>
-        </w:numPr>
-        <w:snapToGrid w:val="0"/>
-        <w:ind w:firstLineChars="0"/>
-        <w:rPr>
-          <w:rFonts w:ascii="微软雅黑" w:eastAsia="微软雅黑" w:hAnsi="微软雅黑"/>
-          <w:sz w:val="24"/>
-          <w:szCs w:val="24"/>
-        </w:rPr>
-      </w:pPr>
-      <w:r>
-        <w:rPr>
-          <w:rFonts w:ascii="微软雅黑" w:eastAsia="微软雅黑" w:hAnsi="微软雅黑" w:hint="eastAsia"/>
-          <w:sz w:val="24"/>
-          <w:szCs w:val="24"/>
-        </w:rPr>
-        <w:t>广播模式</w:t>
-      </w:r>
-    </w:p>
-    <w:p>
-      <w:pPr>
-        <w:pStyle w:val="a4"/>
-        <w:snapToGrid w:val="0"/>
-        <w:ind w:left="420" w:firstLineChars="0" w:firstLine="0"/>
-        <w:rPr>
-          <w:rFonts w:ascii="微软雅黑" w:eastAsia="微软雅黑" w:hAnsi="微软雅黑"/>
-          <w:sz w:val="24"/>
-          <w:szCs w:val="24"/>
-        </w:rPr>
-      </w:pPr>
-      <w:r>
-        <w:rPr>
-          <w:rFonts w:ascii="微软雅黑" w:eastAsia="微软雅黑" w:hAnsi="微软雅黑" w:hint="eastAsia"/>
-          <w:sz w:val="24"/>
-          <w:szCs w:val="24"/>
-        </w:rPr>
-        <w:t>在恢复模式完成后，客户端发起写请求，leader采用ZAB协议广播该写请求，超过半数的follower同意后提交该事务，完成本次请求。</w:t>
-      </w:r>
-    </w:p>
-    <w:p>
-      <w:pPr>
-        <w:pStyle w:val="a4"/>
-        <w:snapToGrid w:val="0"/>
-        <w:ind w:left="420" w:firstLineChars="0" w:firstLine="0"/>
-        <w:rPr>
-          <w:rFonts w:ascii="微软雅黑" w:eastAsia="微软雅黑" w:hAnsi="微软雅黑"/>
-          <w:sz w:val="24"/>
-          <w:szCs w:val="24"/>
-        </w:rPr>
-      </w:pPr>
-      <w:r>
-        <w:rPr>
-          <w:rFonts w:ascii="微软雅黑" w:eastAsia="微软雅黑" w:hAnsi="微软雅黑" w:hint="eastAsia"/>
-          <w:sz w:val="24"/>
-          <w:szCs w:val="24"/>
-        </w:rPr>
-        <w:t>follower要么ack，要么放弃，leader无需等待所有的Follower应答。</w:t>
-      </w:r>
-    </w:p>
-    <w:p>
-      <w:pPr>
-        <w:pStyle w:val="3"/>
-      </w:pPr>
-      <w:r>
-        <w:rPr>
-          <w:rFonts w:hint="eastAsia"/>
-        </w:rPr>
-        <w:t>4.3 Zxid</w:t>
-      </w:r>
-    </w:p>
-    <w:p>
-      <w:pPr>
-        <w:pStyle w:val="a4"/>
-        <w:snapToGrid w:val="0"/>
-        <w:ind w:left="420" w:firstLineChars="0" w:firstLine="0"/>
-        <w:rPr>
-          <w:rFonts w:ascii="微软雅黑" w:eastAsia="微软雅黑" w:hAnsi="微软雅黑"/>
-          <w:sz w:val="24"/>
-          <w:szCs w:val="24"/>
-        </w:rPr>
-      </w:pPr>
-      <w:r>
-        <w:rPr>
-          <w:rFonts w:ascii="微软雅黑" w:eastAsia="微软雅黑" w:hAnsi="微软雅黑" w:hint="eastAsia"/>
-          <w:sz w:val="24"/>
-          <w:szCs w:val="24"/>
-        </w:rPr>
-        <w:t>zxid Long(64)  纪元epoch（高32位）+ xid（低32位）</w:t>
-      </w:r>
-    </w:p>
-    <w:p>
-      <w:pPr>
-        <w:pStyle w:val="a4"/>
-        <w:snapToGrid w:val="0"/>
-        <w:ind w:left="420" w:firstLineChars="0" w:firstLine="0"/>
-        <w:rPr>
-          <w:rFonts w:ascii="微软雅黑" w:eastAsia="微软雅黑" w:hAnsi="微软雅黑"/>
-          <w:sz w:val="24"/>
-          <w:szCs w:val="24"/>
-        </w:rPr>
-      </w:pPr>
-      <w:r>
-        <w:rPr>
-          <w:rFonts w:ascii="微软雅黑" w:eastAsia="微软雅黑" w:hAnsi="微软雅黑" w:hint="eastAsia"/>
-          <w:sz w:val="24"/>
-          <w:szCs w:val="24"/>
-        </w:rPr>
-        <w:t>epoch：每个leader都有自己的纪元</w:t>
-      </w:r>
-    </w:p>
-    <w:p>
-      <w:pPr>
-        <w:pStyle w:val="a4"/>
-        <w:snapToGrid w:val="0"/>
-        <w:ind w:left="420" w:firstLineChars="0" w:firstLine="0"/>
-        <w:rPr>
-          <w:rFonts w:ascii="微软雅黑" w:eastAsia="微软雅黑" w:hAnsi="微软雅黑"/>
-          <w:sz w:val="24"/>
-          <w:szCs w:val="24"/>
-        </w:rPr>
-      </w:pPr>
-      <w:r>
-        <w:rPr>
-          <w:rFonts w:ascii="微软雅黑" w:eastAsia="微软雅黑" w:hAnsi="微软雅黑" w:hint="eastAsia"/>
-          <w:sz w:val="24"/>
-          <w:szCs w:val="24"/>
-        </w:rPr>
-        <w:t>xid：依次递增的事务id</w:t>
-      </w:r>
-    </w:p>
-    <w:p>
-      <w:pPr>
-        <w:pStyle w:val="a4"/>
-        <w:snapToGrid w:val="0"/>
-        <w:ind w:left="420" w:firstLineChars="0" w:firstLine="0"/>
-        <w:rPr>
-          <w:rFonts w:ascii="微软雅黑" w:eastAsia="微软雅黑" w:hAnsi="微软雅黑"/>
-          <w:sz w:val="24"/>
-          <w:szCs w:val="24"/>
-        </w:rPr>
-      </w:pPr>
-    </w:p>
-    <w:p>
-      <w:pPr>
-        <w:pStyle w:val="a4"/>
-        <w:snapToGrid w:val="0"/>
-        <w:ind w:left="420" w:firstLineChars="0" w:firstLine="0"/>
-        <w:rPr>
-          <w:rFonts w:ascii="微软雅黑" w:eastAsia="微软雅黑" w:hAnsi="微软雅黑"/>
-          <w:sz w:val="24"/>
-          <w:szCs w:val="24"/>
-        </w:rPr>
-      </w:pPr>
-      <w:r>
-        <w:rPr>
-          <w:rFonts w:ascii="微软雅黑" w:eastAsia="微软雅黑" w:hAnsi="微软雅黑" w:hint="eastAsia"/>
-          <w:sz w:val="24"/>
-          <w:szCs w:val="24"/>
-        </w:rPr>
-        <w:t>使用方式：</w:t>
-      </w:r>
-    </w:p>
-    <w:p>
-      <w:pPr>
-        <w:pStyle w:val="a4"/>
-        <w:snapToGrid w:val="0"/>
-        <w:ind w:left="420" w:firstLineChars="0" w:firstLine="0"/>
-        <w:rPr>
-          <w:rFonts w:ascii="微软雅黑" w:eastAsia="微软雅黑" w:hAnsi="微软雅黑"/>
-          <w:sz w:val="24"/>
-          <w:szCs w:val="24"/>
-        </w:rPr>
-      </w:pPr>
-      <w:r>
-        <w:rPr>
-          <w:rFonts w:ascii="微软雅黑" w:eastAsia="微软雅黑" w:hAnsi="微软雅黑" w:hint="eastAsia"/>
-          <w:sz w:val="24"/>
-          <w:szCs w:val="24"/>
-        </w:rPr>
-        <w:t xml:space="preserve"> 在广播模式中，leader会生成一个zxid和写请求一并发送给Follower，follower本地也有自己的zxid，如果leader的zxid &gt; follower，follower将leader.zxid写入本地日志中，返回ack应答，否则拒绝响应。</w:t>
-      </w:r>
-    </w:p>
-    <w:p>
-      <w:pPr>
-        <w:pStyle w:val="a4"/>
-        <w:snapToGrid w:val="0"/>
-        <w:ind w:left="420" w:firstLineChars="0" w:firstLine="0"/>
-        <w:rPr>
-          <w:rFonts w:ascii="微软雅黑" w:eastAsia="微软雅黑" w:hAnsi="微软雅黑"/>
-          <w:sz w:val="24"/>
-          <w:szCs w:val="24"/>
-        </w:rPr>
-      </w:pPr>
-    </w:p>
-    <w:p>
-      <w:pPr>
-        <w:pStyle w:val="3"/>
-      </w:pPr>
-      <w:r>
-        <w:rPr>
-          <w:rFonts w:hint="eastAsia"/>
-        </w:rPr>
-        <w:t>4</w:t>
-      </w:r>
-      <w:r>
-        <w:rPr>
-          <w:rFonts w:hint="eastAsia"/>
-        </w:rPr>
-        <w:t xml:space="preserve">.1 </w:t>
-      </w:r>
-      <w:r>
-        <w:rPr>
-          <w:rFonts w:hint="eastAsia"/>
-        </w:rPr>
-        <w:t>选举机制</w:t>
-      </w:r>
-    </w:p>
-    <w:p>
-      <w:pPr>
-        <w:pStyle w:val="a7"/>
-        <w:shd w:val="clear" w:color="auto" w:fill="FFFFFF"/>
-        <w:spacing w:before="0" w:beforeAutospacing="0" w:after="240" w:afterAutospacing="0" w:line="390" w:lineRule="atLeast"/>
-        <w:rPr>
-          <w:rFonts w:ascii="微软雅黑" w:eastAsia="微软雅黑" w:hAnsi="微软雅黑"/>
-          <w:color w:val="4D4D4D"/>
-        </w:rPr>
-      </w:pPr>
-      <w:r>
-        <w:rPr>
-          <w:rStyle w:val="a6"/>
-          <w:rFonts w:ascii="微软雅黑" w:eastAsia="微软雅黑" w:hAnsi="微软雅黑" w:hint="eastAsia"/>
-          <w:color w:val="4D4D4D"/>
-        </w:rPr>
-        <w:t>Server ID： myid(权重越大)</w:t>
-      </w:r>
-      <w:r>
-        <w:rPr>
-          <w:rFonts w:ascii="微软雅黑" w:eastAsia="微软雅黑" w:hAnsi="微软雅黑" w:hint="eastAsia"/>
-          <w:color w:val="4D4D4D"/>
-        </w:rPr>
-        <w:br/>
-      </w:r>
-      <w:r>
-        <w:rPr>
-          <w:rStyle w:val="a6"/>
-          <w:rFonts w:ascii="微软雅黑" w:eastAsia="微软雅黑" w:hAnsi="微软雅黑" w:hint="eastAsia"/>
-          <w:color w:val="4D4D4D"/>
-        </w:rPr>
-        <w:t>Zxid：数据ID(先一数据低进行选择)</w:t>
-      </w:r>
-    </w:p>
-    <w:p>
-      <w:pPr>
-        <w:snapToGrid w:val="0"/>
-        <w:rPr>
-          <w:rFonts w:ascii="微软雅黑" w:eastAsia="微软雅黑" w:hAnsi="微软雅黑"/>
-          <w:b/>
-          <w:sz w:val="24"/>
-          <w:szCs w:val="24"/>
-        </w:rPr>
-      </w:pPr>
-      <w:r>
-        <w:rPr>
-          <w:rFonts w:ascii="微软雅黑" w:eastAsia="微软雅黑" w:hAnsi="微软雅黑" w:hint="eastAsia"/>
-          <w:b/>
-          <w:sz w:val="24"/>
-          <w:szCs w:val="24"/>
-        </w:rPr>
-        <w:t>半数机制（</w:t>
-      </w:r>
-      <w:hyperlink w:anchor="_六、ZAB协议" w:history="1">
-        <w:r>
-          <w:rPr>
-            <w:rStyle w:val="a8"/>
-            <w:rFonts w:ascii="微软雅黑" w:eastAsia="微软雅黑" w:hAnsi="微软雅黑" w:hint="eastAsia"/>
-            <w:b/>
-            <w:sz w:val="24"/>
-            <w:szCs w:val="24"/>
-          </w:rPr>
-          <w:t>ZAB</w:t>
-        </w:r>
-      </w:hyperlink>
-      <w:r>
-        <w:rPr>
-          <w:rFonts w:ascii="微软雅黑" w:eastAsia="微软雅黑" w:hAnsi="微软雅黑" w:hint="eastAsia"/>
-          <w:b/>
-          <w:sz w:val="24"/>
-          <w:szCs w:val="24"/>
-        </w:rPr>
-        <w:t>）：</w:t>
-      </w:r>
-    </w:p>
-    <w:p>
-      <w:pPr>
-        <w:snapToGrid w:val="0"/>
-        <w:ind w:firstLineChars="100" w:firstLine="240"/>
-        <w:rPr>
-          <w:rFonts w:ascii="微软雅黑" w:eastAsia="微软雅黑" w:hAnsi="微软雅黑"/>
-          <w:sz w:val="24"/>
-          <w:szCs w:val="24"/>
-        </w:rPr>
-      </w:pPr>
-      <w:r>
-        <w:rPr>
-          <w:rFonts w:ascii="微软雅黑" w:eastAsia="微软雅黑" w:hAnsi="微软雅黑" w:hint="eastAsia"/>
-          <w:sz w:val="24"/>
-          <w:szCs w:val="24"/>
-        </w:rPr>
-        <w:lastRenderedPageBreak/>
-        <w:t>集群中半数以上机器存活，集群可用。所以zookeeper</w:t>
-      </w:r>
-      <w:r>
-        <w:rPr>
-          <w:rFonts w:ascii="微软雅黑" w:eastAsia="微软雅黑" w:hAnsi="微软雅黑" w:hint="eastAsia"/>
-          <w:sz w:val="24"/>
-          <w:szCs w:val="24"/>
-        </w:rPr>
-        <w:t>适合装在奇数台机器</w:t>
-      </w:r>
-      <w:r>
-        <w:rPr>
-          <w:rFonts w:ascii="微软雅黑" w:eastAsia="微软雅黑" w:hAnsi="微软雅黑" w:hint="eastAsia"/>
-          <w:sz w:val="24"/>
-          <w:szCs w:val="24"/>
-        </w:rPr>
-        <w:t>上</w:t>
-      </w:r>
-      <w:r>
-        <w:rPr>
-          <w:rFonts w:ascii="微软雅黑" w:eastAsia="微软雅黑" w:hAnsi="微软雅黑" w:hint="eastAsia"/>
-          <w:sz w:val="24"/>
-          <w:szCs w:val="24"/>
-        </w:rPr>
-        <w:t>。</w:t>
-      </w:r>
-    </w:p>
-    <w:p>
-      <w:pPr>
-        <w:snapToGrid w:val="0"/>
-        <w:rPr>
-          <w:rFonts w:ascii="微软雅黑" w:eastAsia="微软雅黑" w:hAnsi="微软雅黑"/>
-          <w:sz w:val="24"/>
-          <w:szCs w:val="24"/>
-        </w:rPr>
-      </w:pPr>
-      <w:r>
-        <w:rPr>
-          <w:rFonts w:ascii="微软雅黑" w:eastAsia="微软雅黑" w:hAnsi="微软雅黑" w:hint="eastAsia"/>
-          <w:sz w:val="24"/>
-          <w:szCs w:val="24"/>
-        </w:rPr>
-        <w:t>Leader是通过内部的选举机制临时产生的。</w:t>
-      </w:r>
-    </w:p>
-    <w:p>
-      <w:pPr>
-        <w:snapToGrid w:val="0"/>
-        <w:rPr>
-          <w:rFonts w:ascii="微软雅黑" w:eastAsia="微软雅黑" w:hAnsi="微软雅黑"/>
-          <w:sz w:val="24"/>
-          <w:szCs w:val="24"/>
-        </w:rPr>
-      </w:pPr>
-      <w:r>
-        <w:rPr>
-          <w:rFonts w:ascii="微软雅黑" w:eastAsia="微软雅黑" w:hAnsi="微软雅黑" w:hint="eastAsia"/>
-          <w:sz w:val="24"/>
-          <w:szCs w:val="24"/>
-        </w:rPr>
-        <w:t>以一个简单的例子来说明整个选举的过程。</w:t>
-      </w:r>
-    </w:p>
-    <w:p>
-      <w:pPr>
-        <w:snapToGrid w:val="0"/>
-        <w:ind w:firstLine="420"/>
-        <w:rPr>
-          <w:rFonts w:ascii="微软雅黑" w:eastAsia="微软雅黑" w:hAnsi="微软雅黑"/>
-          <w:sz w:val="24"/>
-          <w:szCs w:val="24"/>
-        </w:rPr>
-      </w:pPr>
-      <w:r>
-        <w:rPr>
-          <w:rFonts w:ascii="微软雅黑" w:eastAsia="微软雅黑" w:hAnsi="微软雅黑" w:hint="eastAsia"/>
-          <w:sz w:val="24"/>
-          <w:szCs w:val="24"/>
-        </w:rPr>
-        <w:t>假设有五台服务器组成的zookeeper集群，它们的</w:t>
-      </w:r>
-      <w:r>
-        <w:rPr>
-          <w:rFonts w:ascii="微软雅黑" w:eastAsia="微软雅黑" w:hAnsi="微软雅黑" w:hint="eastAsia"/>
-          <w:sz w:val="24"/>
-          <w:szCs w:val="24"/>
-        </w:rPr>
-        <w:t>my</w:t>
-      </w:r>
-      <w:r>
-        <w:rPr>
-          <w:rFonts w:ascii="微软雅黑" w:eastAsia="微软雅黑" w:hAnsi="微软雅黑" w:hint="eastAsia"/>
-          <w:sz w:val="24"/>
-          <w:szCs w:val="24"/>
-        </w:rPr>
-        <w:t>id从1-5，同时它们都是最新启动的，也就是没有历史数据，在存放数据量这一点上，都是一样的。假设这些服务器依序启动，来看看会发生什么。</w:t>
-      </w:r>
-    </w:p>
-    <w:p>
-      <w:pPr>
-        <w:snapToGrid w:val="0"/>
-        <w:ind w:firstLine="420"/>
-        <w:rPr>
-          <w:rFonts w:ascii="微软雅黑" w:eastAsia="微软雅黑" w:hAnsi="微软雅黑"/>
-          <w:sz w:val="24"/>
-          <w:szCs w:val="24"/>
-        </w:rPr>
-      </w:pPr>
-      <w:r>
-        <w:rPr>
-          <w:rFonts w:ascii="微软雅黑" w:eastAsia="微软雅黑" w:hAnsi="微软雅黑" w:cs="宋体" w:hint="eastAsia"/>
-          <w:kern w:val="0"/>
-          <w:sz w:val="27"/>
-          <w:szCs w:val="27"/>
-        </w:rPr>
-        <w:t>(</w:t>
-      </w:r>
-      <w:r>
-        <w:rPr>
-          <w:rFonts w:ascii="微软雅黑" w:eastAsia="微软雅黑" w:hAnsi="微软雅黑" w:hint="eastAsia"/>
-          <w:sz w:val="24"/>
-          <w:szCs w:val="24"/>
-        </w:rPr>
-        <w:t>1)服务器1启动，此时只有它一台服务器启动了，它发出去的报没有任何响应，所以它的选举状态一直是LOOKING状态。</w:t>
-      </w:r>
-    </w:p>
-    <w:p>
-      <w:pPr>
-        <w:snapToGrid w:val="0"/>
-        <w:ind w:firstLine="420"/>
-        <w:rPr>
-          <w:rFonts w:ascii="微软雅黑" w:eastAsia="微软雅黑" w:hAnsi="微软雅黑"/>
-          <w:sz w:val="24"/>
-          <w:szCs w:val="24"/>
-        </w:rPr>
-      </w:pPr>
-      <w:r>
-        <w:rPr>
-          <w:rFonts w:ascii="微软雅黑" w:eastAsia="微软雅黑" w:hAnsi="微软雅黑" w:hint="eastAsia"/>
-          <w:sz w:val="24"/>
-          <w:szCs w:val="24"/>
-        </w:rPr>
-        <w:t>(2)服务器2启动，它与最开始启动的服务器1进行通信，互相交换自己的选举结果，由于两者都没有历史数据，所以id值较大的服务器2胜出，但是由于没有达到超过半数以上的服务器都同意选举它(这个例子中的半数以上是3)，所以服务器1、2还是继续保持LOOKING状态。</w:t>
-      </w:r>
-    </w:p>
-    <w:p>
-      <w:pPr>
-        <w:snapToGrid w:val="0"/>
-        <w:ind w:firstLine="420"/>
-        <w:rPr>
-          <w:rFonts w:ascii="微软雅黑" w:eastAsia="微软雅黑" w:hAnsi="微软雅黑"/>
-          <w:sz w:val="24"/>
-          <w:szCs w:val="24"/>
-        </w:rPr>
-      </w:pPr>
-      <w:r>
-        <w:rPr>
-          <w:rFonts w:ascii="微软雅黑" w:eastAsia="微软雅黑" w:hAnsi="微软雅黑" w:hint="eastAsia"/>
-          <w:sz w:val="24"/>
-          <w:szCs w:val="24"/>
-        </w:rPr>
-        <w:t>(3)服务器3启动，根据前面的理论分析，服务器3成为服务器1、2、3中的老大，而与上面不同的是，此时有三台服务器选举了它，所以它成为了这次选举的leader。</w:t>
-      </w:r>
-    </w:p>
-    <w:p>
-      <w:pPr>
-        <w:snapToGrid w:val="0"/>
-        <w:ind w:firstLine="420"/>
-        <w:rPr>
-          <w:rFonts w:ascii="微软雅黑" w:eastAsia="微软雅黑" w:hAnsi="微软雅黑"/>
-          <w:sz w:val="24"/>
-          <w:szCs w:val="24"/>
-        </w:rPr>
-      </w:pPr>
-      <w:r>
-        <w:rPr>
-          <w:rFonts w:ascii="微软雅黑" w:eastAsia="微软雅黑" w:hAnsi="微软雅黑" w:hint="eastAsia"/>
-          <w:sz w:val="24"/>
-          <w:szCs w:val="24"/>
-        </w:rPr>
-        <w:t>(4)服务器4启动，根据前面的分析，理论上服务器4应该是服务器1、2、3、4中最大的，但是由于前面已经有半数以上的服务器选举了服务器3，所以它只能接收当小弟的命了。</w:t>
-      </w:r>
-    </w:p>
-    <w:p>
-      <w:pPr>
-        <w:snapToGrid w:val="0"/>
-        <w:ind w:firstLine="420"/>
-        <w:rPr>
-          <w:rFonts w:ascii="微软雅黑" w:eastAsia="微软雅黑" w:hAnsi="微软雅黑"/>
-          <w:sz w:val="24"/>
-          <w:szCs w:val="24"/>
-        </w:rPr>
-      </w:pPr>
-      <w:r>
-        <w:rPr>
-          <w:rFonts w:ascii="微软雅黑" w:eastAsia="微软雅黑" w:hAnsi="微软雅黑" w:hint="eastAsia"/>
-          <w:sz w:val="24"/>
-          <w:szCs w:val="24"/>
-        </w:rPr>
-        <w:t>(5)服务器5启动，同4一样当小弟。</w:t>
-      </w:r>
-    </w:p>
-    <w:p>
-      <w:pPr>
-        <w:pStyle w:val="3"/>
-      </w:pPr>
-      <w:r>
-        <w:rPr>
-          <w:rFonts w:hint="eastAsia"/>
-        </w:rPr>
-        <w:t>4.2 Znode</w:t>
-      </w:r>
-      <w:r>
-        <w:rPr>
-          <w:rFonts w:hint="eastAsia"/>
-        </w:rPr>
-        <w:t>节点类型</w:t>
-      </w:r>
-    </w:p>
-    <w:p>
-      <w:pPr>
-        <w:snapToGrid w:val="0"/>
-        <w:ind w:firstLine="420"/>
-        <w:rPr>
-          <w:rFonts w:ascii="微软雅黑" w:eastAsia="微软雅黑" w:hAnsi="微软雅黑"/>
-          <w:sz w:val="24"/>
-          <w:szCs w:val="24"/>
-        </w:rPr>
-      </w:pPr>
-      <w:r>
-        <w:rPr>
-          <w:rFonts w:ascii="微软雅黑" w:eastAsia="微软雅黑" w:hAnsi="微软雅黑" w:hint="eastAsia"/>
-          <w:sz w:val="24"/>
-          <w:szCs w:val="24"/>
-        </w:rPr>
-        <w:t>Znode = path + nodeValue + Stat</w:t>
-      </w:r>
-    </w:p>
-    <w:p>
-      <w:pPr>
-        <w:snapToGrid w:val="0"/>
-        <w:ind w:firstLine="420"/>
+          <w:sz w:val="24"/>
+          <w:szCs w:val="24"/>
+        </w:rPr>
+        <w:t>消息发送方式</w:t>
+      </w:r>
+      <w:r>
+        <w:rPr>
+          <w:rFonts w:ascii="微软雅黑" w:eastAsia="微软雅黑" w:hAnsi="微软雅黑" w:hint="eastAsia"/>
+          <w:sz w:val="24"/>
+          <w:szCs w:val="24"/>
+        </w:rPr>
+        <w:t>：</w:t>
+      </w:r>
+    </w:p>
+    <w:p>
+      <w:pPr>
+        <w:snapToGrid w:val="0"/>
+        <w:rPr>
+          <w:rFonts w:ascii="微软雅黑" w:eastAsia="微软雅黑" w:hAnsi="微软雅黑"/>
+          <w:sz w:val="24"/>
+          <w:szCs w:val="24"/>
+        </w:rPr>
+      </w:pPr>
+      <w:bookmarkStart w:id="1" w:name="_GoBack"/>
+      <w:r>
+        <w:rPr>
+          <w:rFonts w:ascii="微软雅黑" w:eastAsia="微软雅黑" w:hAnsi="微软雅黑" w:hint="eastAsia"/>
+          <w:sz w:val="24"/>
+          <w:szCs w:val="24"/>
+        </w:rPr>
+        <w:t xml:space="preserve">  product.type  sync（默认同步）、async（异步） </w:t>
+      </w:r>
+    </w:p>
+    <w:bookmarkEnd w:id="1"/>
+    <w:p>
+      <w:pPr>
+        <w:snapToGrid w:val="0"/>
+        <w:rPr>
+          <w:rFonts w:ascii="微软雅黑" w:eastAsia="微软雅黑" w:hAnsi="微软雅黑"/>
+          <w:sz w:val="24"/>
+          <w:szCs w:val="24"/>
+        </w:rPr>
+      </w:pPr>
+      <w:r>
+        <w:rPr>
+          <w:rFonts w:ascii="微软雅黑" w:eastAsia="微软雅黑" w:hAnsi="微软雅黑" w:hint="eastAsia"/>
+          <w:sz w:val="24"/>
+          <w:szCs w:val="24"/>
+        </w:rPr>
+        <w:t xml:space="preserve">  request.requires.acks 消息确认</w:t>
+      </w:r>
+    </w:p>
+    <w:p>
+      <w:pPr>
+        <w:snapToGrid w:val="0"/>
         <w:rPr>
           <w:rFonts w:ascii="微软雅黑" w:eastAsia="微软雅黑" w:hAnsi="微软雅黑"/>
           <w:sz w:val="24"/>
@@ -3671,10 +2391,10 @@
           <w:noProof/>
         </w:rPr>
         <w:drawing>
-          <wp:inline distT="0" distB="0" distL="0" distR="0" wp14:anchorId="042E6BD9" wp14:editId="03EC1D4E">
-            <wp:extent cx="5274310" cy="2353740"/>
-            <wp:effectExtent l="0" t="0" r="2540" b="8890"/>
-            <wp:docPr id="11" name="图片 11" descr="https://imgconvert.csdnimg.cn/aHR0cHM6Ly91cGxvYWQtaW1hZ2VzLmppYW5zaHUuaW8vdXBsb2FkX2ltYWdlcy80MzkxNDA3LTBhOWI4MjMzZTI3OGZiNzMucG5n?x-oss-process=image/format,png"/>
+          <wp:inline distT="0" distB="0" distL="0" distR="0" wp14:anchorId="66B275A8" wp14:editId="67588B51">
+            <wp:extent cx="2330506" cy="2602335"/>
+            <wp:effectExtent l="0" t="0" r="0" b="7620"/>
+            <wp:docPr id="1" name="图片 1"/>
             <wp:cNvGraphicFramePr>
               <a:graphicFrameLocks xmlns:a="http://schemas.openxmlformats.org/drawingml/2006/main" noChangeAspect="1"/>
             </wp:cNvGraphicFramePr>
@@ -3682,36 +2402,23 @@
               <a:graphicData uri="http://schemas.openxmlformats.org/drawingml/2006/picture">
                 <pic:pic xmlns:pic="http://schemas.openxmlformats.org/drawingml/2006/picture">
                   <pic:nvPicPr>
-                    <pic:cNvPr id="0" name="Picture 1" descr="https://imgconvert.csdnimg.cn/aHR0cHM6Ly91cGxvYWQtaW1hZ2VzLmppYW5zaHUuaW8vdXBsb2FkX2ltYWdlcy80MzkxNDA3LTBhOWI4MjMzZTI3OGZiNzMucG5n?x-oss-process=image/format,png"/>
-                    <pic:cNvPicPr>
-                      <a:picLocks noChangeAspect="1" noChangeArrowheads="1"/>
-                    </pic:cNvPicPr>
+                    <pic:cNvPr id="0" name=""/>
+                    <pic:cNvPicPr/>
                   </pic:nvPicPr>
                   <pic:blipFill>
-                    <a:blip r:embed="rId9">
-                      <a:extLst>
-                        <a:ext uri="{28A0092B-C50C-407E-A947-70E740481C1C}">
-                          <a14:useLocalDpi xmlns:a14="http://schemas.microsoft.com/office/drawing/2010/main" val="0"/>
-                        </a:ext>
-                      </a:extLst>
-                    </a:blip>
-                    <a:srcRect/>
+                    <a:blip r:embed="rId9"/>
                     <a:stretch>
                       <a:fillRect/>
                     </a:stretch>
                   </pic:blipFill>
-                  <pic:spPr bwMode="auto">
+                  <pic:spPr>
                     <a:xfrm>
                       <a:off x="0" y="0"/>
-                      <a:ext cx="5274310" cy="2353740"/>
+                      <a:ext cx="2330506" cy="2602335"/>
                     </a:xfrm>
                     <a:prstGeom prst="rect">
                       <a:avLst/>
                     </a:prstGeom>
-                    <a:noFill/>
-                    <a:ln>
-                      <a:noFill/>
-                    </a:ln>
                   </pic:spPr>
                 </pic:pic>
               </a:graphicData>
@@ -3719,190 +2426,15 @@
           </wp:inline>
         </w:drawing>
       </w:r>
-    </w:p>
-    <w:p>
-      <w:pPr>
-        <w:pStyle w:val="3"/>
-      </w:pPr>
-      <w:r>
-        <w:lastRenderedPageBreak/>
-        <w:t>4.3</w:t>
-      </w:r>
-      <w:r>
-        <w:rPr>
-          <w:rFonts w:hint="eastAsia"/>
-        </w:rPr>
-        <w:t xml:space="preserve"> zoo.cfg</w:t>
-      </w:r>
-    </w:p>
-    <w:p>
-      <w:pPr>
-        <w:snapToGrid w:val="0"/>
-        <w:rPr>
-          <w:rFonts w:ascii="微软雅黑" w:eastAsia="微软雅黑" w:hAnsi="微软雅黑"/>
-          <w:sz w:val="24"/>
-          <w:szCs w:val="24"/>
-        </w:rPr>
-      </w:pPr>
-      <w:r>
-        <w:rPr>
-          <w:rFonts w:ascii="微软雅黑" w:eastAsia="微软雅黑" w:hAnsi="微软雅黑" w:hint="eastAsia"/>
-          <w:sz w:val="24"/>
-          <w:szCs w:val="24"/>
-        </w:rPr>
-        <w:t xml:space="preserve">(1) </w:t>
-      </w:r>
-      <w:r>
-        <w:rPr>
-          <w:rFonts w:ascii="微软雅黑" w:eastAsia="微软雅黑" w:hAnsi="微软雅黑" w:hint="eastAsia"/>
-          <w:sz w:val="24"/>
-          <w:szCs w:val="24"/>
-        </w:rPr>
-        <w:t>tickTime 通信心跳时间 session超时时间是两倍tickTime</w:t>
-      </w:r>
-    </w:p>
-    <w:p>
-      <w:pPr>
-        <w:snapToGrid w:val="0"/>
-        <w:rPr>
-          <w:rFonts w:ascii="微软雅黑" w:eastAsia="微软雅黑" w:hAnsi="微软雅黑"/>
-          <w:sz w:val="24"/>
-          <w:szCs w:val="24"/>
-        </w:rPr>
-      </w:pPr>
-      <w:r>
-        <w:rPr>
-          <w:rFonts w:ascii="微软雅黑" w:eastAsia="微软雅黑" w:hAnsi="微软雅黑" w:hint="eastAsia"/>
-          <w:sz w:val="24"/>
-          <w:szCs w:val="24"/>
-        </w:rPr>
-        <w:t>(2) initLimit LF初始通信时限</w:t>
-      </w:r>
-    </w:p>
-    <w:p>
-      <w:pPr>
-        <w:snapToGrid w:val="0"/>
-        <w:rPr>
-          <w:rFonts w:ascii="微软雅黑" w:eastAsia="微软雅黑" w:hAnsi="微软雅黑"/>
-          <w:sz w:val="24"/>
-          <w:szCs w:val="24"/>
-        </w:rPr>
-      </w:pPr>
-      <w:r>
-        <w:rPr>
-          <w:rFonts w:ascii="微软雅黑" w:eastAsia="微软雅黑" w:hAnsi="微软雅黑" w:hint="eastAsia"/>
-          <w:sz w:val="24"/>
-          <w:szCs w:val="24"/>
-        </w:rPr>
-        <w:t xml:space="preserve">   Leader与Follower建立连接的时间</w:t>
-      </w:r>
-    </w:p>
-    <w:p>
-      <w:pPr>
-        <w:snapToGrid w:val="0"/>
-        <w:rPr>
-          <w:rFonts w:ascii="微软雅黑" w:eastAsia="微软雅黑" w:hAnsi="微软雅黑"/>
-          <w:sz w:val="24"/>
-          <w:szCs w:val="24"/>
-        </w:rPr>
-      </w:pPr>
-      <w:r>
-        <w:rPr>
-          <w:rFonts w:ascii="微软雅黑" w:eastAsia="微软雅黑" w:hAnsi="微软雅黑" w:hint="eastAsia"/>
-          <w:sz w:val="24"/>
-          <w:szCs w:val="24"/>
-        </w:rPr>
-        <w:t>(3) syncLimit LF同步通信时限</w:t>
-      </w:r>
-    </w:p>
-    <w:p>
-      <w:pPr>
-        <w:snapToGrid w:val="0"/>
-        <w:rPr>
-          <w:rFonts w:ascii="微软雅黑" w:eastAsia="微软雅黑" w:hAnsi="微软雅黑"/>
-          <w:sz w:val="24"/>
-          <w:szCs w:val="24"/>
-        </w:rPr>
-      </w:pPr>
-      <w:r>
-        <w:rPr>
-          <w:rFonts w:ascii="微软雅黑" w:eastAsia="微软雅黑" w:hAnsi="微软雅黑" w:hint="eastAsia"/>
-          <w:sz w:val="24"/>
-          <w:szCs w:val="24"/>
-        </w:rPr>
-        <w:t xml:space="preserve">   Leader与Follower之间的最大响应时间</w:t>
-      </w:r>
-    </w:p>
-    <w:p>
-      <w:pPr>
-        <w:snapToGrid w:val="0"/>
-        <w:rPr>
-          <w:rFonts w:ascii="微软雅黑" w:eastAsia="微软雅黑" w:hAnsi="微软雅黑"/>
-          <w:sz w:val="24"/>
-          <w:szCs w:val="24"/>
-        </w:rPr>
-      </w:pPr>
-      <w:r>
-        <w:rPr>
-          <w:rFonts w:ascii="微软雅黑" w:eastAsia="微软雅黑" w:hAnsi="微软雅黑" w:hint="eastAsia"/>
-          <w:sz w:val="24"/>
-          <w:szCs w:val="24"/>
-        </w:rPr>
-        <w:t>(4) dataDir 数据存储目录</w:t>
-      </w:r>
-    </w:p>
-    <w:p>
-      <w:pPr>
-        <w:snapToGrid w:val="0"/>
-        <w:rPr>
-          <w:rFonts w:ascii="微软雅黑" w:eastAsia="微软雅黑" w:hAnsi="微软雅黑"/>
-          <w:sz w:val="24"/>
-          <w:szCs w:val="24"/>
-        </w:rPr>
-      </w:pPr>
-      <w:r>
-        <w:rPr>
-          <w:rFonts w:ascii="微软雅黑" w:eastAsia="微软雅黑" w:hAnsi="微软雅黑" w:hint="eastAsia"/>
-          <w:sz w:val="24"/>
-          <w:szCs w:val="24"/>
-        </w:rPr>
-        <w:t>(5) clientPort 客户端连接zookeeper端口，默认是2181</w:t>
-      </w:r>
-    </w:p>
-    <w:p/>
-    <w:p>
-      <w:pPr>
-        <w:pStyle w:val="3"/>
-      </w:pPr>
-      <w:r>
-        <w:rPr>
-          <w:rFonts w:hint="eastAsia"/>
-        </w:rPr>
-        <w:t>4.4</w:t>
-      </w:r>
-      <w:r>
-        <w:rPr>
-          <w:rFonts w:hint="eastAsia"/>
-        </w:rPr>
-        <w:t xml:space="preserve"> Stat</w:t>
-      </w:r>
-      <w:r>
-        <w:rPr>
-          <w:rFonts w:hint="eastAsia"/>
-        </w:rPr>
-        <w:t>结构体</w:t>
-      </w:r>
-    </w:p>
-    <w:p>
       <w:r>
         <w:rPr>
           <w:noProof/>
         </w:rPr>
         <w:drawing>
-          <wp:inline distT="0" distB="0" distL="0" distR="0" wp14:anchorId="142CF907" wp14:editId="1C5A4428">
-            <wp:extent cx="5274310" cy="3104151"/>
-            <wp:effectExtent l="0" t="0" r="2540" b="1270"/>
-            <wp:docPr id="12" name="图片 12"/>
+          <wp:inline distT="0" distB="0" distL="0" distR="0" wp14:anchorId="4AE581BC" wp14:editId="61AEE4EF">
+            <wp:extent cx="2799844" cy="1857741"/>
+            <wp:effectExtent l="0" t="0" r="635" b="9525"/>
+            <wp:docPr id="2" name="图片 2"/>
             <wp:cNvGraphicFramePr>
               <a:graphicFrameLocks xmlns:a="http://schemas.openxmlformats.org/drawingml/2006/main" noChangeAspect="1"/>
             </wp:cNvGraphicFramePr>
@@ -3922,453 +2454,6 @@
                   <pic:spPr>
                     <a:xfrm>
                       <a:off x="0" y="0"/>
-                      <a:ext cx="5274310" cy="3104151"/>
-                    </a:xfrm>
-                    <a:prstGeom prst="rect">
-                      <a:avLst/>
-                    </a:prstGeom>
-                  </pic:spPr>
-                </pic:pic>
-              </a:graphicData>
-            </a:graphic>
-          </wp:inline>
-        </w:drawing>
-      </w:r>
-    </w:p>
-    <w:p>
-      <w:pPr>
-        <w:pStyle w:val="3"/>
-      </w:pPr>
-      <w:r>
-        <w:rPr>
-          <w:rFonts w:hint="eastAsia"/>
-        </w:rPr>
-        <w:t>4.5</w:t>
-      </w:r>
-      <w:r>
-        <w:rPr>
-          <w:rFonts w:hint="eastAsia"/>
-        </w:rPr>
-        <w:t xml:space="preserve"> </w:t>
-      </w:r>
-      <w:r>
-        <w:rPr>
-          <w:rFonts w:hint="eastAsia"/>
-        </w:rPr>
-        <w:t>监听器原理</w:t>
-      </w:r>
-    </w:p>
-    <w:p>
-      <w:pPr>
-        <w:snapToGrid w:val="0"/>
-        <w:ind w:firstLine="420"/>
-        <w:rPr>
-          <w:rFonts w:ascii="微软雅黑" w:eastAsia="微软雅黑" w:hAnsi="微软雅黑"/>
-          <w:sz w:val="24"/>
-          <w:szCs w:val="24"/>
-        </w:rPr>
-      </w:pPr>
-      <w:r>
-        <w:rPr>
-          <w:rFonts w:ascii="微软雅黑" w:eastAsia="微软雅黑" w:hAnsi="微软雅黑" w:hint="eastAsia"/>
-          <w:color w:val="FF0000"/>
-          <w:sz w:val="24"/>
-          <w:szCs w:val="24"/>
-        </w:rPr>
-        <w:t>一次触发</w:t>
-      </w:r>
-      <w:r>
-        <w:rPr>
-          <w:rFonts w:ascii="微软雅黑" w:eastAsia="微软雅黑" w:hAnsi="微软雅黑" w:hint="eastAsia"/>
-          <w:color w:val="FF0000"/>
-          <w:sz w:val="24"/>
-          <w:szCs w:val="24"/>
-        </w:rPr>
-        <w:t>：</w:t>
-      </w:r>
-      <w:r>
-        <w:rPr>
-          <w:rFonts w:ascii="微软雅黑" w:eastAsia="微软雅黑" w:hAnsi="微软雅黑" w:hint="eastAsia"/>
-          <w:sz w:val="24"/>
-          <w:szCs w:val="24"/>
-        </w:rPr>
-        <w:t>数据发生改变后，watch只会监听一次，当数据再次改变时，需要创建新的watch去监听此次改变事件</w:t>
-      </w:r>
-    </w:p>
-    <w:p>
-      <w:pPr>
-        <w:snapToGrid w:val="0"/>
-        <w:ind w:firstLine="420"/>
-        <w:rPr>
-          <w:color w:val="FF0000"/>
-        </w:rPr>
-      </w:pPr>
-      <w:r>
-        <w:rPr>
-          <w:rFonts w:ascii="微软雅黑" w:eastAsia="微软雅黑" w:hAnsi="微软雅黑" w:hint="eastAsia"/>
-          <w:color w:val="FF0000"/>
-          <w:sz w:val="24"/>
-          <w:szCs w:val="24"/>
-        </w:rPr>
-        <w:t>数据观察和子节点观察</w:t>
-      </w:r>
-    </w:p>
-    <w:p>
-      <w:pPr>
-        <w:snapToGrid w:val="0"/>
-        <w:ind w:firstLine="420"/>
-        <w:rPr>
-          <w:rFonts w:ascii="微软雅黑" w:eastAsia="微软雅黑" w:hAnsi="微软雅黑"/>
-          <w:sz w:val="24"/>
-          <w:szCs w:val="24"/>
-        </w:rPr>
-      </w:pPr>
-      <w:r>
-        <w:rPr>
-          <w:rFonts w:ascii="微软雅黑" w:eastAsia="微软雅黑" w:hAnsi="微软雅黑" w:hint="eastAsia"/>
-          <w:sz w:val="24"/>
-          <w:szCs w:val="24"/>
-        </w:rPr>
-        <w:t>(1) 首先要有一个main()线程</w:t>
-      </w:r>
-    </w:p>
-    <w:p>
-      <w:pPr>
-        <w:snapToGrid w:val="0"/>
-        <w:ind w:firstLine="420"/>
-        <w:rPr>
-          <w:rFonts w:ascii="微软雅黑" w:eastAsia="微软雅黑" w:hAnsi="微软雅黑"/>
-          <w:sz w:val="24"/>
-          <w:szCs w:val="24"/>
-        </w:rPr>
-      </w:pPr>
-      <w:r>
-        <w:rPr>
-          <w:rFonts w:ascii="微软雅黑" w:eastAsia="微软雅黑" w:hAnsi="微软雅黑" w:hint="eastAsia"/>
-          <w:sz w:val="24"/>
-          <w:szCs w:val="24"/>
-        </w:rPr>
-        <w:t>(2) 在main线程中创建ZK客户端，这是会创建两个线程，一个负责网络连接通信(connect),一个负责监听(listener)</w:t>
-      </w:r>
-    </w:p>
-    <w:p>
-      <w:pPr>
-        <w:snapToGrid w:val="0"/>
-        <w:ind w:firstLine="420"/>
-        <w:rPr>
-          <w:rFonts w:ascii="微软雅黑" w:eastAsia="微软雅黑" w:hAnsi="微软雅黑"/>
-          <w:sz w:val="24"/>
-          <w:szCs w:val="24"/>
-        </w:rPr>
-      </w:pPr>
-      <w:r>
-        <w:rPr>
-          <w:rFonts w:ascii="微软雅黑" w:eastAsia="微软雅黑" w:hAnsi="微软雅黑" w:hint="eastAsia"/>
-          <w:sz w:val="24"/>
-          <w:szCs w:val="24"/>
-        </w:rPr>
-        <w:lastRenderedPageBreak/>
-        <w:t>(3) 通过connect线程将注册的监听事件发送给ZK</w:t>
-      </w:r>
-    </w:p>
-    <w:p>
-      <w:pPr>
-        <w:snapToGrid w:val="0"/>
-        <w:ind w:firstLine="420"/>
-        <w:rPr>
-          <w:rFonts w:ascii="微软雅黑" w:eastAsia="微软雅黑" w:hAnsi="微软雅黑"/>
-          <w:sz w:val="24"/>
-          <w:szCs w:val="24"/>
-        </w:rPr>
-      </w:pPr>
-      <w:r>
-        <w:rPr>
-          <w:rFonts w:ascii="微软雅黑" w:eastAsia="微软雅黑" w:hAnsi="微软雅黑" w:hint="eastAsia"/>
-          <w:sz w:val="24"/>
-          <w:szCs w:val="24"/>
-        </w:rPr>
-        <w:t>(4) 在ZK的注册监听器列表中将注册的监听事件添加到列表中</w:t>
-      </w:r>
-    </w:p>
-    <w:p>
-      <w:pPr>
-        <w:snapToGrid w:val="0"/>
-        <w:ind w:firstLine="420"/>
-        <w:rPr>
-          <w:rFonts w:ascii="微软雅黑" w:eastAsia="微软雅黑" w:hAnsi="微软雅黑"/>
-          <w:sz w:val="24"/>
-          <w:szCs w:val="24"/>
-        </w:rPr>
-      </w:pPr>
-      <w:r>
-        <w:rPr>
-          <w:rFonts w:ascii="微软雅黑" w:eastAsia="微软雅黑" w:hAnsi="微软雅黑" w:hint="eastAsia"/>
-          <w:sz w:val="24"/>
-          <w:szCs w:val="24"/>
-        </w:rPr>
-        <w:t>(5) ZK监听到有数据或路径发生变化时，就会将这个消息发送给listener线程</w:t>
-      </w:r>
-    </w:p>
-    <w:p>
-      <w:pPr>
-        <w:snapToGrid w:val="0"/>
-        <w:ind w:firstLine="420"/>
-        <w:rPr>
-          <w:rFonts w:ascii="微软雅黑" w:eastAsia="微软雅黑" w:hAnsi="微软雅黑"/>
-          <w:sz w:val="24"/>
-          <w:szCs w:val="24"/>
-        </w:rPr>
-      </w:pPr>
-      <w:r>
-        <w:rPr>
-          <w:rFonts w:ascii="微软雅黑" w:eastAsia="微软雅黑" w:hAnsi="微软雅黑" w:hint="eastAsia"/>
-          <w:sz w:val="24"/>
-          <w:szCs w:val="24"/>
-        </w:rPr>
-        <w:t>(6) Listener线程内部调用process()方法</w:t>
-      </w:r>
-    </w:p>
-    <w:p>
-      <w:r>
-        <w:rPr>
-          <w:noProof/>
-        </w:rPr>
-        <w:drawing>
-          <wp:inline distT="0" distB="0" distL="0" distR="0" wp14:anchorId="4DF5785D" wp14:editId="5D176CB6">
-            <wp:extent cx="5274310" cy="2963781"/>
-            <wp:effectExtent l="0" t="0" r="2540" b="8255"/>
-            <wp:docPr id="13" name="图片 13" descr="监听器原理"/>
-            <wp:cNvGraphicFramePr>
-              <a:graphicFrameLocks xmlns:a="http://schemas.openxmlformats.org/drawingml/2006/main" noChangeAspect="1"/>
-            </wp:cNvGraphicFramePr>
-            <a:graphic xmlns:a="http://schemas.openxmlformats.org/drawingml/2006/main">
-              <a:graphicData uri="http://schemas.openxmlformats.org/drawingml/2006/picture">
-                <pic:pic xmlns:pic="http://schemas.openxmlformats.org/drawingml/2006/picture">
-                  <pic:nvPicPr>
-                    <pic:cNvPr id="0" name="Picture 3" descr="监听器原理"/>
-                    <pic:cNvPicPr>
-                      <a:picLocks noChangeAspect="1" noChangeArrowheads="1"/>
-                    </pic:cNvPicPr>
-                  </pic:nvPicPr>
-                  <pic:blipFill>
-                    <a:blip r:embed="rId11">
-                      <a:extLst>
-                        <a:ext uri="{28A0092B-C50C-407E-A947-70E740481C1C}">
-                          <a14:useLocalDpi xmlns:a14="http://schemas.microsoft.com/office/drawing/2010/main" val="0"/>
-                        </a:ext>
-                      </a:extLst>
-                    </a:blip>
-                    <a:srcRect/>
-                    <a:stretch>
-                      <a:fillRect/>
-                    </a:stretch>
-                  </pic:blipFill>
-                  <pic:spPr bwMode="auto">
-                    <a:xfrm>
-                      <a:off x="0" y="0"/>
-                      <a:ext cx="5274310" cy="2963781"/>
-                    </a:xfrm>
-                    <a:prstGeom prst="rect">
-                      <a:avLst/>
-                    </a:prstGeom>
-                    <a:noFill/>
-                    <a:ln>
-                      <a:noFill/>
-                    </a:ln>
-                  </pic:spPr>
-                </pic:pic>
-              </a:graphicData>
-            </a:graphic>
-          </wp:inline>
-        </w:drawing>
-      </w:r>
-    </w:p>
-    <w:p>
-      <w:pPr>
-        <w:pStyle w:val="1"/>
-        <w:rPr>
-          <w:shd w:val="clear" w:color="auto" w:fill="FFFFFF"/>
-        </w:rPr>
-      </w:pPr>
-      <w:r>
-        <w:rPr>
-          <w:rFonts w:hint="eastAsia"/>
-          <w:shd w:val="clear" w:color="auto" w:fill="FFFFFF"/>
-        </w:rPr>
-        <w:t>八</w:t>
-      </w:r>
-      <w:r>
-        <w:rPr>
-          <w:rFonts w:hint="eastAsia"/>
-          <w:shd w:val="clear" w:color="auto" w:fill="FFFFFF"/>
-        </w:rPr>
-        <w:t>、</w:t>
-      </w:r>
-      <w:r>
-        <w:rPr>
-          <w:rFonts w:hint="eastAsia"/>
-          <w:shd w:val="clear" w:color="auto" w:fill="FFFFFF"/>
-        </w:rPr>
-        <w:t>Kafka</w:t>
-      </w:r>
-    </w:p>
-    <w:p>
-      <w:pPr>
-        <w:pStyle w:val="2"/>
-      </w:pPr>
-      <w:r>
-        <w:rPr>
-          <w:rFonts w:hint="eastAsia"/>
-        </w:rPr>
-        <w:t>1. kafka</w:t>
-      </w:r>
-      <w:r>
-        <w:rPr>
-          <w:rFonts w:hint="eastAsia"/>
-        </w:rPr>
-        <w:t>消息丢失</w:t>
-      </w:r>
-    </w:p>
-    <w:p>
-      <w:pPr>
-        <w:rPr>
-          <w:rFonts w:ascii="微软雅黑" w:eastAsia="微软雅黑" w:hAnsi="微软雅黑"/>
-          <w:sz w:val="24"/>
-          <w:szCs w:val="24"/>
-        </w:rPr>
-      </w:pPr>
-      <w:r>
-        <w:rPr>
-          <w:rFonts w:ascii="微软雅黑" w:eastAsia="微软雅黑" w:hAnsi="微软雅黑" w:hint="eastAsia"/>
-          <w:b/>
-          <w:sz w:val="24"/>
-          <w:szCs w:val="24"/>
-        </w:rPr>
-        <w:t>消息发送方式</w:t>
-      </w:r>
-      <w:r>
-        <w:rPr>
-          <w:rFonts w:ascii="微软雅黑" w:eastAsia="微软雅黑" w:hAnsi="微软雅黑" w:hint="eastAsia"/>
-          <w:sz w:val="24"/>
-          <w:szCs w:val="24"/>
-        </w:rPr>
-        <w:t>：</w:t>
-      </w:r>
-    </w:p>
-    <w:p>
-      <w:pPr>
-        <w:snapToGrid w:val="0"/>
-        <w:rPr>
-          <w:rFonts w:ascii="微软雅黑" w:eastAsia="微软雅黑" w:hAnsi="微软雅黑"/>
-          <w:sz w:val="24"/>
-          <w:szCs w:val="24"/>
-        </w:rPr>
-      </w:pPr>
-      <w:r>
-        <w:rPr>
-          <w:rFonts w:ascii="微软雅黑" w:eastAsia="微软雅黑" w:hAnsi="微软雅黑" w:hint="eastAsia"/>
-          <w:sz w:val="24"/>
-          <w:szCs w:val="24"/>
-        </w:rPr>
-        <w:t xml:space="preserve">  product.type  sync（默认同步）、async（异步） </w:t>
-      </w:r>
-    </w:p>
-    <w:p>
-      <w:pPr>
-        <w:snapToGrid w:val="0"/>
-        <w:rPr>
-          <w:rFonts w:ascii="微软雅黑" w:eastAsia="微软雅黑" w:hAnsi="微软雅黑"/>
-          <w:sz w:val="24"/>
-          <w:szCs w:val="24"/>
-        </w:rPr>
-      </w:pPr>
-      <w:r>
-        <w:rPr>
-          <w:rFonts w:ascii="微软雅黑" w:eastAsia="微软雅黑" w:hAnsi="微软雅黑" w:hint="eastAsia"/>
-          <w:sz w:val="24"/>
-          <w:szCs w:val="24"/>
-        </w:rPr>
-        <w:t xml:space="preserve">  request.requires.acks 消息确认</w:t>
-      </w:r>
-    </w:p>
-    <w:p>
-      <w:pPr>
-        <w:snapToGrid w:val="0"/>
-        <w:rPr>
-          <w:rFonts w:ascii="微软雅黑" w:eastAsia="微软雅黑" w:hAnsi="微软雅黑"/>
-          <w:sz w:val="24"/>
-          <w:szCs w:val="24"/>
-        </w:rPr>
-      </w:pPr>
-      <w:r>
-        <w:rPr>
-          <w:noProof/>
-        </w:rPr>
-        <w:lastRenderedPageBreak/>
-        <w:drawing>
-          <wp:inline distT="0" distB="0" distL="0" distR="0" wp14:anchorId="66B275A8" wp14:editId="67588B51">
-            <wp:extent cx="2330506" cy="2602335"/>
-            <wp:effectExtent l="0" t="0" r="0" b="7620"/>
-            <wp:docPr id="1" name="图片 1"/>
-            <wp:cNvGraphicFramePr>
-              <a:graphicFrameLocks xmlns:a="http://schemas.openxmlformats.org/drawingml/2006/main" noChangeAspect="1"/>
-            </wp:cNvGraphicFramePr>
-            <a:graphic xmlns:a="http://schemas.openxmlformats.org/drawingml/2006/main">
-              <a:graphicData uri="http://schemas.openxmlformats.org/drawingml/2006/picture">
-                <pic:pic xmlns:pic="http://schemas.openxmlformats.org/drawingml/2006/picture">
-                  <pic:nvPicPr>
-                    <pic:cNvPr id="0" name=""/>
-                    <pic:cNvPicPr/>
-                  </pic:nvPicPr>
-                  <pic:blipFill>
-                    <a:blip r:embed="rId12"/>
-                    <a:stretch>
-                      <a:fillRect/>
-                    </a:stretch>
-                  </pic:blipFill>
-                  <pic:spPr>
-                    <a:xfrm>
-                      <a:off x="0" y="0"/>
-                      <a:ext cx="2330506" cy="2602335"/>
-                    </a:xfrm>
-                    <a:prstGeom prst="rect">
-                      <a:avLst/>
-                    </a:prstGeom>
-                  </pic:spPr>
-                </pic:pic>
-              </a:graphicData>
-            </a:graphic>
-          </wp:inline>
-        </w:drawing>
-      </w:r>
-      <w:r>
-        <w:rPr>
-          <w:noProof/>
-        </w:rPr>
-        <w:drawing>
-          <wp:inline distT="0" distB="0" distL="0" distR="0" wp14:anchorId="4AE581BC" wp14:editId="61AEE4EF">
-            <wp:extent cx="2799844" cy="1857741"/>
-            <wp:effectExtent l="0" t="0" r="635" b="9525"/>
-            <wp:docPr id="2" name="图片 2"/>
-            <wp:cNvGraphicFramePr>
-              <a:graphicFrameLocks xmlns:a="http://schemas.openxmlformats.org/drawingml/2006/main" noChangeAspect="1"/>
-            </wp:cNvGraphicFramePr>
-            <a:graphic xmlns:a="http://schemas.openxmlformats.org/drawingml/2006/main">
-              <a:graphicData uri="http://schemas.openxmlformats.org/drawingml/2006/picture">
-                <pic:pic xmlns:pic="http://schemas.openxmlformats.org/drawingml/2006/picture">
-                  <pic:nvPicPr>
-                    <pic:cNvPr id="0" name=""/>
-                    <pic:cNvPicPr/>
-                  </pic:nvPicPr>
-                  <pic:blipFill>
-                    <a:blip r:embed="rId13"/>
-                    <a:stretch>
-                      <a:fillRect/>
-                    </a:stretch>
-                  </pic:blipFill>
-                  <pic:spPr>
-                    <a:xfrm>
-                      <a:off x="0" y="0"/>
                       <a:ext cx="2800903" cy="1858444"/>
                     </a:xfrm>
                     <a:prstGeom prst="rect">
@@ -4467,6 +2552,7 @@
           <w:sz w:val="24"/>
           <w:szCs w:val="24"/>
         </w:rPr>
+        <w:lastRenderedPageBreak/>
         <w:t>客户端异常</w:t>
       </w:r>
     </w:p>
@@ -4807,16 +2893,7 @@
           <w:sz w:val="24"/>
           <w:szCs w:val="24"/>
         </w:rPr>
-        <w:t>partition断</w:t>
-      </w:r>
-      <w:r>
-        <w:rPr>
-          <w:rFonts w:ascii="微软雅黑" w:eastAsia="微软雅黑" w:hAnsi="微软雅黑" w:hint="eastAsia"/>
-          <w:sz w:val="24"/>
-          <w:szCs w:val="24"/>
-        </w:rPr>
-        <w:lastRenderedPageBreak/>
-        <w:t>开连接，重新分区。</w:t>
+        <w:t>partition断开连接，重新分区。</w:t>
       </w:r>
     </w:p>
     <w:p>
@@ -5283,6 +3360,7 @@
         <w:rPr>
           <w:rFonts w:hint="eastAsia"/>
         </w:rPr>
+        <w:lastRenderedPageBreak/>
         <w:t>3. kafka</w:t>
       </w:r>
       <w:r>
@@ -5315,7 +3393,7 @@
                     </pic:cNvPicPr>
                   </pic:nvPicPr>
                   <pic:blipFill>
-                    <a:blip r:embed="rId14">
+                    <a:blip r:embed="rId11">
                       <a:extLst>
                         <a:ext uri="{28A0092B-C50C-407E-A947-70E740481C1C}">
                           <a14:useLocalDpi xmlns:a14="http://schemas.microsoft.com/office/drawing/2010/main" val="0"/>
@@ -5733,7 +3811,6 @@
           <w:sz w:val="24"/>
           <w:szCs w:val="24"/>
         </w:rPr>
-        <w:lastRenderedPageBreak/>
         <w:t>由此可见：</w:t>
       </w:r>
       <w:r>
@@ -5840,6 +3917,7 @@
         <w:rPr>
           <w:rFonts w:hint="eastAsia"/>
         </w:rPr>
+        <w:lastRenderedPageBreak/>
         <w:t xml:space="preserve">3.3 </w:t>
       </w:r>
       <w:r>
@@ -6224,7 +4302,6 @@
         <w:rPr>
           <w:noProof/>
         </w:rPr>
-        <w:lastRenderedPageBreak/>
         <w:drawing>
           <wp:inline distT="0" distB="0" distL="0" distR="0" wp14:anchorId="7BBC302C" wp14:editId="7D910556">
             <wp:extent cx="5274310" cy="2537868"/>
@@ -6243,7 +4320,7 @@
                     </pic:cNvPicPr>
                   </pic:nvPicPr>
                   <pic:blipFill>
-                    <a:blip r:embed="rId15">
+                    <a:blip r:embed="rId12">
                       <a:extLst>
                         <a:ext uri="{28A0092B-C50C-407E-A947-70E740481C1C}">
                           <a14:useLocalDpi xmlns:a14="http://schemas.microsoft.com/office/drawing/2010/main" val="0"/>
@@ -6296,6 +4373,7 @@
           <w:sz w:val="24"/>
           <w:szCs w:val="24"/>
         </w:rPr>
+        <w:lastRenderedPageBreak/>
         <w:t>Synchronizing Group State 阶段</w:t>
       </w:r>
     </w:p>
@@ -6379,7 +4457,7 @@
                     </pic:cNvPicPr>
                   </pic:nvPicPr>
                   <pic:blipFill>
-                    <a:blip r:embed="rId15">
+                    <a:blip r:embed="rId12">
                       <a:extLst>
                         <a:ext uri="{28A0092B-C50C-407E-A947-70E740481C1C}">
                           <a14:useLocalDpi xmlns:a14="http://schemas.microsoft.com/office/drawing/2010/main" val="0"/>
@@ -6486,61 +4564,53 @@
           <w:sz w:val="24"/>
           <w:szCs w:val="24"/>
         </w:rPr>
-        <w:t>平常我们为了多线程安全问题，一般是在对共享变量加锁解决。但在分布式</w:t>
-      </w:r>
-      <w:r>
-        <w:rPr>
-          <w:rFonts w:ascii="微软雅黑" w:eastAsia="微软雅黑" w:hAnsi="微软雅黑" w:hint="eastAsia"/>
-          <w:sz w:val="24"/>
-          <w:szCs w:val="24"/>
+        <w:t>平常我们为了多线程安全问题，一般是在对共享变量加锁解决。但在分布式系统中，加锁并不能解决线程安全问题，因为分布式中，锁住的并不是同一个对象</w:t>
+      </w:r>
+      <w:r>
+        <w:rPr>
+          <w:rFonts w:ascii="微软雅黑" w:eastAsia="微软雅黑" w:hAnsi="微软雅黑" w:hint="eastAsia"/>
+          <w:sz w:val="24"/>
+          <w:szCs w:val="24"/>
+        </w:rPr>
+        <w:t>。</w:t>
+      </w:r>
+    </w:p>
+    <w:p>
+      <w:pPr>
+        <w:snapToGrid w:val="0"/>
+        <w:ind w:firstLine="420"/>
+        <w:rPr>
+          <w:rFonts w:ascii="微软雅黑" w:eastAsia="微软雅黑" w:hAnsi="微软雅黑"/>
+          <w:sz w:val="24"/>
+          <w:szCs w:val="24"/>
+        </w:rPr>
+      </w:pPr>
+      <w:r>
+        <w:rPr>
+          <w:rFonts w:ascii="微软雅黑" w:eastAsia="微软雅黑" w:hAnsi="微软雅黑" w:hint="eastAsia"/>
+          <w:sz w:val="24"/>
+          <w:szCs w:val="24"/>
+        </w:rPr>
+        <w:t>同一时刻</w:t>
+      </w:r>
+      <w:r>
+        <w:rPr>
+          <w:rFonts w:ascii="微软雅黑" w:eastAsia="微软雅黑" w:hAnsi="微软雅黑" w:hint="eastAsia"/>
+          <w:sz w:val="24"/>
+          <w:szCs w:val="24"/>
+        </w:rPr>
+        <w:t>请求所有节点上的同一数据应该是一致的。</w:t>
+      </w:r>
+    </w:p>
+    <w:p>
+      <w:pPr>
+        <w:pStyle w:val="2"/>
+      </w:pPr>
+      <w:r>
+        <w:rPr>
+          <w:rFonts w:hint="eastAsia"/>
         </w:rPr>
         <w:lastRenderedPageBreak/>
-        <w:t>系统中，加锁并不能解决线程安全问题，因为分布式中，锁住的并不是同一个对象</w:t>
-      </w:r>
-      <w:r>
-        <w:rPr>
-          <w:rFonts w:ascii="微软雅黑" w:eastAsia="微软雅黑" w:hAnsi="微软雅黑" w:hint="eastAsia"/>
-          <w:sz w:val="24"/>
-          <w:szCs w:val="24"/>
-        </w:rPr>
-        <w:t>。</w:t>
-      </w:r>
-    </w:p>
-    <w:p>
-      <w:pPr>
-        <w:snapToGrid w:val="0"/>
-        <w:ind w:firstLine="420"/>
-        <w:rPr>
-          <w:rFonts w:ascii="微软雅黑" w:eastAsia="微软雅黑" w:hAnsi="微软雅黑"/>
-          <w:sz w:val="24"/>
-          <w:szCs w:val="24"/>
-        </w:rPr>
-      </w:pPr>
-      <w:r>
-        <w:rPr>
-          <w:rFonts w:ascii="微软雅黑" w:eastAsia="微软雅黑" w:hAnsi="微软雅黑" w:hint="eastAsia"/>
-          <w:sz w:val="24"/>
-          <w:szCs w:val="24"/>
-        </w:rPr>
-        <w:t>同一时刻</w:t>
-      </w:r>
-      <w:r>
-        <w:rPr>
-          <w:rFonts w:ascii="微软雅黑" w:eastAsia="微软雅黑" w:hAnsi="微软雅黑" w:hint="eastAsia"/>
-          <w:sz w:val="24"/>
-          <w:szCs w:val="24"/>
-        </w:rPr>
-        <w:t>请求所有节点上的同一数据应该是一致的。</w:t>
-      </w:r>
-    </w:p>
-    <w:p>
-      <w:pPr>
-        <w:pStyle w:val="2"/>
-      </w:pPr>
-      <w:r>
-        <w:rPr>
-          <w:rFonts w:hint="eastAsia"/>
-        </w:rPr>
         <w:t xml:space="preserve">1. </w:t>
       </w:r>
       <w:r>
@@ -6581,7 +4651,7 @@
                     </pic:cNvPicPr>
                   </pic:nvPicPr>
                   <pic:blipFill>
-                    <a:blip r:embed="rId16" cstate="print">
+                    <a:blip r:embed="rId13" cstate="print">
                       <a:extLst>
                         <a:ext uri="{28A0092B-C50C-407E-A947-70E740481C1C}">
                           <a14:useLocalDpi xmlns:a14="http://schemas.microsoft.com/office/drawing/2010/main" val="0"/>
@@ -6878,56 +4948,56 @@
           <w:rFonts w:ascii="微软雅黑" w:eastAsia="微软雅黑" w:hAnsi="微软雅黑" w:hint="eastAsia"/>
           <w:szCs w:val="21"/>
         </w:rPr>
+        <w:t>2.如果是，则获取锁，进行操作，操作完成后释放锁（即删除自身节点）。</w:t>
+      </w:r>
+    </w:p>
+    <w:p>
+      <w:pPr>
+        <w:snapToGrid w:val="0"/>
+        <w:ind w:firstLineChars="200" w:firstLine="420"/>
+        <w:rPr>
+          <w:rFonts w:ascii="微软雅黑" w:eastAsia="微软雅黑" w:hAnsi="微软雅黑"/>
+          <w:szCs w:val="21"/>
+        </w:rPr>
+      </w:pPr>
+      <w:r>
+        <w:rPr>
+          <w:rFonts w:ascii="微软雅黑" w:eastAsia="微软雅黑" w:hAnsi="微软雅黑" w:hint="eastAsia"/>
+          <w:szCs w:val="21"/>
+        </w:rPr>
+        <w:t>3.如果不是，添加</w:t>
+      </w:r>
+      <w:r>
+        <w:rPr>
+          <w:rFonts w:ascii="微软雅黑" w:eastAsia="微软雅黑" w:hAnsi="微软雅黑" w:hint="eastAsia"/>
+          <w:szCs w:val="21"/>
+        </w:rPr>
+        <w:t>001</w:t>
+      </w:r>
+      <w:r>
+        <w:rPr>
+          <w:rFonts w:ascii="微软雅黑" w:eastAsia="微软雅黑" w:hAnsi="微软雅黑" w:hint="eastAsia"/>
+          <w:szCs w:val="21"/>
+        </w:rPr>
+        <w:t>节点的</w:t>
+      </w:r>
+      <w:r>
+        <w:rPr>
+          <w:rFonts w:ascii="微软雅黑" w:eastAsia="微软雅黑" w:hAnsi="微软雅黑" w:hint="eastAsia"/>
+          <w:szCs w:val="21"/>
+        </w:rPr>
+        <w:t>监听事件，等待001删除事件。</w:t>
+      </w:r>
+    </w:p>
+    <w:p>
+      <w:pPr>
+        <w:pStyle w:val="1"/>
+      </w:pPr>
+      <w:r>
+        <w:rPr>
+          <w:rFonts w:hint="eastAsia"/>
+        </w:rPr>
         <w:lastRenderedPageBreak/>
-        <w:t>2.如果是，则获取锁，进行操作，操作完成后释放锁（即删除自身节点）。</w:t>
-      </w:r>
-    </w:p>
-    <w:p>
-      <w:pPr>
-        <w:snapToGrid w:val="0"/>
-        <w:ind w:firstLineChars="200" w:firstLine="420"/>
-        <w:rPr>
-          <w:rFonts w:ascii="微软雅黑" w:eastAsia="微软雅黑" w:hAnsi="微软雅黑"/>
-          <w:szCs w:val="21"/>
-        </w:rPr>
-      </w:pPr>
-      <w:r>
-        <w:rPr>
-          <w:rFonts w:ascii="微软雅黑" w:eastAsia="微软雅黑" w:hAnsi="微软雅黑" w:hint="eastAsia"/>
-          <w:szCs w:val="21"/>
-        </w:rPr>
-        <w:t>3.如果不是，添加</w:t>
-      </w:r>
-      <w:r>
-        <w:rPr>
-          <w:rFonts w:ascii="微软雅黑" w:eastAsia="微软雅黑" w:hAnsi="微软雅黑" w:hint="eastAsia"/>
-          <w:szCs w:val="21"/>
-        </w:rPr>
-        <w:t>001</w:t>
-      </w:r>
-      <w:r>
-        <w:rPr>
-          <w:rFonts w:ascii="微软雅黑" w:eastAsia="微软雅黑" w:hAnsi="微软雅黑" w:hint="eastAsia"/>
-          <w:szCs w:val="21"/>
-        </w:rPr>
-        <w:t>节点的</w:t>
-      </w:r>
-      <w:r>
-        <w:rPr>
-          <w:rFonts w:ascii="微软雅黑" w:eastAsia="微软雅黑" w:hAnsi="微软雅黑" w:hint="eastAsia"/>
-          <w:szCs w:val="21"/>
-        </w:rPr>
-        <w:t>监听事件，等待001删除事件。</w:t>
-      </w:r>
-    </w:p>
-    <w:p>
-      <w:pPr>
-        <w:pStyle w:val="1"/>
-      </w:pPr>
-      <w:r>
-        <w:rPr>
-          <w:rFonts w:hint="eastAsia"/>
-        </w:rPr>
         <w:t>十、</w:t>
       </w:r>
       <w:r>
@@ -7151,7 +5221,7 @@
                     <pic:cNvPicPr/>
                   </pic:nvPicPr>
                   <pic:blipFill>
-                    <a:blip r:embed="rId17"/>
+                    <a:blip r:embed="rId14"/>
                     <a:stretch>
                       <a:fillRect/>
                     </a:stretch>
@@ -7212,39 +5282,31 @@
           <w:color w:val="000000"/>
           <w:szCs w:val="21"/>
         </w:rPr>
-        <w:t>规定了网络传输的请求格式、响应格式、</w:t>
-      </w:r>
-      <w:r>
-        <w:rPr>
-          <w:rFonts w:ascii="微软雅黑" w:eastAsia="微软雅黑" w:hAnsi="微软雅黑" w:hint="eastAsia"/>
-          <w:color w:val="000000"/>
-          <w:szCs w:val="21"/>
+        <w:t>规定了网络传输的请求格式、响应格式、资源定位和操作的方式等</w:t>
+      </w:r>
+      <w:r>
+        <w:rPr>
+          <w:rFonts w:ascii="微软雅黑" w:eastAsia="微软雅黑" w:hAnsi="微软雅黑" w:hint="eastAsia"/>
+          <w:sz w:val="24"/>
+          <w:szCs w:val="24"/>
+        </w:rPr>
+        <w:t>。现在客户端浏览器与服务端通信基本都是采用Http协议。也可以用来进行远程服务调用。缺点是消息封装臃肿</w:t>
+      </w:r>
+    </w:p>
+    <w:p>
+      <w:pPr>
+        <w:snapToGrid w:val="0"/>
+        <w:rPr>
+          <w:rFonts w:ascii="微软雅黑" w:eastAsia="微软雅黑" w:hAnsi="微软雅黑"/>
+          <w:sz w:val="24"/>
+          <w:szCs w:val="24"/>
+        </w:rPr>
+      </w:pPr>
+      <w:r>
+        <w:rPr>
+          <w:noProof/>
         </w:rPr>
         <w:lastRenderedPageBreak/>
-        <w:t>资源定位和操作的方式等</w:t>
-      </w:r>
-      <w:r>
-        <w:rPr>
-          <w:rFonts w:ascii="微软雅黑" w:eastAsia="微软雅黑" w:hAnsi="微软雅黑" w:hint="eastAsia"/>
-          <w:sz w:val="24"/>
-          <w:szCs w:val="24"/>
-        </w:rPr>
-        <w:t>。现在客户端浏览器与服务端通信基本都是采用Http协议。也可以用来进行远程服务调用。缺点是消息封装臃肿</w:t>
-      </w:r>
-    </w:p>
-    <w:p>
-      <w:pPr>
-        <w:snapToGrid w:val="0"/>
-        <w:rPr>
-          <w:rFonts w:ascii="微软雅黑" w:eastAsia="微软雅黑" w:hAnsi="微软雅黑"/>
-          <w:sz w:val="24"/>
-          <w:szCs w:val="24"/>
-        </w:rPr>
-      </w:pPr>
-      <w:r>
-        <w:rPr>
-          <w:noProof/>
-        </w:rPr>
         <w:drawing>
           <wp:inline distT="0" distB="0" distL="0" distR="0" wp14:anchorId="75DDBFB3" wp14:editId="57102226">
             <wp:extent cx="5274310" cy="2223135"/>
@@ -7261,7 +5323,7 @@
                     <pic:cNvPicPr/>
                   </pic:nvPicPr>
                   <pic:blipFill>
-                    <a:blip r:embed="rId18"/>
+                    <a:blip r:embed="rId15"/>
                     <a:stretch>
                       <a:fillRect/>
                     </a:stretch>
@@ -7648,7 +5710,6 @@
           <w:sz w:val="24"/>
           <w:szCs w:val="24"/>
         </w:rPr>
-        <w:lastRenderedPageBreak/>
         <w:t>缺点：</w:t>
       </w:r>
     </w:p>
@@ -7697,6 +5758,7 @@
           <w:sz w:val="24"/>
           <w:szCs w:val="24"/>
         </w:rPr>
+        <w:lastRenderedPageBreak/>
         <w:t>在API</w:t>
       </w:r>
       <w:r>
@@ -8275,7 +6337,6 @@
           <w:sz w:val="24"/>
           <w:szCs w:val="24"/>
         </w:rPr>
-        <w:lastRenderedPageBreak/>
         <w:t>判断是否为RPC：</w:t>
       </w:r>
     </w:p>
@@ -8319,6 +6380,7 @@
           <w:sz w:val="24"/>
           <w:szCs w:val="24"/>
         </w:rPr>
+        <w:lastRenderedPageBreak/>
         <w:t>下图中</w:t>
       </w:r>
       <w:r>
@@ -8363,7 +6425,7 @@
                     </pic:cNvPicPr>
                   </pic:nvPicPr>
                   <pic:blipFill>
-                    <a:blip r:embed="rId19">
+                    <a:blip r:embed="rId16">
                       <a:extLst>
                         <a:ext uri="{28A0092B-C50C-407E-A947-70E740481C1C}">
                           <a14:useLocalDpi xmlns:a14="http://schemas.microsoft.com/office/drawing/2010/main" val="0"/>
@@ -8434,7 +6496,7 @@
                     <pic:cNvPicPr/>
                   </pic:nvPicPr>
                   <pic:blipFill>
-                    <a:blip r:embed="rId20"/>
+                    <a:blip r:embed="rId17"/>
                     <a:stretch>
                       <a:fillRect/>
                     </a:stretch>
@@ -8637,7 +6699,6 @@
           <w:sz w:val="24"/>
           <w:szCs w:val="24"/>
         </w:rPr>
-        <w:lastRenderedPageBreak/>
         <w:t>应用和数据集群部署</w:t>
       </w:r>
     </w:p>
@@ -8686,6 +6747,7 @@
           <w:sz w:val="24"/>
           <w:szCs w:val="24"/>
         </w:rPr>
+        <w:lastRenderedPageBreak/>
         <w:t>使用缓存技术加快速度</w:t>
       </w:r>
     </w:p>
@@ -8883,7 +6945,7 @@
                     </pic:cNvPicPr>
                   </pic:nvPicPr>
                   <pic:blipFill>
-                    <a:blip r:embed="rId21">
+                    <a:blip r:embed="rId18">
                       <a:extLst>
                         <a:ext uri="{28A0092B-C50C-407E-A947-70E740481C1C}">
                           <a14:useLocalDpi xmlns:a14="http://schemas.microsoft.com/office/drawing/2010/main" val="0"/>
@@ -8965,7 +7027,7 @@
                     </pic:cNvPicPr>
                   </pic:nvPicPr>
                   <pic:blipFill>
-                    <a:blip r:embed="rId22">
+                    <a:blip r:embed="rId19">
                       <a:extLst>
                         <a:ext uri="{28A0092B-C50C-407E-A947-70E740481C1C}">
                           <a14:useLocalDpi xmlns:a14="http://schemas.microsoft.com/office/drawing/2010/main" val="0"/>
@@ -9027,7 +7089,7 @@
                     <pic:cNvPicPr/>
                   </pic:nvPicPr>
                   <pic:blipFill>
-                    <a:blip r:embed="rId23"/>
+                    <a:blip r:embed="rId20"/>
                     <a:stretch>
                       <a:fillRect/>
                     </a:stretch>
@@ -9739,7 +7801,7 @@
                     <pic:cNvPicPr/>
                   </pic:nvPicPr>
                   <pic:blipFill>
-                    <a:blip r:embed="rId24"/>
+                    <a:blip r:embed="rId21"/>
                     <a:stretch>
                       <a:fillRect/>
                     </a:stretch>
@@ -10033,7 +8095,7 @@
                     </pic:cNvPicPr>
                   </pic:nvPicPr>
                   <pic:blipFill>
-                    <a:blip r:embed="rId25">
+                    <a:blip r:embed="rId22">
                       <a:extLst>
                         <a:ext uri="{28A0092B-C50C-407E-A947-70E740481C1C}">
                           <a14:useLocalDpi xmlns:a14="http://schemas.microsoft.com/office/drawing/2010/main" val="0"/>
@@ -10117,7 +8179,7 @@
                     </pic:cNvPicPr>
                   </pic:nvPicPr>
                   <pic:blipFill>
-                    <a:blip r:embed="rId26">
+                    <a:blip r:embed="rId23">
                       <a:extLst>
                         <a:ext uri="{28A0092B-C50C-407E-A947-70E740481C1C}">
                           <a14:useLocalDpi xmlns:a14="http://schemas.microsoft.com/office/drawing/2010/main" val="0"/>
@@ -10198,7 +8260,7 @@
                     </pic:cNvPicPr>
                   </pic:nvPicPr>
                   <pic:blipFill>
-                    <a:blip r:embed="rId27">
+                    <a:blip r:embed="rId24">
                       <a:extLst>
                         <a:ext uri="{28A0092B-C50C-407E-A947-70E740481C1C}">
                           <a14:useLocalDpi xmlns:a14="http://schemas.microsoft.com/office/drawing/2010/main" val="0"/>
@@ -10446,7 +8508,7 @@
                     <pic:cNvPicPr/>
                   </pic:nvPicPr>
                   <pic:blipFill>
-                    <a:blip r:embed="rId28"/>
+                    <a:blip r:embed="rId25"/>
                     <a:stretch>
                       <a:fillRect/>
                     </a:stretch>
@@ -10558,7 +8620,7 @@
                     </pic:cNvPicPr>
                   </pic:nvPicPr>
                   <pic:blipFill>
-                    <a:blip r:embed="rId29">
+                    <a:blip r:embed="rId26">
                       <a:extLst>
                         <a:ext uri="{28A0092B-C50C-407E-A947-70E740481C1C}">
                           <a14:useLocalDpi xmlns:a14="http://schemas.microsoft.com/office/drawing/2010/main" val="0"/>
@@ -10661,7 +8723,7 @@
                     <pic:cNvPicPr/>
                   </pic:nvPicPr>
                   <pic:blipFill>
-                    <a:blip r:embed="rId30"/>
+                    <a:blip r:embed="rId27"/>
                     <a:stretch>
                       <a:fillRect/>
                     </a:stretch>
@@ -10712,7 +8774,7 @@
                     <pic:cNvPicPr/>
                   </pic:nvPicPr>
                   <pic:blipFill>
-                    <a:blip r:embed="rId31"/>
+                    <a:blip r:embed="rId28"/>
                     <a:stretch>
                       <a:fillRect/>
                     </a:stretch>
@@ -11878,7 +9940,7 @@
                     </pic:cNvPicPr>
                   </pic:nvPicPr>
                   <pic:blipFill>
-                    <a:blip r:embed="rId32">
+                    <a:blip r:embed="rId29">
                       <a:extLst>
                         <a:ext uri="{28A0092B-C50C-407E-A947-70E740481C1C}">
                           <a14:useLocalDpi xmlns:a14="http://schemas.microsoft.com/office/drawing/2010/main" val="0"/>
@@ -18045,7 +16107,7 @@
 </file>
 
 <file path=customXml/itemProps1.xml><?xml version="1.0" encoding="utf-8"?>
-<ds:datastoreItem xmlns:ds="http://schemas.openxmlformats.org/officeDocument/2006/customXml" ds:itemID="{7BAAED64-AD59-442F-A6AC-7B307E77922F}">
+<ds:datastoreItem xmlns:ds="http://schemas.openxmlformats.org/officeDocument/2006/customXml" ds:itemID="{227FD01F-2ACC-42DE-8CB3-BC653DC61931}">
   <ds:schemaRefs>
     <ds:schemaRef ds:uri="http://schemas.openxmlformats.org/officeDocument/2006/bibliography"/>
   </ds:schemaRefs>

--- a/文档/概念.docx
+++ b/文档/概念.docx
@@ -2268,2349 +2268,80 @@
     <w:p>
       <w:pPr>
         <w:pStyle w:val="1"/>
-        <w:rPr>
-          <w:shd w:val="clear" w:color="auto" w:fill="FFFFFF"/>
-        </w:rPr>
       </w:pPr>
       <w:bookmarkStart w:id="0" w:name="_六、ZAB协议"/>
+      <w:bookmarkStart w:id="1" w:name="_GoBack"/>
       <w:bookmarkEnd w:id="0"/>
+      <w:bookmarkEnd w:id="1"/>
       <w:r>
         <w:rPr>
           <w:rFonts w:hint="eastAsia"/>
-          <w:shd w:val="clear" w:color="auto" w:fill="FFFFFF"/>
-        </w:rPr>
-        <w:t>八</w:t>
-      </w:r>
+        </w:rPr>
+        <w:t>九、分布式锁</w:t>
+      </w:r>
+    </w:p>
+    <w:p>
+      <w:pPr>
+        <w:snapToGrid w:val="0"/>
+        <w:ind w:firstLine="420"/>
+        <w:rPr>
+          <w:rFonts w:ascii="微软雅黑" w:eastAsia="微软雅黑" w:hAnsi="微软雅黑"/>
+          <w:sz w:val="24"/>
+          <w:szCs w:val="24"/>
+        </w:rPr>
+      </w:pPr>
+      <w:r>
+        <w:rPr>
+          <w:rFonts w:ascii="微软雅黑" w:eastAsia="微软雅黑" w:hAnsi="微软雅黑" w:hint="eastAsia"/>
+          <w:sz w:val="24"/>
+          <w:szCs w:val="24"/>
+        </w:rPr>
+        <w:t>平常我们为了多线程安全问题，一般是在对共享变量加锁解决。但在分布式系统中，加锁并不能解决线程安全问题，因为分布式中，锁住的并不是同一个对象</w:t>
+      </w:r>
+      <w:r>
+        <w:rPr>
+          <w:rFonts w:ascii="微软雅黑" w:eastAsia="微软雅黑" w:hAnsi="微软雅黑" w:hint="eastAsia"/>
+          <w:sz w:val="24"/>
+          <w:szCs w:val="24"/>
+        </w:rPr>
+        <w:t>。</w:t>
+      </w:r>
+    </w:p>
+    <w:p>
+      <w:pPr>
+        <w:snapToGrid w:val="0"/>
+        <w:ind w:firstLine="420"/>
+        <w:rPr>
+          <w:rFonts w:ascii="微软雅黑" w:eastAsia="微软雅黑" w:hAnsi="微软雅黑"/>
+          <w:sz w:val="24"/>
+          <w:szCs w:val="24"/>
+        </w:rPr>
+      </w:pPr>
+      <w:r>
+        <w:rPr>
+          <w:rFonts w:ascii="微软雅黑" w:eastAsia="微软雅黑" w:hAnsi="微软雅黑" w:hint="eastAsia"/>
+          <w:sz w:val="24"/>
+          <w:szCs w:val="24"/>
+        </w:rPr>
+        <w:t>同一时刻</w:t>
+      </w:r>
+      <w:r>
+        <w:rPr>
+          <w:rFonts w:ascii="微软雅黑" w:eastAsia="微软雅黑" w:hAnsi="微软雅黑" w:hint="eastAsia"/>
+          <w:sz w:val="24"/>
+          <w:szCs w:val="24"/>
+        </w:rPr>
+        <w:t>请求所有节点上的同一数据应该是一致的。</w:t>
+      </w:r>
+    </w:p>
+    <w:p>
+      <w:pPr>
+        <w:pStyle w:val="2"/>
+      </w:pPr>
       <w:r>
         <w:rPr>
           <w:rFonts w:hint="eastAsia"/>
-          <w:shd w:val="clear" w:color="auto" w:fill="FFFFFF"/>
-        </w:rPr>
-        <w:t>、</w:t>
-      </w:r>
-      <w:r>
-        <w:rPr>
-          <w:rFonts w:hint="eastAsia"/>
-          <w:shd w:val="clear" w:color="auto" w:fill="FFFFFF"/>
-        </w:rPr>
-        <w:t>Kafka</w:t>
-      </w:r>
-    </w:p>
-    <w:p>
-      <w:pPr>
-        <w:pStyle w:val="2"/>
-      </w:pPr>
-      <w:r>
-        <w:rPr>
-          <w:rFonts w:hint="eastAsia"/>
-        </w:rPr>
-        <w:t>1. kafka</w:t>
-      </w:r>
-      <w:r>
-        <w:rPr>
-          <w:rFonts w:hint="eastAsia"/>
-        </w:rPr>
-        <w:t>消息丢失</w:t>
-      </w:r>
-    </w:p>
-    <w:p>
-      <w:pPr>
-        <w:rPr>
-          <w:rFonts w:ascii="微软雅黑" w:eastAsia="微软雅黑" w:hAnsi="微软雅黑"/>
-          <w:sz w:val="24"/>
-          <w:szCs w:val="24"/>
-        </w:rPr>
-      </w:pPr>
-      <w:r>
-        <w:rPr>
-          <w:rFonts w:ascii="微软雅黑" w:eastAsia="微软雅黑" w:hAnsi="微软雅黑" w:hint="eastAsia"/>
-          <w:b/>
-          <w:sz w:val="24"/>
-          <w:szCs w:val="24"/>
-        </w:rPr>
-        <w:t>消息发送方式</w:t>
-      </w:r>
-      <w:r>
-        <w:rPr>
-          <w:rFonts w:ascii="微软雅黑" w:eastAsia="微软雅黑" w:hAnsi="微软雅黑" w:hint="eastAsia"/>
-          <w:sz w:val="24"/>
-          <w:szCs w:val="24"/>
-        </w:rPr>
-        <w:t>：</w:t>
-      </w:r>
-    </w:p>
-    <w:p>
-      <w:pPr>
-        <w:snapToGrid w:val="0"/>
-        <w:rPr>
-          <w:rFonts w:ascii="微软雅黑" w:eastAsia="微软雅黑" w:hAnsi="微软雅黑"/>
-          <w:sz w:val="24"/>
-          <w:szCs w:val="24"/>
-        </w:rPr>
-      </w:pPr>
-      <w:bookmarkStart w:id="1" w:name="_GoBack"/>
-      <w:r>
-        <w:rPr>
-          <w:rFonts w:ascii="微软雅黑" w:eastAsia="微软雅黑" w:hAnsi="微软雅黑" w:hint="eastAsia"/>
-          <w:sz w:val="24"/>
-          <w:szCs w:val="24"/>
-        </w:rPr>
-        <w:t xml:space="preserve">  product.type  sync（默认同步）、async（异步） </w:t>
-      </w:r>
-    </w:p>
-    <w:bookmarkEnd w:id="1"/>
-    <w:p>
-      <w:pPr>
-        <w:snapToGrid w:val="0"/>
-        <w:rPr>
-          <w:rFonts w:ascii="微软雅黑" w:eastAsia="微软雅黑" w:hAnsi="微软雅黑"/>
-          <w:sz w:val="24"/>
-          <w:szCs w:val="24"/>
-        </w:rPr>
-      </w:pPr>
-      <w:r>
-        <w:rPr>
-          <w:rFonts w:ascii="微软雅黑" w:eastAsia="微软雅黑" w:hAnsi="微软雅黑" w:hint="eastAsia"/>
-          <w:sz w:val="24"/>
-          <w:szCs w:val="24"/>
-        </w:rPr>
-        <w:t xml:space="preserve">  request.requires.acks 消息确认</w:t>
-      </w:r>
-    </w:p>
-    <w:p>
-      <w:pPr>
-        <w:snapToGrid w:val="0"/>
-        <w:rPr>
-          <w:rFonts w:ascii="微软雅黑" w:eastAsia="微软雅黑" w:hAnsi="微软雅黑"/>
-          <w:sz w:val="24"/>
-          <w:szCs w:val="24"/>
-        </w:rPr>
-      </w:pPr>
-      <w:r>
-        <w:rPr>
-          <w:noProof/>
-        </w:rPr>
-        <w:drawing>
-          <wp:inline distT="0" distB="0" distL="0" distR="0" wp14:anchorId="66B275A8" wp14:editId="67588B51">
-            <wp:extent cx="2330506" cy="2602335"/>
-            <wp:effectExtent l="0" t="0" r="0" b="7620"/>
-            <wp:docPr id="1" name="图片 1"/>
-            <wp:cNvGraphicFramePr>
-              <a:graphicFrameLocks xmlns:a="http://schemas.openxmlformats.org/drawingml/2006/main" noChangeAspect="1"/>
-            </wp:cNvGraphicFramePr>
-            <a:graphic xmlns:a="http://schemas.openxmlformats.org/drawingml/2006/main">
-              <a:graphicData uri="http://schemas.openxmlformats.org/drawingml/2006/picture">
-                <pic:pic xmlns:pic="http://schemas.openxmlformats.org/drawingml/2006/picture">
-                  <pic:nvPicPr>
-                    <pic:cNvPr id="0" name=""/>
-                    <pic:cNvPicPr/>
-                  </pic:nvPicPr>
-                  <pic:blipFill>
-                    <a:blip r:embed="rId9"/>
-                    <a:stretch>
-                      <a:fillRect/>
-                    </a:stretch>
-                  </pic:blipFill>
-                  <pic:spPr>
-                    <a:xfrm>
-                      <a:off x="0" y="0"/>
-                      <a:ext cx="2330506" cy="2602335"/>
-                    </a:xfrm>
-                    <a:prstGeom prst="rect">
-                      <a:avLst/>
-                    </a:prstGeom>
-                  </pic:spPr>
-                </pic:pic>
-              </a:graphicData>
-            </a:graphic>
-          </wp:inline>
-        </w:drawing>
-      </w:r>
-      <w:r>
-        <w:rPr>
-          <w:noProof/>
-        </w:rPr>
-        <w:drawing>
-          <wp:inline distT="0" distB="0" distL="0" distR="0" wp14:anchorId="4AE581BC" wp14:editId="61AEE4EF">
-            <wp:extent cx="2799844" cy="1857741"/>
-            <wp:effectExtent l="0" t="0" r="635" b="9525"/>
-            <wp:docPr id="2" name="图片 2"/>
-            <wp:cNvGraphicFramePr>
-              <a:graphicFrameLocks xmlns:a="http://schemas.openxmlformats.org/drawingml/2006/main" noChangeAspect="1"/>
-            </wp:cNvGraphicFramePr>
-            <a:graphic xmlns:a="http://schemas.openxmlformats.org/drawingml/2006/main">
-              <a:graphicData uri="http://schemas.openxmlformats.org/drawingml/2006/picture">
-                <pic:pic xmlns:pic="http://schemas.openxmlformats.org/drawingml/2006/picture">
-                  <pic:nvPicPr>
-                    <pic:cNvPr id="0" name=""/>
-                    <pic:cNvPicPr/>
-                  </pic:nvPicPr>
-                  <pic:blipFill>
-                    <a:blip r:embed="rId10"/>
-                    <a:stretch>
-                      <a:fillRect/>
-                    </a:stretch>
-                  </pic:blipFill>
-                  <pic:spPr>
-                    <a:xfrm>
-                      <a:off x="0" y="0"/>
-                      <a:ext cx="2800903" cy="1858444"/>
-                    </a:xfrm>
-                    <a:prstGeom prst="rect">
-                      <a:avLst/>
-                    </a:prstGeom>
-                  </pic:spPr>
-                </pic:pic>
-              </a:graphicData>
-            </a:graphic>
-          </wp:inline>
-        </w:drawing>
-      </w:r>
-    </w:p>
-    <w:p>
-      <w:pPr>
-        <w:snapToGrid w:val="0"/>
-        <w:rPr>
-          <w:rFonts w:ascii="微软雅黑" w:eastAsia="微软雅黑" w:hAnsi="微软雅黑"/>
-          <w:b/>
-          <w:sz w:val="24"/>
-          <w:szCs w:val="24"/>
-        </w:rPr>
-      </w:pPr>
-      <w:r>
-        <w:rPr>
-          <w:rFonts w:ascii="微软雅黑" w:eastAsia="微软雅黑" w:hAnsi="微软雅黑" w:hint="eastAsia"/>
-          <w:b/>
-          <w:sz w:val="24"/>
-          <w:szCs w:val="24"/>
-        </w:rPr>
-        <w:t>丢失场景：</w:t>
-      </w:r>
-    </w:p>
-    <w:p>
-      <w:pPr>
-        <w:pStyle w:val="a4"/>
-        <w:numPr>
-          <w:ilvl w:val="0"/>
-          <w:numId w:val="3"/>
-        </w:numPr>
-        <w:snapToGrid w:val="0"/>
-        <w:ind w:firstLineChars="0"/>
-        <w:rPr>
-          <w:rFonts w:ascii="微软雅黑" w:eastAsia="微软雅黑" w:hAnsi="微软雅黑"/>
-          <w:sz w:val="24"/>
-          <w:szCs w:val="24"/>
-        </w:rPr>
-      </w:pPr>
-      <w:r>
-        <w:rPr>
-          <w:rFonts w:ascii="微软雅黑" w:eastAsia="微软雅黑" w:hAnsi="微软雅黑" w:hint="eastAsia"/>
-          <w:sz w:val="24"/>
-          <w:szCs w:val="24"/>
-        </w:rPr>
-        <w:t>网络异常</w:t>
-      </w:r>
-    </w:p>
-    <w:p>
-      <w:pPr>
-        <w:pStyle w:val="a4"/>
-        <w:snapToGrid w:val="0"/>
-        <w:ind w:left="600" w:firstLineChars="0" w:firstLine="0"/>
-        <w:rPr>
-          <w:rFonts w:ascii="微软雅黑" w:eastAsia="微软雅黑" w:hAnsi="微软雅黑"/>
-          <w:sz w:val="24"/>
-          <w:szCs w:val="24"/>
-        </w:rPr>
-      </w:pPr>
-      <w:r>
-        <w:rPr>
-          <w:rFonts w:ascii="微软雅黑" w:eastAsia="微软雅黑" w:hAnsi="微软雅黑" w:hint="eastAsia"/>
-          <w:sz w:val="24"/>
-          <w:szCs w:val="24"/>
-        </w:rPr>
-        <w:t>当网络异常时，ack=0，客户端无法感知消息发送成功与否</w:t>
-      </w:r>
-    </w:p>
-    <w:p>
-      <w:pPr>
-        <w:pStyle w:val="a4"/>
-        <w:numPr>
-          <w:ilvl w:val="0"/>
-          <w:numId w:val="3"/>
-        </w:numPr>
-        <w:snapToGrid w:val="0"/>
-        <w:ind w:firstLineChars="0"/>
-        <w:rPr>
-          <w:rFonts w:ascii="微软雅黑" w:eastAsia="微软雅黑" w:hAnsi="微软雅黑"/>
-          <w:sz w:val="24"/>
-          <w:szCs w:val="24"/>
-        </w:rPr>
-      </w:pPr>
-      <w:r>
-        <w:rPr>
-          <w:rFonts w:ascii="微软雅黑" w:eastAsia="微软雅黑" w:hAnsi="微软雅黑" w:hint="eastAsia"/>
-          <w:sz w:val="24"/>
-          <w:szCs w:val="24"/>
-        </w:rPr>
-        <w:lastRenderedPageBreak/>
-        <w:t>客户端异常</w:t>
-      </w:r>
-    </w:p>
-    <w:p>
-      <w:pPr>
-        <w:pStyle w:val="a4"/>
-        <w:snapToGrid w:val="0"/>
-        <w:ind w:left="600" w:firstLineChars="0" w:firstLine="0"/>
-        <w:rPr>
-          <w:rFonts w:ascii="微软雅黑" w:eastAsia="微软雅黑" w:hAnsi="微软雅黑"/>
-          <w:sz w:val="24"/>
-          <w:szCs w:val="24"/>
-        </w:rPr>
-      </w:pPr>
-      <w:r>
-        <w:rPr>
-          <w:rFonts w:ascii="微软雅黑" w:eastAsia="微软雅黑" w:hAnsi="微软雅黑" w:hint="eastAsia"/>
-          <w:sz w:val="24"/>
-          <w:szCs w:val="24"/>
-        </w:rPr>
-        <w:t>A</w:t>
-      </w:r>
-      <w:r>
-        <w:rPr>
-          <w:rFonts w:ascii="微软雅黑" w:eastAsia="微软雅黑" w:hAnsi="微软雅黑"/>
-          <w:sz w:val="24"/>
-          <w:szCs w:val="24"/>
-        </w:rPr>
-        <w:t>s</w:t>
-      </w:r>
-      <w:r>
-        <w:rPr>
-          <w:rFonts w:ascii="微软雅黑" w:eastAsia="微软雅黑" w:hAnsi="微软雅黑" w:hint="eastAsia"/>
-          <w:sz w:val="24"/>
-          <w:szCs w:val="24"/>
-        </w:rPr>
-        <w:t>ync异步发送模式下，客户端发送消息并没有直接发给kafka，而是在Client端按一定规则缓存并批量发送，在此期间，如果客户端死机，消息丢失</w:t>
-      </w:r>
-    </w:p>
-    <w:p>
-      <w:pPr>
-        <w:pStyle w:val="a4"/>
-        <w:numPr>
-          <w:ilvl w:val="0"/>
-          <w:numId w:val="3"/>
-        </w:numPr>
-        <w:snapToGrid w:val="0"/>
-        <w:ind w:firstLineChars="0"/>
-        <w:rPr>
-          <w:rFonts w:ascii="微软雅黑" w:eastAsia="微软雅黑" w:hAnsi="微软雅黑"/>
-          <w:sz w:val="24"/>
-          <w:szCs w:val="24"/>
-        </w:rPr>
-      </w:pPr>
-      <w:r>
-        <w:rPr>
-          <w:rFonts w:ascii="微软雅黑" w:eastAsia="微软雅黑" w:hAnsi="微软雅黑" w:hint="eastAsia"/>
-          <w:sz w:val="24"/>
-          <w:szCs w:val="24"/>
-        </w:rPr>
-        <w:t>缓冲区满</w:t>
-      </w:r>
-    </w:p>
-    <w:p>
-      <w:pPr>
-        <w:pStyle w:val="a4"/>
-        <w:snapToGrid w:val="0"/>
-        <w:ind w:left="600" w:firstLineChars="0" w:firstLine="0"/>
-        <w:rPr>
-          <w:rFonts w:ascii="微软雅黑" w:eastAsia="微软雅黑" w:hAnsi="微软雅黑"/>
-          <w:sz w:val="24"/>
-          <w:szCs w:val="24"/>
-        </w:rPr>
-      </w:pPr>
-      <w:r>
-        <w:rPr>
-          <w:rFonts w:ascii="微软雅黑" w:eastAsia="微软雅黑" w:hAnsi="微软雅黑" w:hint="eastAsia"/>
-          <w:sz w:val="24"/>
-          <w:szCs w:val="24"/>
-        </w:rPr>
-        <w:t>异步模式下，Client端缓存大小超出缓冲池的大小，也可能发生消息丢失</w:t>
-      </w:r>
-    </w:p>
-    <w:p>
-      <w:pPr>
-        <w:pStyle w:val="a4"/>
-        <w:numPr>
-          <w:ilvl w:val="0"/>
-          <w:numId w:val="3"/>
-        </w:numPr>
-        <w:snapToGrid w:val="0"/>
-        <w:ind w:firstLineChars="0"/>
-        <w:rPr>
-          <w:rFonts w:ascii="微软雅黑" w:eastAsia="微软雅黑" w:hAnsi="微软雅黑"/>
-          <w:sz w:val="24"/>
-          <w:szCs w:val="24"/>
-        </w:rPr>
-      </w:pPr>
-      <w:r>
-        <w:rPr>
-          <w:rFonts w:ascii="微软雅黑" w:eastAsia="微软雅黑" w:hAnsi="微软雅黑" w:hint="eastAsia"/>
-          <w:sz w:val="24"/>
-          <w:szCs w:val="24"/>
-        </w:rPr>
-        <w:t>Leader副本异常</w:t>
-      </w:r>
-    </w:p>
-    <w:p>
-      <w:pPr>
-        <w:pStyle w:val="a4"/>
-        <w:snapToGrid w:val="0"/>
-        <w:ind w:left="600" w:firstLineChars="0" w:firstLine="0"/>
-        <w:rPr>
-          <w:rFonts w:ascii="微软雅黑" w:eastAsia="微软雅黑" w:hAnsi="微软雅黑"/>
-          <w:sz w:val="24"/>
-          <w:szCs w:val="24"/>
-        </w:rPr>
-      </w:pPr>
-      <w:r>
-        <w:rPr>
-          <w:rFonts w:ascii="微软雅黑" w:eastAsia="微软雅黑" w:hAnsi="微软雅黑" w:hint="eastAsia"/>
-          <w:sz w:val="24"/>
-          <w:szCs w:val="24"/>
-        </w:rPr>
-        <w:t>ack = 1，</w:t>
-      </w:r>
-      <w:r>
-        <w:rPr>
-          <w:rFonts w:ascii="微软雅黑" w:eastAsia="微软雅黑" w:hAnsi="微软雅黑" w:hint="eastAsia"/>
-          <w:sz w:val="24"/>
-          <w:szCs w:val="24"/>
-        </w:rPr>
-        <w:t>leader副本接收成功，返回确认信息给客户端，此时Follower副本还在</w:t>
-      </w:r>
-      <w:r>
-        <w:rPr>
-          <w:rFonts w:ascii="微软雅黑" w:eastAsia="微软雅黑" w:hAnsi="微软雅黑" w:hint="eastAsia"/>
-          <w:sz w:val="24"/>
-          <w:szCs w:val="24"/>
-        </w:rPr>
-        <w:t>同步，leader副本异常，同步失败，主从数据不一致就会出现消息丢失的情况。</w:t>
-      </w:r>
-    </w:p>
-    <w:p>
-      <w:pPr>
-        <w:pStyle w:val="2"/>
-      </w:pPr>
-      <w:r>
-        <w:rPr>
-          <w:rFonts w:hint="eastAsia"/>
-        </w:rPr>
-        <w:t>2. kakfa</w:t>
-      </w:r>
-      <w:r>
-        <w:rPr>
-          <w:rFonts w:hint="eastAsia"/>
-        </w:rPr>
-        <w:t>重复消费数据</w:t>
-      </w:r>
-    </w:p>
-    <w:p>
-      <w:pPr>
-        <w:snapToGrid w:val="0"/>
-        <w:rPr>
-          <w:rFonts w:ascii="微软雅黑" w:eastAsia="微软雅黑" w:hAnsi="微软雅黑"/>
-          <w:sz w:val="24"/>
-          <w:szCs w:val="24"/>
-        </w:rPr>
-      </w:pPr>
-      <w:r>
-        <w:rPr>
-          <w:rFonts w:ascii="微软雅黑" w:eastAsia="微软雅黑" w:hAnsi="微软雅黑" w:hint="eastAsia"/>
-          <w:sz w:val="24"/>
-          <w:szCs w:val="24"/>
-        </w:rPr>
-        <w:t>终极原因就是消费端消费了数据，但offset没有提交成功。</w:t>
-      </w:r>
-    </w:p>
-    <w:p>
-      <w:pPr>
-        <w:snapToGrid w:val="0"/>
-        <w:rPr>
-          <w:rFonts w:ascii="微软雅黑" w:eastAsia="微软雅黑" w:hAnsi="微软雅黑"/>
-          <w:sz w:val="24"/>
-          <w:szCs w:val="24"/>
-        </w:rPr>
-      </w:pPr>
-      <w:r>
-        <w:rPr>
-          <w:rFonts w:ascii="微软雅黑" w:eastAsia="微软雅黑" w:hAnsi="微软雅黑" w:hint="eastAsia"/>
-          <w:sz w:val="24"/>
-          <w:szCs w:val="24"/>
-        </w:rPr>
-        <w:t>原因：</w:t>
-      </w:r>
-    </w:p>
-    <w:p>
-      <w:pPr>
-        <w:pStyle w:val="a4"/>
-        <w:numPr>
-          <w:ilvl w:val="0"/>
-          <w:numId w:val="9"/>
-        </w:numPr>
-        <w:snapToGrid w:val="0"/>
-        <w:ind w:firstLineChars="0"/>
-        <w:rPr>
-          <w:rFonts w:ascii="微软雅黑" w:eastAsia="微软雅黑" w:hAnsi="微软雅黑"/>
-          <w:sz w:val="24"/>
-          <w:szCs w:val="24"/>
-        </w:rPr>
-      </w:pPr>
-      <w:r>
-        <w:rPr>
-          <w:rFonts w:ascii="微软雅黑" w:eastAsia="微软雅黑" w:hAnsi="微软雅黑" w:hint="eastAsia"/>
-          <w:sz w:val="24"/>
-          <w:szCs w:val="24"/>
-        </w:rPr>
-        <w:t>消费端宕机</w:t>
-      </w:r>
-      <w:r>
-        <w:rPr>
-          <w:rFonts w:ascii="微软雅黑" w:eastAsia="微软雅黑" w:hAnsi="微软雅黑" w:hint="eastAsia"/>
-          <w:sz w:val="24"/>
-          <w:szCs w:val="24"/>
-        </w:rPr>
-        <w:t>，offset没有提交</w:t>
-      </w:r>
-    </w:p>
-    <w:p>
-      <w:pPr>
-        <w:pStyle w:val="a4"/>
-        <w:numPr>
-          <w:ilvl w:val="0"/>
-          <w:numId w:val="9"/>
-        </w:numPr>
-        <w:snapToGrid w:val="0"/>
-        <w:ind w:firstLineChars="0"/>
-        <w:rPr>
-          <w:rFonts w:ascii="微软雅黑" w:eastAsia="微软雅黑" w:hAnsi="微软雅黑"/>
-          <w:sz w:val="24"/>
-          <w:szCs w:val="24"/>
-        </w:rPr>
-      </w:pPr>
-      <w:r>
-        <w:rPr>
-          <w:rFonts w:ascii="微软雅黑" w:eastAsia="微软雅黑" w:hAnsi="微软雅黑" w:hint="eastAsia"/>
-          <w:sz w:val="24"/>
-          <w:szCs w:val="24"/>
-        </w:rPr>
-        <w:t>设置offset为自动提交，关闭kafka时，如果在close之前，调用 consumer.unsubscribe() 则有可能部分offset没提交，下次重启会重复消费</w:t>
-      </w:r>
-    </w:p>
-    <w:p>
-      <w:pPr>
-        <w:pStyle w:val="a4"/>
-        <w:numPr>
-          <w:ilvl w:val="0"/>
-          <w:numId w:val="9"/>
-        </w:numPr>
-        <w:snapToGrid w:val="0"/>
-        <w:ind w:firstLineChars="0"/>
-        <w:rPr>
-          <w:rFonts w:ascii="微软雅黑" w:eastAsia="微软雅黑" w:hAnsi="微软雅黑"/>
-          <w:sz w:val="24"/>
-          <w:szCs w:val="24"/>
-        </w:rPr>
-      </w:pPr>
-      <w:r>
-        <w:rPr>
-          <w:rFonts w:ascii="微软雅黑" w:eastAsia="微软雅黑" w:hAnsi="微软雅黑" w:hint="eastAsia"/>
-          <w:sz w:val="24"/>
-          <w:szCs w:val="24"/>
-        </w:rPr>
-        <w:t>重新分配分区，触发rebalance，可能出现从头开始消费，导致重发问题</w:t>
-      </w:r>
-    </w:p>
-    <w:p>
-      <w:pPr>
-        <w:snapToGrid w:val="0"/>
-        <w:ind w:left="180" w:firstLine="420"/>
-        <w:rPr>
-          <w:rFonts w:ascii="微软雅黑" w:eastAsia="微软雅黑" w:hAnsi="微软雅黑"/>
-          <w:sz w:val="24"/>
-          <w:szCs w:val="24"/>
-        </w:rPr>
-      </w:pPr>
-      <w:r>
-        <w:rPr>
-          <w:rFonts w:ascii="微软雅黑" w:eastAsia="微软雅黑" w:hAnsi="微软雅黑" w:hint="eastAsia"/>
-          <w:sz w:val="24"/>
-          <w:szCs w:val="24"/>
-        </w:rPr>
-        <w:t>如：</w:t>
-      </w:r>
-      <w:r>
-        <w:rPr>
-          <w:rFonts w:ascii="微软雅黑" w:eastAsia="微软雅黑" w:hAnsi="微软雅黑" w:hint="eastAsia"/>
-          <w:sz w:val="24"/>
-          <w:szCs w:val="24"/>
-        </w:rPr>
-        <w:t>一次消费数据处理时间太长，</w:t>
-      </w:r>
-      <w:r>
-        <w:rPr>
-          <w:rFonts w:ascii="微软雅黑" w:eastAsia="微软雅黑" w:hAnsi="微软雅黑" w:hint="eastAsia"/>
-          <w:sz w:val="24"/>
-          <w:szCs w:val="24"/>
-        </w:rPr>
-        <w:t xml:space="preserve">kafka </w:t>
-      </w:r>
-      <w:r>
-        <w:rPr>
-          <w:rFonts w:ascii="微软雅黑" w:eastAsia="微软雅黑" w:hAnsi="微软雅黑" w:hint="eastAsia"/>
-          <w:sz w:val="24"/>
-          <w:szCs w:val="24"/>
-        </w:rPr>
-        <w:t>session</w:t>
-      </w:r>
-      <w:r>
-        <w:rPr>
-          <w:rFonts w:ascii="微软雅黑" w:eastAsia="微软雅黑" w:hAnsi="微软雅黑" w:hint="eastAsia"/>
-          <w:sz w:val="24"/>
-          <w:szCs w:val="24"/>
-        </w:rPr>
-        <w:t xml:space="preserve"> timeout</w:t>
-      </w:r>
-      <w:r>
-        <w:rPr>
-          <w:rFonts w:ascii="微软雅黑" w:eastAsia="微软雅黑" w:hAnsi="微软雅黑" w:hint="eastAsia"/>
-          <w:sz w:val="24"/>
-          <w:szCs w:val="24"/>
-        </w:rPr>
-        <w:t>，</w:t>
-      </w:r>
-      <w:r>
-        <w:rPr>
-          <w:rFonts w:ascii="微软雅黑" w:eastAsia="微软雅黑" w:hAnsi="微软雅黑" w:hint="eastAsia"/>
-          <w:sz w:val="24"/>
-          <w:szCs w:val="24"/>
-        </w:rPr>
-        <w:t>partition断开连接，重新分区。</w:t>
-      </w:r>
-    </w:p>
-    <w:p>
-      <w:pPr>
-        <w:snapToGrid w:val="0"/>
-        <w:ind w:left="180"/>
-        <w:rPr>
-          <w:rFonts w:ascii="微软雅黑" w:eastAsia="微软雅黑" w:hAnsi="微软雅黑"/>
-          <w:sz w:val="24"/>
-          <w:szCs w:val="24"/>
-        </w:rPr>
-      </w:pPr>
-      <w:r>
-        <w:rPr>
-          <w:rFonts w:ascii="DejaVu Sans Mono" w:hAnsi="DejaVu Sans Mono" w:cs="DejaVu Sans Mono"/>
-          <w:color w:val="383A42"/>
-          <w:szCs w:val="21"/>
-          <w:shd w:val="clear" w:color="auto" w:fill="FAFAFA"/>
-        </w:rPr>
-        <w:t xml:space="preserve">org.apache.kafka.clients.consumer.CommitFailedException: </w:t>
-      </w:r>
-      <w:r>
-        <w:rPr>
-          <w:rStyle w:val="hljs-keyword"/>
-          <w:rFonts w:ascii="DejaVu Sans Mono" w:hAnsi="DejaVu Sans Mono" w:cs="DejaVu Sans Mono"/>
-          <w:color w:val="A626A4"/>
-          <w:szCs w:val="21"/>
-          <w:shd w:val="clear" w:color="auto" w:fill="FAFAFA"/>
-        </w:rPr>
-        <w:t>Commit</w:t>
-      </w:r>
-      <w:r>
-        <w:rPr>
-          <w:rFonts w:ascii="DejaVu Sans Mono" w:hAnsi="DejaVu Sans Mono" w:cs="DejaVu Sans Mono"/>
-          <w:color w:val="383A42"/>
-          <w:szCs w:val="21"/>
-          <w:shd w:val="clear" w:color="auto" w:fill="FAFAFA"/>
-        </w:rPr>
-        <w:t xml:space="preserve"> cannot be completed since the </w:t>
-      </w:r>
-      <w:r>
-        <w:rPr>
-          <w:rStyle w:val="hljs-keyword"/>
-          <w:rFonts w:ascii="DejaVu Sans Mono" w:hAnsi="DejaVu Sans Mono" w:cs="DejaVu Sans Mono"/>
-          <w:color w:val="A626A4"/>
-          <w:szCs w:val="21"/>
-          <w:shd w:val="clear" w:color="auto" w:fill="FAFAFA"/>
-        </w:rPr>
-        <w:t>group</w:t>
-      </w:r>
-      <w:r>
-        <w:rPr>
-          <w:rFonts w:ascii="DejaVu Sans Mono" w:hAnsi="DejaVu Sans Mono" w:cs="DejaVu Sans Mono"/>
-          <w:color w:val="383A42"/>
-          <w:szCs w:val="21"/>
-          <w:shd w:val="clear" w:color="auto" w:fill="FAFAFA"/>
-        </w:rPr>
-        <w:t xml:space="preserve"> has already rebalanced </w:t>
-      </w:r>
-      <w:r>
-        <w:rPr>
-          <w:rStyle w:val="hljs-keyword"/>
-          <w:rFonts w:ascii="DejaVu Sans Mono" w:hAnsi="DejaVu Sans Mono" w:cs="DejaVu Sans Mono"/>
-          <w:color w:val="A626A4"/>
-          <w:szCs w:val="21"/>
-          <w:shd w:val="clear" w:color="auto" w:fill="FAFAFA"/>
-        </w:rPr>
-        <w:t>and</w:t>
-      </w:r>
-      <w:r>
-        <w:rPr>
-          <w:rFonts w:ascii="DejaVu Sans Mono" w:hAnsi="DejaVu Sans Mono" w:cs="DejaVu Sans Mono"/>
-          <w:color w:val="383A42"/>
-          <w:szCs w:val="21"/>
-          <w:shd w:val="clear" w:color="auto" w:fill="FAFAFA"/>
-        </w:rPr>
-        <w:t xml:space="preserve"> assigned the </w:t>
-      </w:r>
-      <w:r>
-        <w:rPr>
-          <w:rStyle w:val="hljs-keyword"/>
-          <w:rFonts w:ascii="DejaVu Sans Mono" w:hAnsi="DejaVu Sans Mono" w:cs="DejaVu Sans Mono"/>
-          <w:color w:val="A626A4"/>
-          <w:szCs w:val="21"/>
-          <w:shd w:val="clear" w:color="auto" w:fill="FAFAFA"/>
-        </w:rPr>
-        <w:t>partitions</w:t>
-      </w:r>
-      <w:r>
-        <w:rPr>
-          <w:rFonts w:ascii="DejaVu Sans Mono" w:hAnsi="DejaVu Sans Mono" w:cs="DejaVu Sans Mono"/>
-          <w:color w:val="383A42"/>
-          <w:szCs w:val="21"/>
-          <w:shd w:val="clear" w:color="auto" w:fill="FAFAFA"/>
-        </w:rPr>
-        <w:t xml:space="preserve"> </w:t>
-      </w:r>
-      <w:r>
-        <w:rPr>
-          <w:rStyle w:val="hljs-keyword"/>
-          <w:rFonts w:ascii="DejaVu Sans Mono" w:hAnsi="DejaVu Sans Mono" w:cs="DejaVu Sans Mono"/>
-          <w:color w:val="A626A4"/>
-          <w:szCs w:val="21"/>
-          <w:shd w:val="clear" w:color="auto" w:fill="FAFAFA"/>
-        </w:rPr>
-        <w:t>to</w:t>
-      </w:r>
-      <w:r>
-        <w:rPr>
-          <w:rFonts w:ascii="DejaVu Sans Mono" w:hAnsi="DejaVu Sans Mono" w:cs="DejaVu Sans Mono"/>
-          <w:color w:val="383A42"/>
-          <w:szCs w:val="21"/>
-          <w:shd w:val="clear" w:color="auto" w:fill="FAFAFA"/>
-        </w:rPr>
-        <w:t xml:space="preserve"> another member. This means that the </w:t>
-      </w:r>
-      <w:r>
-        <w:rPr>
-          <w:rStyle w:val="hljs-builtin"/>
-          <w:rFonts w:ascii="DejaVu Sans Mono" w:hAnsi="DejaVu Sans Mono" w:cs="DejaVu Sans Mono"/>
-          <w:color w:val="C18401"/>
-          <w:szCs w:val="21"/>
-          <w:shd w:val="clear" w:color="auto" w:fill="FAFAFA"/>
-        </w:rPr>
-        <w:t>time</w:t>
-      </w:r>
-      <w:r>
-        <w:rPr>
-          <w:rFonts w:ascii="DejaVu Sans Mono" w:hAnsi="DejaVu Sans Mono" w:cs="DejaVu Sans Mono"/>
-          <w:color w:val="383A42"/>
-          <w:szCs w:val="21"/>
-          <w:shd w:val="clear" w:color="auto" w:fill="FAFAFA"/>
-        </w:rPr>
-        <w:t xml:space="preserve"> </w:t>
-      </w:r>
-      <w:r>
-        <w:rPr>
-          <w:rStyle w:val="hljs-keyword"/>
-          <w:rFonts w:ascii="DejaVu Sans Mono" w:hAnsi="DejaVu Sans Mono" w:cs="DejaVu Sans Mono"/>
-          <w:color w:val="A626A4"/>
-          <w:szCs w:val="21"/>
-          <w:shd w:val="clear" w:color="auto" w:fill="FAFAFA"/>
-        </w:rPr>
-        <w:t>between</w:t>
-      </w:r>
-      <w:r>
-        <w:rPr>
-          <w:rFonts w:ascii="DejaVu Sans Mono" w:hAnsi="DejaVu Sans Mono" w:cs="DejaVu Sans Mono"/>
-          <w:color w:val="383A42"/>
-          <w:szCs w:val="21"/>
-          <w:shd w:val="clear" w:color="auto" w:fill="FAFAFA"/>
-        </w:rPr>
-        <w:t xml:space="preserve"> subsequent calls </w:t>
-      </w:r>
-      <w:r>
-        <w:rPr>
-          <w:rStyle w:val="hljs-keyword"/>
-          <w:rFonts w:ascii="DejaVu Sans Mono" w:hAnsi="DejaVu Sans Mono" w:cs="DejaVu Sans Mono"/>
-          <w:color w:val="A626A4"/>
-          <w:szCs w:val="21"/>
-          <w:shd w:val="clear" w:color="auto" w:fill="FAFAFA"/>
-        </w:rPr>
-        <w:t>to</w:t>
-      </w:r>
-      <w:r>
-        <w:rPr>
-          <w:rFonts w:ascii="DejaVu Sans Mono" w:hAnsi="DejaVu Sans Mono" w:cs="DejaVu Sans Mono"/>
-          <w:color w:val="383A42"/>
-          <w:szCs w:val="21"/>
-          <w:shd w:val="clear" w:color="auto" w:fill="FAFAFA"/>
-        </w:rPr>
-        <w:t xml:space="preserve"> poll() was longer </w:t>
-      </w:r>
-      <w:r>
-        <w:rPr>
-          <w:rStyle w:val="hljs-keyword"/>
-          <w:rFonts w:ascii="DejaVu Sans Mono" w:hAnsi="DejaVu Sans Mono" w:cs="DejaVu Sans Mono"/>
-          <w:color w:val="A626A4"/>
-          <w:szCs w:val="21"/>
-          <w:shd w:val="clear" w:color="auto" w:fill="FAFAFA"/>
-        </w:rPr>
-        <w:t>than</w:t>
-      </w:r>
-      <w:r>
-        <w:rPr>
-          <w:rFonts w:ascii="DejaVu Sans Mono" w:hAnsi="DejaVu Sans Mono" w:cs="DejaVu Sans Mono"/>
-          <w:color w:val="383A42"/>
-          <w:szCs w:val="21"/>
-          <w:shd w:val="clear" w:color="auto" w:fill="FAFAFA"/>
-        </w:rPr>
-        <w:t xml:space="preserve"> the configured max.poll.interval.ms, which typically implies that the poll </w:t>
-      </w:r>
-      <w:r>
-        <w:rPr>
-          <w:rStyle w:val="hljs-keyword"/>
-          <w:rFonts w:ascii="DejaVu Sans Mono" w:hAnsi="DejaVu Sans Mono" w:cs="DejaVu Sans Mono"/>
-          <w:color w:val="A626A4"/>
-          <w:szCs w:val="21"/>
-          <w:shd w:val="clear" w:color="auto" w:fill="FAFAFA"/>
-        </w:rPr>
-        <w:t>loop</w:t>
-      </w:r>
-      <w:r>
-        <w:rPr>
-          <w:rFonts w:ascii="DejaVu Sans Mono" w:hAnsi="DejaVu Sans Mono" w:cs="DejaVu Sans Mono"/>
-          <w:color w:val="383A42"/>
-          <w:szCs w:val="21"/>
-          <w:shd w:val="clear" w:color="auto" w:fill="FAFAFA"/>
-        </w:rPr>
-        <w:t xml:space="preserve"> </w:t>
-      </w:r>
-      <w:r>
-        <w:rPr>
-          <w:rStyle w:val="hljs-keyword"/>
-          <w:rFonts w:ascii="DejaVu Sans Mono" w:hAnsi="DejaVu Sans Mono" w:cs="DejaVu Sans Mono"/>
-          <w:color w:val="A626A4"/>
-          <w:szCs w:val="21"/>
-          <w:shd w:val="clear" w:color="auto" w:fill="FAFAFA"/>
-        </w:rPr>
-        <w:t>is</w:t>
-      </w:r>
-      <w:r>
-        <w:rPr>
-          <w:rFonts w:ascii="DejaVu Sans Mono" w:hAnsi="DejaVu Sans Mono" w:cs="DejaVu Sans Mono"/>
-          <w:color w:val="383A42"/>
-          <w:szCs w:val="21"/>
-          <w:shd w:val="clear" w:color="auto" w:fill="FAFAFA"/>
-        </w:rPr>
-        <w:t xml:space="preserve"> spending too much </w:t>
-      </w:r>
-      <w:r>
-        <w:rPr>
-          <w:rStyle w:val="hljs-builtin"/>
-          <w:rFonts w:ascii="DejaVu Sans Mono" w:hAnsi="DejaVu Sans Mono" w:cs="DejaVu Sans Mono"/>
-          <w:color w:val="C18401"/>
-          <w:szCs w:val="21"/>
-          <w:shd w:val="clear" w:color="auto" w:fill="FAFAFA"/>
-        </w:rPr>
-        <w:t>time</w:t>
-      </w:r>
-      <w:r>
-        <w:rPr>
-          <w:rFonts w:ascii="DejaVu Sans Mono" w:hAnsi="DejaVu Sans Mono" w:cs="DejaVu Sans Mono"/>
-          <w:color w:val="383A42"/>
-          <w:szCs w:val="21"/>
-          <w:shd w:val="clear" w:color="auto" w:fill="FAFAFA"/>
-        </w:rPr>
-        <w:t xml:space="preserve"> message processing. You can address this either </w:t>
-      </w:r>
-      <w:r>
-        <w:rPr>
-          <w:rStyle w:val="hljs-keyword"/>
-          <w:rFonts w:ascii="DejaVu Sans Mono" w:hAnsi="DejaVu Sans Mono" w:cs="DejaVu Sans Mono"/>
-          <w:color w:val="A626A4"/>
-          <w:szCs w:val="21"/>
-          <w:shd w:val="clear" w:color="auto" w:fill="FAFAFA"/>
-        </w:rPr>
-        <w:t>by</w:t>
-      </w:r>
-      <w:r>
-        <w:rPr>
-          <w:rFonts w:ascii="DejaVu Sans Mono" w:hAnsi="DejaVu Sans Mono" w:cs="DejaVu Sans Mono"/>
-          <w:color w:val="383A42"/>
-          <w:szCs w:val="21"/>
-          <w:shd w:val="clear" w:color="auto" w:fill="FAFAFA"/>
-        </w:rPr>
-        <w:t xml:space="preserve"> increasing the </w:t>
-      </w:r>
-      <w:r>
-        <w:rPr>
-          <w:rStyle w:val="hljs-keyword"/>
-          <w:rFonts w:ascii="DejaVu Sans Mono" w:hAnsi="DejaVu Sans Mono" w:cs="DejaVu Sans Mono"/>
-          <w:color w:val="A626A4"/>
-          <w:szCs w:val="21"/>
-          <w:shd w:val="clear" w:color="auto" w:fill="FAFAFA"/>
-        </w:rPr>
-        <w:t>session</w:t>
-      </w:r>
-      <w:r>
-        <w:rPr>
-          <w:rFonts w:ascii="DejaVu Sans Mono" w:hAnsi="DejaVu Sans Mono" w:cs="DejaVu Sans Mono"/>
-          <w:color w:val="383A42"/>
-          <w:szCs w:val="21"/>
-          <w:shd w:val="clear" w:color="auto" w:fill="FAFAFA"/>
-        </w:rPr>
-        <w:t xml:space="preserve"> </w:t>
-      </w:r>
-      <w:r>
-        <w:rPr>
-          <w:rStyle w:val="hljs-keyword"/>
-          <w:rFonts w:ascii="DejaVu Sans Mono" w:hAnsi="DejaVu Sans Mono" w:cs="DejaVu Sans Mono"/>
-          <w:color w:val="A626A4"/>
-          <w:szCs w:val="21"/>
-          <w:shd w:val="clear" w:color="auto" w:fill="FAFAFA"/>
-        </w:rPr>
-        <w:t>timeout</w:t>
-      </w:r>
-      <w:r>
-        <w:rPr>
-          <w:rFonts w:ascii="DejaVu Sans Mono" w:hAnsi="DejaVu Sans Mono" w:cs="DejaVu Sans Mono"/>
-          <w:color w:val="383A42"/>
-          <w:szCs w:val="21"/>
-          <w:shd w:val="clear" w:color="auto" w:fill="FAFAFA"/>
-        </w:rPr>
-        <w:t xml:space="preserve"> </w:t>
-      </w:r>
-      <w:r>
-        <w:rPr>
-          <w:rStyle w:val="hljs-keyword"/>
-          <w:rFonts w:ascii="DejaVu Sans Mono" w:hAnsi="DejaVu Sans Mono" w:cs="DejaVu Sans Mono"/>
-          <w:color w:val="A626A4"/>
-          <w:szCs w:val="21"/>
-          <w:shd w:val="clear" w:color="auto" w:fill="FAFAFA"/>
-        </w:rPr>
-        <w:t>or</w:t>
-      </w:r>
-      <w:r>
-        <w:rPr>
-          <w:rFonts w:ascii="DejaVu Sans Mono" w:hAnsi="DejaVu Sans Mono" w:cs="DejaVu Sans Mono"/>
-          <w:color w:val="383A42"/>
-          <w:szCs w:val="21"/>
-          <w:shd w:val="clear" w:color="auto" w:fill="FAFAFA"/>
-        </w:rPr>
-        <w:t xml:space="preserve"> </w:t>
-      </w:r>
-      <w:r>
-        <w:rPr>
-          <w:rStyle w:val="hljs-keyword"/>
-          <w:rFonts w:ascii="DejaVu Sans Mono" w:hAnsi="DejaVu Sans Mono" w:cs="DejaVu Sans Mono"/>
-          <w:color w:val="A626A4"/>
-          <w:szCs w:val="21"/>
-          <w:shd w:val="clear" w:color="auto" w:fill="FAFAFA"/>
-        </w:rPr>
-        <w:t>by</w:t>
-      </w:r>
-      <w:r>
-        <w:rPr>
-          <w:rFonts w:ascii="DejaVu Sans Mono" w:hAnsi="DejaVu Sans Mono" w:cs="DejaVu Sans Mono"/>
-          <w:color w:val="383A42"/>
-          <w:szCs w:val="21"/>
-          <w:shd w:val="clear" w:color="auto" w:fill="FAFAFA"/>
-        </w:rPr>
-        <w:t xml:space="preserve"> reducing the maximum </w:t>
-      </w:r>
-      <w:r>
-        <w:rPr>
-          <w:rStyle w:val="hljs-keyword"/>
-          <w:rFonts w:ascii="DejaVu Sans Mono" w:hAnsi="DejaVu Sans Mono" w:cs="DejaVu Sans Mono"/>
-          <w:color w:val="A626A4"/>
-          <w:szCs w:val="21"/>
-          <w:shd w:val="clear" w:color="auto" w:fill="FAFAFA"/>
-        </w:rPr>
-        <w:t>size</w:t>
-      </w:r>
-      <w:r>
-        <w:rPr>
-          <w:rFonts w:ascii="DejaVu Sans Mono" w:hAnsi="DejaVu Sans Mono" w:cs="DejaVu Sans Mono"/>
-          <w:color w:val="383A42"/>
-          <w:szCs w:val="21"/>
-          <w:shd w:val="clear" w:color="auto" w:fill="FAFAFA"/>
-        </w:rPr>
-        <w:t xml:space="preserve"> </w:t>
-      </w:r>
-      <w:r>
-        <w:rPr>
-          <w:rStyle w:val="hljs-keyword"/>
-          <w:rFonts w:ascii="DejaVu Sans Mono" w:hAnsi="DejaVu Sans Mono" w:cs="DejaVu Sans Mono"/>
-          <w:color w:val="A626A4"/>
-          <w:szCs w:val="21"/>
-          <w:shd w:val="clear" w:color="auto" w:fill="FAFAFA"/>
-        </w:rPr>
-        <w:t>of</w:t>
-      </w:r>
-      <w:r>
-        <w:rPr>
-          <w:rFonts w:ascii="DejaVu Sans Mono" w:hAnsi="DejaVu Sans Mono" w:cs="DejaVu Sans Mono"/>
-          <w:color w:val="383A42"/>
-          <w:szCs w:val="21"/>
-          <w:shd w:val="clear" w:color="auto" w:fill="FAFAFA"/>
-        </w:rPr>
-        <w:t xml:space="preserve"> batches returned </w:t>
-      </w:r>
-      <w:r>
-        <w:rPr>
-          <w:rStyle w:val="hljs-keyword"/>
-          <w:rFonts w:ascii="DejaVu Sans Mono" w:hAnsi="DejaVu Sans Mono" w:cs="DejaVu Sans Mono"/>
-          <w:color w:val="A626A4"/>
-          <w:szCs w:val="21"/>
-          <w:shd w:val="clear" w:color="auto" w:fill="FAFAFA"/>
-        </w:rPr>
-        <w:t>in</w:t>
-      </w:r>
-      <w:r>
-        <w:rPr>
-          <w:rFonts w:ascii="DejaVu Sans Mono" w:hAnsi="DejaVu Sans Mono" w:cs="DejaVu Sans Mono"/>
-          <w:color w:val="383A42"/>
-          <w:szCs w:val="21"/>
-          <w:shd w:val="clear" w:color="auto" w:fill="FAFAFA"/>
-        </w:rPr>
-        <w:t xml:space="preserve"> poll() </w:t>
-      </w:r>
-      <w:r>
-        <w:rPr>
-          <w:rStyle w:val="hljs-keyword"/>
-          <w:rFonts w:ascii="DejaVu Sans Mono" w:hAnsi="DejaVu Sans Mono" w:cs="DejaVu Sans Mono"/>
-          <w:color w:val="A626A4"/>
-          <w:szCs w:val="21"/>
-          <w:shd w:val="clear" w:color="auto" w:fill="FAFAFA"/>
-        </w:rPr>
-        <w:t>with</w:t>
-      </w:r>
-      <w:r>
-        <w:rPr>
-          <w:rFonts w:ascii="DejaVu Sans Mono" w:hAnsi="DejaVu Sans Mono" w:cs="DejaVu Sans Mono"/>
-          <w:color w:val="383A42"/>
-          <w:szCs w:val="21"/>
-          <w:shd w:val="clear" w:color="auto" w:fill="FAFAFA"/>
-        </w:rPr>
-        <w:t xml:space="preserve"> max.poll.records</w:t>
-      </w:r>
-    </w:p>
-    <w:p>
-      <w:pPr>
-        <w:snapToGrid w:val="0"/>
-        <w:ind w:left="180" w:firstLine="420"/>
-        <w:rPr>
-          <w:rFonts w:ascii="微软雅黑" w:eastAsia="微软雅黑" w:hAnsi="微软雅黑"/>
-          <w:sz w:val="24"/>
-          <w:szCs w:val="24"/>
-        </w:rPr>
-      </w:pPr>
-      <w:r>
-        <w:rPr>
-          <w:rFonts w:ascii="微软雅黑" w:eastAsia="微软雅黑" w:hAnsi="微软雅黑" w:hint="eastAsia"/>
-          <w:sz w:val="24"/>
-          <w:szCs w:val="24"/>
-        </w:rPr>
-        <w:t>poll间隔时间：max.poll.interval.ms (默认300s)</w:t>
-      </w:r>
-    </w:p>
-    <w:p>
-      <w:pPr>
-        <w:snapToGrid w:val="0"/>
-        <w:rPr>
-          <w:rFonts w:ascii="微软雅黑" w:eastAsia="微软雅黑" w:hAnsi="微软雅黑"/>
-          <w:sz w:val="24"/>
-          <w:szCs w:val="24"/>
-        </w:rPr>
-      </w:pPr>
-      <w:r>
-        <w:rPr>
-          <w:rFonts w:ascii="微软雅黑" w:eastAsia="微软雅黑" w:hAnsi="微软雅黑" w:hint="eastAsia"/>
-          <w:sz w:val="24"/>
-          <w:szCs w:val="24"/>
-        </w:rPr>
-        <w:t xml:space="preserve">   消费者在处理完一批poll数据时，提交offset报的错：由于处理该轮数据耗时太长，超过了300s，与session一样，kafka认为消费端挂了，断开连接，提交offset异常。</w:t>
-      </w:r>
-    </w:p>
-    <w:p>
-      <w:pPr>
-        <w:pStyle w:val="2"/>
-      </w:pPr>
-      <w:r>
-        <w:rPr>
-          <w:rFonts w:hint="eastAsia"/>
-        </w:rPr>
-        <w:lastRenderedPageBreak/>
-        <w:t>3. kafka</w:t>
-      </w:r>
-      <w:r>
-        <w:rPr>
-          <w:rFonts w:hint="eastAsia"/>
-        </w:rPr>
-        <w:t>分区分配策略</w:t>
-      </w:r>
-    </w:p>
-    <w:p>
-      <w:r>
-        <w:rPr>
-          <w:noProof/>
-        </w:rPr>
-        <w:drawing>
-          <wp:inline distT="0" distB="0" distL="0" distR="0" wp14:anchorId="0D918449" wp14:editId="228CA7BB">
-            <wp:extent cx="5162550" cy="2856230"/>
-            <wp:effectExtent l="0" t="0" r="0" b="1270"/>
-            <wp:docPr id="3" name="图片 3" descr="https://ss1.bdstatic.com/70cFvXSh_Q1YnxGkpoWK1HF6hhy/it/u=1468874296,869290467&amp;fm=15&amp;gp=0.jpg"/>
-            <wp:cNvGraphicFramePr>
-              <a:graphicFrameLocks xmlns:a="http://schemas.openxmlformats.org/drawingml/2006/main" noChangeAspect="1"/>
-            </wp:cNvGraphicFramePr>
-            <a:graphic xmlns:a="http://schemas.openxmlformats.org/drawingml/2006/main">
-              <a:graphicData uri="http://schemas.openxmlformats.org/drawingml/2006/picture">
-                <pic:pic xmlns:pic="http://schemas.openxmlformats.org/drawingml/2006/picture">
-                  <pic:nvPicPr>
-                    <pic:cNvPr id="0" name="Picture 3" descr="https://ss1.bdstatic.com/70cFvXSh_Q1YnxGkpoWK1HF6hhy/it/u=1468874296,869290467&amp;fm=15&amp;gp=0.jpg"/>
-                    <pic:cNvPicPr>
-                      <a:picLocks noChangeAspect="1" noChangeArrowheads="1"/>
-                    </pic:cNvPicPr>
-                  </pic:nvPicPr>
-                  <pic:blipFill>
-                    <a:blip r:embed="rId11">
-                      <a:extLst>
-                        <a:ext uri="{28A0092B-C50C-407E-A947-70E740481C1C}">
-                          <a14:useLocalDpi xmlns:a14="http://schemas.microsoft.com/office/drawing/2010/main" val="0"/>
-                        </a:ext>
-                      </a:extLst>
-                    </a:blip>
-                    <a:srcRect/>
-                    <a:stretch>
-                      <a:fillRect/>
-                    </a:stretch>
-                  </pic:blipFill>
-                  <pic:spPr bwMode="auto">
-                    <a:xfrm>
-                      <a:off x="0" y="0"/>
-                      <a:ext cx="5162550" cy="2856230"/>
-                    </a:xfrm>
-                    <a:prstGeom prst="rect">
-                      <a:avLst/>
-                    </a:prstGeom>
-                    <a:noFill/>
-                    <a:ln>
-                      <a:noFill/>
-                    </a:ln>
-                  </pic:spPr>
-                </pic:pic>
-              </a:graphicData>
-            </a:graphic>
-          </wp:inline>
-        </w:drawing>
-      </w:r>
-    </w:p>
-    <w:p>
-      <w:pPr>
-        <w:pStyle w:val="3"/>
-      </w:pPr>
-      <w:r>
-        <w:rPr>
-          <w:rFonts w:hint="eastAsia"/>
-        </w:rPr>
-        <w:t xml:space="preserve">3.1 </w:t>
-      </w:r>
-      <w:r>
-        <w:rPr>
-          <w:rFonts w:hint="eastAsia"/>
-        </w:rPr>
-        <w:t>前言</w:t>
-      </w:r>
-    </w:p>
-    <w:p>
-      <w:pPr>
-        <w:snapToGrid w:val="0"/>
-        <w:rPr>
-          <w:rFonts w:ascii="微软雅黑" w:eastAsia="微软雅黑" w:hAnsi="微软雅黑"/>
-          <w:sz w:val="24"/>
-          <w:szCs w:val="24"/>
-        </w:rPr>
-      </w:pPr>
-      <w:r>
-        <w:rPr>
-          <w:rFonts w:ascii="微软雅黑" w:eastAsia="微软雅黑" w:hAnsi="微软雅黑" w:hint="eastAsia"/>
-          <w:sz w:val="24"/>
-          <w:szCs w:val="24"/>
-        </w:rPr>
-        <w:t>kafka一个topic有多个分区，一个分区对应着同一组下的一个消费者，所以对于同一组下的不同消费者只有一个能接收到同一个主题的数据。</w:t>
-      </w:r>
-    </w:p>
-    <w:p>
-      <w:pPr>
-        <w:snapToGrid w:val="0"/>
-        <w:rPr>
-          <w:rFonts w:ascii="微软雅黑" w:eastAsia="微软雅黑" w:hAnsi="微软雅黑"/>
-          <w:sz w:val="24"/>
-          <w:szCs w:val="24"/>
-        </w:rPr>
-      </w:pPr>
-      <w:r>
-        <w:rPr>
-          <w:rFonts w:ascii="微软雅黑" w:eastAsia="微软雅黑" w:hAnsi="微软雅黑" w:hint="eastAsia"/>
-          <w:sz w:val="24"/>
-          <w:szCs w:val="24"/>
-        </w:rPr>
-        <w:t>举例：</w:t>
-      </w:r>
-    </w:p>
-    <w:p>
-      <w:pPr>
-        <w:snapToGrid w:val="0"/>
-        <w:rPr>
-          <w:rFonts w:ascii="微软雅黑" w:eastAsia="微软雅黑" w:hAnsi="微软雅黑"/>
-          <w:sz w:val="24"/>
-          <w:szCs w:val="24"/>
-        </w:rPr>
-      </w:pPr>
-      <w:r>
-        <w:rPr>
-          <w:rFonts w:ascii="微软雅黑" w:eastAsia="微软雅黑" w:hAnsi="微软雅黑" w:hint="eastAsia"/>
-          <w:noProof/>
-          <w:sz w:val="24"/>
-          <w:szCs w:val="24"/>
-        </w:rPr>
-        <mc:AlternateContent>
-          <mc:Choice Requires="wps">
-            <w:drawing>
-              <wp:anchor distT="0" distB="0" distL="114300" distR="114300" simplePos="0" relativeHeight="251659264" behindDoc="0" locked="0" layoutInCell="1" allowOverlap="1" wp14:anchorId="090B8827" wp14:editId="1A730421">
-                <wp:simplePos x="0" y="0"/>
-                <wp:positionH relativeFrom="column">
-                  <wp:posOffset>1542854</wp:posOffset>
-                </wp:positionH>
-                <wp:positionV relativeFrom="paragraph">
-                  <wp:posOffset>162560</wp:posOffset>
-                </wp:positionV>
-                <wp:extent cx="977900" cy="129472"/>
-                <wp:effectExtent l="0" t="19050" r="31750" b="42545"/>
-                <wp:wrapNone/>
-                <wp:docPr id="4" name="右箭头 4"/>
-                <wp:cNvGraphicFramePr/>
-                <a:graphic xmlns:a="http://schemas.openxmlformats.org/drawingml/2006/main">
-                  <a:graphicData uri="http://schemas.microsoft.com/office/word/2010/wordprocessingShape">
-                    <wps:wsp>
-                      <wps:cNvSpPr/>
-                      <wps:spPr>
-                        <a:xfrm>
-                          <a:off x="0" y="0"/>
-                          <a:ext cx="977900" cy="129472"/>
-                        </a:xfrm>
-                        <a:prstGeom prst="rightArrow">
-                          <a:avLst/>
-                        </a:prstGeom>
-                      </wps:spPr>
-                      <wps:style>
-                        <a:lnRef idx="2">
-                          <a:schemeClr val="accent1">
-                            <a:shade val="50000"/>
-                          </a:schemeClr>
-                        </a:lnRef>
-                        <a:fillRef idx="1">
-                          <a:schemeClr val="accent1"/>
-                        </a:fillRef>
-                        <a:effectRef idx="0">
-                          <a:schemeClr val="accent1"/>
-                        </a:effectRef>
-                        <a:fontRef idx="minor">
-                          <a:schemeClr val="lt1"/>
-                        </a:fontRef>
-                      </wps:style>
-                      <wps:bodyPr rot="0" spcFirstLastPara="0" vertOverflow="overflow" horzOverflow="overflow" vert="horz" wrap="square" lIns="91440" tIns="45720" rIns="91440" bIns="45720" numCol="1" spcCol="0" rtlCol="0" fromWordArt="0" anchor="ctr" anchorCtr="0" forceAA="0" compatLnSpc="1">
-                        <a:prstTxWarp prst="textNoShape">
-                          <a:avLst/>
-                        </a:prstTxWarp>
-                        <a:noAutofit/>
-                      </wps:bodyPr>
-                    </wps:wsp>
-                  </a:graphicData>
-                </a:graphic>
-                <wp14:sizeRelV relativeFrom="margin">
-                  <wp14:pctHeight>0</wp14:pctHeight>
-                </wp14:sizeRelV>
-              </wp:anchor>
-            </w:drawing>
-          </mc:Choice>
-          <mc:Fallback>
-            <w:pict>
-              <v:shapetype id="_x0000_t13" coordsize="21600,21600" o:spt="13" adj="16200,5400" path="m@0,l@0@1,0@1,0@2@0@2@0,21600,21600,10800xe">
-                <v:stroke joinstyle="miter"/>
-                <v:formulas>
-                  <v:f eqn="val #0"/>
-                  <v:f eqn="val #1"/>
-                  <v:f eqn="sum height 0 #1"/>
-                  <v:f eqn="sum 10800 0 #1"/>
-                  <v:f eqn="sum width 0 #0"/>
-                  <v:f eqn="prod @4 @3 10800"/>
-                  <v:f eqn="sum width 0 @5"/>
-                </v:formulas>
-                <v:path o:connecttype="custom" o:connectlocs="@0,0;0,10800;@0,21600;21600,10800" o:connectangles="270,180,90,0" textboxrect="0,@1,@6,@2"/>
-                <v:handles>
-                  <v:h position="#0,#1" xrange="0,21600" yrange="0,10800"/>
-                </v:handles>
-              </v:shapetype>
-              <v:shape id="右箭头 4" o:spid="_x0000_s1026" type="#_x0000_t13" style="position:absolute;left:0;text-align:left;margin-left:121.5pt;margin-top:12.8pt;width:77pt;height:10.2pt;z-index:251659264;visibility:visible;mso-wrap-style:square;mso-height-percent:0;mso-wrap-distance-left:9pt;mso-wrap-distance-top:0;mso-wrap-distance-right:9pt;mso-wrap-distance-bottom:0;mso-position-horizontal:absolute;mso-position-horizontal-relative:text;mso-position-vertical:absolute;mso-position-vertical-relative:text;mso-height-percent:0;mso-height-relative:margin;v-text-anchor:middle" o:gfxdata="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" adj="20170" fillcolor="#4f81bd [3204]" strokecolor="#243f60 [1604]" strokeweight="2pt"/>
-            </w:pict>
-          </mc:Fallback>
-        </mc:AlternateContent>
-      </w:r>
-      <w:r>
-        <w:rPr>
-          <w:rFonts w:ascii="微软雅黑" w:eastAsia="微软雅黑" w:hAnsi="微软雅黑" w:hint="eastAsia"/>
-          <w:sz w:val="24"/>
-          <w:szCs w:val="24"/>
-        </w:rPr>
-        <w:t xml:space="preserve">  P0、P1、P2     </w:t>
-      </w:r>
-      <w:r>
-        <w:rPr>
-          <w:rFonts w:ascii="微软雅黑" w:eastAsia="微软雅黑" w:hAnsi="微软雅黑" w:hint="eastAsia"/>
-          <w:sz w:val="24"/>
-          <w:szCs w:val="24"/>
-        </w:rPr>
-        <w:t xml:space="preserve">                     P0-C0、P1-C1、P2-C2</w:t>
-      </w:r>
-    </w:p>
-    <w:p>
-      <w:pPr>
-        <w:snapToGrid w:val="0"/>
-        <w:rPr>
-          <w:rFonts w:ascii="微软雅黑" w:eastAsia="微软雅黑" w:hAnsi="微软雅黑"/>
-          <w:sz w:val="24"/>
-          <w:szCs w:val="24"/>
-        </w:rPr>
-      </w:pPr>
-      <w:r>
-        <w:rPr>
-          <w:rFonts w:ascii="微软雅黑" w:eastAsia="微软雅黑" w:hAnsi="微软雅黑" w:hint="eastAsia"/>
-          <w:sz w:val="24"/>
-          <w:szCs w:val="24"/>
-        </w:rPr>
-        <w:t xml:space="preserve">  C0、C1、C2</w:t>
-      </w:r>
-    </w:p>
-    <w:p>
-      <w:pPr>
-        <w:snapToGrid w:val="0"/>
-        <w:rPr>
-          <w:rFonts w:ascii="微软雅黑" w:eastAsia="微软雅黑" w:hAnsi="微软雅黑"/>
-          <w:sz w:val="24"/>
-          <w:szCs w:val="24"/>
-        </w:rPr>
-      </w:pPr>
-      <w:r>
-        <w:rPr>
-          <w:rFonts w:ascii="微软雅黑" w:eastAsia="微软雅黑" w:hAnsi="微软雅黑" w:hint="eastAsia"/>
-          <w:noProof/>
-          <w:sz w:val="24"/>
-          <w:szCs w:val="24"/>
-        </w:rPr>
-        <mc:AlternateContent>
-          <mc:Choice Requires="wps">
-            <w:drawing>
-              <wp:anchor distT="0" distB="0" distL="114300" distR="114300" simplePos="0" relativeHeight="251661312" behindDoc="0" locked="0" layoutInCell="1" allowOverlap="1" wp14:anchorId="49723629" wp14:editId="3D94AA5F">
-                <wp:simplePos x="0" y="0"/>
-                <wp:positionH relativeFrom="column">
-                  <wp:posOffset>1541224</wp:posOffset>
-                </wp:positionH>
-                <wp:positionV relativeFrom="paragraph">
-                  <wp:posOffset>58420</wp:posOffset>
-                </wp:positionV>
-                <wp:extent cx="977900" cy="128905"/>
-                <wp:effectExtent l="0" t="19050" r="31750" b="42545"/>
-                <wp:wrapNone/>
-                <wp:docPr id="5" name="右箭头 5"/>
-                <wp:cNvGraphicFramePr/>
-                <a:graphic xmlns:a="http://schemas.openxmlformats.org/drawingml/2006/main">
-                  <a:graphicData uri="http://schemas.microsoft.com/office/word/2010/wordprocessingShape">
-                    <wps:wsp>
-                      <wps:cNvSpPr/>
-                      <wps:spPr>
-                        <a:xfrm>
-                          <a:off x="0" y="0"/>
-                          <a:ext cx="977900" cy="128905"/>
-                        </a:xfrm>
-                        <a:prstGeom prst="rightArrow">
-                          <a:avLst/>
-                        </a:prstGeom>
-                      </wps:spPr>
-                      <wps:style>
-                        <a:lnRef idx="2">
-                          <a:schemeClr val="accent1">
-                            <a:shade val="50000"/>
-                          </a:schemeClr>
-                        </a:lnRef>
-                        <a:fillRef idx="1">
-                          <a:schemeClr val="accent1"/>
-                        </a:fillRef>
-                        <a:effectRef idx="0">
-                          <a:schemeClr val="accent1"/>
-                        </a:effectRef>
-                        <a:fontRef idx="minor">
-                          <a:schemeClr val="lt1"/>
-                        </a:fontRef>
-                      </wps:style>
-                      <wps:bodyPr rot="0" spcFirstLastPara="0" vertOverflow="overflow" horzOverflow="overflow" vert="horz" wrap="square" lIns="91440" tIns="45720" rIns="91440" bIns="45720" numCol="1" spcCol="0" rtlCol="0" fromWordArt="0" anchor="ctr" anchorCtr="0" forceAA="0" compatLnSpc="1">
-                        <a:prstTxWarp prst="textNoShape">
-                          <a:avLst/>
-                        </a:prstTxWarp>
-                        <a:noAutofit/>
-                      </wps:bodyPr>
-                    </wps:wsp>
-                  </a:graphicData>
-                </a:graphic>
-                <wp14:sizeRelV relativeFrom="margin">
-                  <wp14:pctHeight>0</wp14:pctHeight>
-                </wp14:sizeRelV>
-              </wp:anchor>
-            </w:drawing>
-          </mc:Choice>
-          <mc:Fallback>
-            <w:pict>
-              <v:shape id="右箭头 5" o:spid="_x0000_s1026" type="#_x0000_t13" style="position:absolute;left:0;text-align:left;margin-left:121.35pt;margin-top:4.6pt;width:77pt;height:10.15pt;z-index:251661312;visibility:visible;mso-wrap-style:square;mso-height-percent:0;mso-wrap-distance-left:9pt;mso-wrap-distance-top:0;mso-wrap-distance-right:9pt;mso-wrap-distance-bottom:0;mso-position-horizontal:absolute;mso-position-horizontal-relative:text;mso-position-vertical:absolute;mso-position-vertical-relative:text;mso-height-percent:0;mso-height-relative:margin;v-text-anchor:middle" o:gfxdata="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" adj="20176" fillcolor="#4f81bd [3204]" strokecolor="#243f60 [1604]" strokeweight="2pt"/>
-            </w:pict>
-          </mc:Fallback>
-        </mc:AlternateContent>
-      </w:r>
-      <w:r>
-        <w:rPr>
-          <w:rFonts w:ascii="微软雅黑" w:eastAsia="微软雅黑" w:hAnsi="微软雅黑" w:hint="eastAsia"/>
-          <w:sz w:val="24"/>
-          <w:szCs w:val="24"/>
-        </w:rPr>
-        <w:t xml:space="preserve">  C0、C1                              P0/P1-C0、P2-C2</w:t>
-      </w:r>
-    </w:p>
-    <w:p>
-      <w:pPr>
-        <w:snapToGrid w:val="0"/>
-        <w:rPr>
-          <w:rFonts w:ascii="微软雅黑" w:eastAsia="微软雅黑" w:hAnsi="微软雅黑"/>
-          <w:sz w:val="24"/>
-          <w:szCs w:val="24"/>
-        </w:rPr>
-      </w:pPr>
-      <w:r>
-        <w:rPr>
-          <w:rFonts w:ascii="微软雅黑" w:eastAsia="微软雅黑" w:hAnsi="微软雅黑" w:hint="eastAsia"/>
-          <w:noProof/>
-          <w:sz w:val="24"/>
-          <w:szCs w:val="24"/>
-        </w:rPr>
-        <mc:AlternateContent>
-          <mc:Choice Requires="wps">
-            <w:drawing>
-              <wp:anchor distT="0" distB="0" distL="114300" distR="114300" simplePos="0" relativeHeight="251663360" behindDoc="0" locked="0" layoutInCell="1" allowOverlap="1" wp14:anchorId="0B58D26F" wp14:editId="698DB095">
-                <wp:simplePos x="0" y="0"/>
-                <wp:positionH relativeFrom="column">
-                  <wp:posOffset>1539875</wp:posOffset>
-                </wp:positionH>
-                <wp:positionV relativeFrom="paragraph">
-                  <wp:posOffset>78740</wp:posOffset>
-                </wp:positionV>
-                <wp:extent cx="977900" cy="128905"/>
-                <wp:effectExtent l="0" t="19050" r="31750" b="42545"/>
-                <wp:wrapNone/>
-                <wp:docPr id="6" name="右箭头 6"/>
-                <wp:cNvGraphicFramePr/>
-                <a:graphic xmlns:a="http://schemas.openxmlformats.org/drawingml/2006/main">
-                  <a:graphicData uri="http://schemas.microsoft.com/office/word/2010/wordprocessingShape">
-                    <wps:wsp>
-                      <wps:cNvSpPr/>
-                      <wps:spPr>
-                        <a:xfrm>
-                          <a:off x="0" y="0"/>
-                          <a:ext cx="977900" cy="128905"/>
-                        </a:xfrm>
-                        <a:prstGeom prst="rightArrow">
-                          <a:avLst/>
-                        </a:prstGeom>
-                      </wps:spPr>
-                      <wps:style>
-                        <a:lnRef idx="2">
-                          <a:schemeClr val="accent1">
-                            <a:shade val="50000"/>
-                          </a:schemeClr>
-                        </a:lnRef>
-                        <a:fillRef idx="1">
-                          <a:schemeClr val="accent1"/>
-                        </a:fillRef>
-                        <a:effectRef idx="0">
-                          <a:schemeClr val="accent1"/>
-                        </a:effectRef>
-                        <a:fontRef idx="minor">
-                          <a:schemeClr val="lt1"/>
-                        </a:fontRef>
-                      </wps:style>
-                      <wps:bodyPr rot="0" spcFirstLastPara="0" vertOverflow="overflow" horzOverflow="overflow" vert="horz" wrap="square" lIns="91440" tIns="45720" rIns="91440" bIns="45720" numCol="1" spcCol="0" rtlCol="0" fromWordArt="0" anchor="ctr" anchorCtr="0" forceAA="0" compatLnSpc="1">
-                        <a:prstTxWarp prst="textNoShape">
-                          <a:avLst/>
-                        </a:prstTxWarp>
-                        <a:noAutofit/>
-                      </wps:bodyPr>
-                    </wps:wsp>
-                  </a:graphicData>
-                </a:graphic>
-                <wp14:sizeRelV relativeFrom="margin">
-                  <wp14:pctHeight>0</wp14:pctHeight>
-                </wp14:sizeRelV>
-              </wp:anchor>
-            </w:drawing>
-          </mc:Choice>
-          <mc:Fallback>
-            <w:pict>
-              <v:shape id="右箭头 6" o:spid="_x0000_s1026" type="#_x0000_t13" style="position:absolute;left:0;text-align:left;margin-left:121.25pt;margin-top:6.2pt;width:77pt;height:10.15pt;z-index:251663360;visibility:visible;mso-wrap-style:square;mso-height-percent:0;mso-wrap-distance-left:9pt;mso-wrap-distance-top:0;mso-wrap-distance-right:9pt;mso-wrap-distance-bottom:0;mso-position-horizontal:absolute;mso-position-horizontal-relative:text;mso-position-vertical:absolute;mso-position-vertical-relative:text;mso-height-percent:0;mso-height-relative:margin;v-text-anchor:middle" o:gfxdata="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" adj="20176" fillcolor="#4f81bd [3204]" strokecolor="#243f60 [1604]" strokeweight="2pt"/>
-            </w:pict>
-          </mc:Fallback>
-        </mc:AlternateContent>
-      </w:r>
-      <w:r>
-        <w:rPr>
-          <w:rFonts w:ascii="微软雅黑" w:eastAsia="微软雅黑" w:hAnsi="微软雅黑" w:hint="eastAsia"/>
-          <w:sz w:val="24"/>
-          <w:szCs w:val="24"/>
-        </w:rPr>
-        <w:t xml:space="preserve">  C0、C1、C2、C3                     P0-C0、P1-C1、P2-C2</w:t>
-      </w:r>
-    </w:p>
-    <w:p>
-      <w:pPr>
-        <w:snapToGrid w:val="0"/>
-        <w:rPr>
-          <w:rFonts w:ascii="微软雅黑" w:eastAsia="微软雅黑" w:hAnsi="微软雅黑"/>
-          <w:sz w:val="24"/>
-          <w:szCs w:val="24"/>
-        </w:rPr>
-      </w:pPr>
-      <w:r>
-        <w:rPr>
-          <w:rFonts w:ascii="微软雅黑" w:eastAsia="微软雅黑" w:hAnsi="微软雅黑" w:hint="eastAsia"/>
-          <w:sz w:val="24"/>
-          <w:szCs w:val="24"/>
-        </w:rPr>
-        <w:t>由此可见：</w:t>
-      </w:r>
-      <w:r>
-        <w:rPr>
-          <w:rFonts w:ascii="微软雅黑" w:eastAsia="微软雅黑" w:hAnsi="微软雅黑" w:hint="eastAsia"/>
-          <w:b/>
-          <w:color w:val="FF0000"/>
-          <w:sz w:val="24"/>
-          <w:szCs w:val="24"/>
-        </w:rPr>
-        <w:t>同一个消费组下的消费者数量不能大于分区数</w:t>
-      </w:r>
-      <w:r>
-        <w:rPr>
-          <w:rFonts w:ascii="微软雅黑" w:eastAsia="微软雅黑" w:hAnsi="微软雅黑" w:hint="eastAsia"/>
-          <w:sz w:val="24"/>
-          <w:szCs w:val="24"/>
-        </w:rPr>
-        <w:t>，否则将有消费者接收不到数据，造成资源浪费。</w:t>
-      </w:r>
-    </w:p>
-    <w:p>
-      <w:pPr>
-        <w:pStyle w:val="3"/>
-      </w:pPr>
-      <w:r>
-        <w:rPr>
-          <w:rFonts w:hint="eastAsia"/>
-        </w:rPr>
-        <w:t xml:space="preserve">3.2 </w:t>
-      </w:r>
-      <w:r>
-        <w:rPr>
-          <w:rFonts w:hint="eastAsia"/>
-        </w:rPr>
-        <w:t>多个</w:t>
-      </w:r>
-      <w:r>
-        <w:rPr>
-          <w:rFonts w:hint="eastAsia"/>
-        </w:rPr>
-        <w:t>partition</w:t>
-      </w:r>
-      <w:r>
-        <w:rPr>
-          <w:rFonts w:hint="eastAsia"/>
-        </w:rPr>
-        <w:t>的优点</w:t>
-      </w:r>
-    </w:p>
-    <w:p>
-      <w:pPr>
-        <w:pStyle w:val="a4"/>
-        <w:numPr>
-          <w:ilvl w:val="0"/>
-          <w:numId w:val="4"/>
-        </w:numPr>
-        <w:snapToGrid w:val="0"/>
-        <w:ind w:firstLineChars="0"/>
-        <w:rPr>
-          <w:rFonts w:ascii="微软雅黑" w:eastAsia="微软雅黑" w:hAnsi="微软雅黑"/>
-          <w:sz w:val="24"/>
-          <w:szCs w:val="24"/>
-        </w:rPr>
-      </w:pPr>
-      <w:r>
-        <w:rPr>
-          <w:rFonts w:ascii="微软雅黑" w:eastAsia="微软雅黑" w:hAnsi="微软雅黑" w:hint="eastAsia"/>
-          <w:sz w:val="24"/>
-          <w:szCs w:val="24"/>
-        </w:rPr>
-        <w:t>对broke数据分片，通过减少消息容量来提升IO性能</w:t>
-      </w:r>
-    </w:p>
-    <w:p>
-      <w:pPr>
-        <w:pStyle w:val="a4"/>
-        <w:numPr>
-          <w:ilvl w:val="0"/>
-          <w:numId w:val="4"/>
-        </w:numPr>
-        <w:snapToGrid w:val="0"/>
-        <w:ind w:firstLineChars="0"/>
-        <w:rPr>
-          <w:rFonts w:ascii="微软雅黑" w:eastAsia="微软雅黑" w:hAnsi="微软雅黑"/>
-          <w:sz w:val="24"/>
-          <w:szCs w:val="24"/>
-        </w:rPr>
-      </w:pPr>
-      <w:r>
-        <w:rPr>
-          <w:rFonts w:ascii="微软雅黑" w:eastAsia="微软雅黑" w:hAnsi="微软雅黑" w:hint="eastAsia"/>
-          <w:sz w:val="24"/>
-          <w:szCs w:val="24"/>
-        </w:rPr>
-        <w:t>提高消费端的消费能力，多个消费者消费同一个topic下的不同partition，实现消费端的负载均衡</w:t>
-      </w:r>
-    </w:p>
-    <w:p>
-      <w:pPr>
-        <w:pStyle w:val="3"/>
-      </w:pPr>
-      <w:r>
-        <w:rPr>
-          <w:rFonts w:hint="eastAsia"/>
-        </w:rPr>
-        <w:lastRenderedPageBreak/>
-        <w:t xml:space="preserve">3.3 </w:t>
-      </w:r>
-      <w:r>
-        <w:rPr>
-          <w:rFonts w:hint="eastAsia"/>
-        </w:rPr>
-        <w:t>策略</w:t>
-      </w:r>
-    </w:p>
-    <w:p>
-      <w:pPr>
-        <w:snapToGrid w:val="0"/>
-        <w:rPr>
-          <w:rFonts w:ascii="微软雅黑" w:eastAsia="微软雅黑" w:hAnsi="微软雅黑"/>
-          <w:sz w:val="24"/>
-          <w:szCs w:val="24"/>
-        </w:rPr>
-      </w:pPr>
-      <w:r>
-        <w:rPr>
-          <w:rFonts w:ascii="微软雅黑" w:eastAsia="微软雅黑" w:hAnsi="微软雅黑" w:hint="eastAsia"/>
-          <w:sz w:val="24"/>
-          <w:szCs w:val="24"/>
-        </w:rPr>
-        <w:t>RangeAssignor范围分区、RoundRobinAssignor轮询分区</w:t>
-      </w:r>
-    </w:p>
-    <w:p>
-      <w:pPr>
-        <w:snapToGrid w:val="0"/>
-        <w:rPr>
-          <w:rFonts w:ascii="微软雅黑" w:eastAsia="微软雅黑" w:hAnsi="微软雅黑"/>
-          <w:sz w:val="24"/>
-          <w:szCs w:val="24"/>
-        </w:rPr>
-      </w:pPr>
-      <w:r>
-        <w:rPr>
-          <w:rFonts w:ascii="微软雅黑" w:eastAsia="微软雅黑" w:hAnsi="微软雅黑" w:hint="eastAsia"/>
-          <w:sz w:val="24"/>
-          <w:szCs w:val="24"/>
-        </w:rPr>
-        <w:t>自定义分区策略</w:t>
-      </w:r>
-    </w:p>
-    <w:p>
-      <w:pPr>
-        <w:pStyle w:val="2"/>
-        <w:rPr>
-          <w:rFonts w:ascii="微软雅黑" w:eastAsia="微软雅黑" w:hAnsi="微软雅黑"/>
-          <w:sz w:val="24"/>
-          <w:szCs w:val="24"/>
-        </w:rPr>
-      </w:pPr>
-      <w:r>
-        <w:rPr>
-          <w:rFonts w:ascii="微软雅黑" w:eastAsia="微软雅黑" w:hAnsi="微软雅黑" w:hint="eastAsia"/>
-          <w:sz w:val="24"/>
-          <w:szCs w:val="24"/>
-        </w:rPr>
-        <w:t>4.</w:t>
-      </w:r>
-      <w:r>
-        <w:rPr>
-          <w:rFonts w:hint="eastAsia"/>
-        </w:rPr>
-        <w:t xml:space="preserve"> </w:t>
-      </w:r>
-      <w:r>
-        <w:rPr>
-          <w:rFonts w:hint="eastAsia"/>
-        </w:rPr>
-        <w:t>Rebalance</w:t>
-      </w:r>
-    </w:p>
-    <w:p>
-      <w:pPr>
-        <w:snapToGrid w:val="0"/>
-        <w:rPr>
-          <w:rFonts w:ascii="微软雅黑" w:eastAsia="微软雅黑" w:hAnsi="微软雅黑"/>
-          <w:sz w:val="24"/>
-          <w:szCs w:val="24"/>
-        </w:rPr>
-      </w:pPr>
-      <w:r>
-        <w:rPr>
-          <w:rFonts w:ascii="微软雅黑" w:eastAsia="微软雅黑" w:hAnsi="微软雅黑" w:hint="eastAsia"/>
-          <w:sz w:val="24"/>
-          <w:szCs w:val="24"/>
-        </w:rPr>
-        <w:t>Rebalance: 即对kafka中分区进行重新分配的过程</w:t>
-      </w:r>
-    </w:p>
-    <w:p>
-      <w:pPr>
-        <w:snapToGrid w:val="0"/>
-        <w:rPr>
-          <w:rFonts w:ascii="微软雅黑" w:eastAsia="微软雅黑" w:hAnsi="微软雅黑"/>
-          <w:sz w:val="24"/>
-          <w:szCs w:val="24"/>
-        </w:rPr>
-      </w:pPr>
-      <w:r>
-        <w:rPr>
-          <w:rFonts w:ascii="微软雅黑" w:eastAsia="微软雅黑" w:hAnsi="微软雅黑" w:hint="eastAsia"/>
-          <w:sz w:val="24"/>
-          <w:szCs w:val="24"/>
-        </w:rPr>
-        <w:t>触发场景：</w:t>
-      </w:r>
-    </w:p>
-    <w:p>
-      <w:pPr>
-        <w:pStyle w:val="a4"/>
-        <w:numPr>
-          <w:ilvl w:val="0"/>
-          <w:numId w:val="7"/>
-        </w:numPr>
-        <w:snapToGrid w:val="0"/>
-        <w:ind w:firstLineChars="0"/>
-        <w:rPr>
-          <w:rFonts w:ascii="微软雅黑" w:eastAsia="微软雅黑" w:hAnsi="微软雅黑"/>
-          <w:sz w:val="24"/>
-          <w:szCs w:val="24"/>
-        </w:rPr>
-      </w:pPr>
-      <w:r>
-        <w:rPr>
-          <w:rFonts w:ascii="微软雅黑" w:eastAsia="微软雅黑" w:hAnsi="微软雅黑" w:hint="eastAsia"/>
-          <w:color w:val="4D4D4D"/>
-          <w:sz w:val="27"/>
-          <w:szCs w:val="27"/>
-          <w:shd w:val="clear" w:color="auto" w:fill="FFFFFF"/>
-        </w:rPr>
-        <w:t> </w:t>
-      </w:r>
-      <w:r>
-        <w:rPr>
-          <w:rFonts w:ascii="微软雅黑" w:eastAsia="微软雅黑" w:hAnsi="微软雅黑" w:hint="eastAsia"/>
-          <w:sz w:val="24"/>
-          <w:szCs w:val="24"/>
-        </w:rPr>
-        <w:t>同一个消费组下新增消费者</w:t>
-      </w:r>
-    </w:p>
-    <w:p>
-      <w:pPr>
-        <w:pStyle w:val="a4"/>
-        <w:numPr>
-          <w:ilvl w:val="0"/>
-          <w:numId w:val="7"/>
-        </w:numPr>
-        <w:snapToGrid w:val="0"/>
-        <w:ind w:firstLineChars="0"/>
-        <w:rPr>
-          <w:rFonts w:ascii="微软雅黑" w:eastAsia="微软雅黑" w:hAnsi="微软雅黑"/>
-          <w:sz w:val="24"/>
-          <w:szCs w:val="24"/>
-        </w:rPr>
-      </w:pPr>
-      <w:r>
-        <w:rPr>
-          <w:rFonts w:ascii="微软雅黑" w:eastAsia="微软雅黑" w:hAnsi="微软雅黑" w:hint="eastAsia"/>
-          <w:sz w:val="24"/>
-          <w:szCs w:val="24"/>
-        </w:rPr>
-        <w:t>消费者宕机、主动取消订阅（kafka与消费者断开连接）</w:t>
-      </w:r>
-    </w:p>
-    <w:p>
-      <w:pPr>
-        <w:pStyle w:val="a4"/>
-        <w:numPr>
-          <w:ilvl w:val="0"/>
-          <w:numId w:val="7"/>
-        </w:numPr>
-        <w:snapToGrid w:val="0"/>
-        <w:ind w:firstLineChars="0"/>
-        <w:rPr>
-          <w:rFonts w:ascii="微软雅黑" w:eastAsia="微软雅黑" w:hAnsi="微软雅黑"/>
-          <w:sz w:val="24"/>
-          <w:szCs w:val="24"/>
-        </w:rPr>
-      </w:pPr>
-      <w:r>
-        <w:rPr>
-          <w:rFonts w:ascii="微软雅黑" w:eastAsia="微软雅黑" w:hAnsi="微软雅黑" w:hint="eastAsia"/>
-          <w:sz w:val="24"/>
-          <w:szCs w:val="24"/>
-        </w:rPr>
-        <w:t>新增分区</w:t>
-      </w:r>
-    </w:p>
-    <w:p>
-      <w:pPr>
-        <w:snapToGrid w:val="0"/>
-        <w:rPr>
-          <w:rFonts w:ascii="微软雅黑" w:eastAsia="微软雅黑" w:hAnsi="微软雅黑"/>
-          <w:sz w:val="24"/>
-          <w:szCs w:val="24"/>
-        </w:rPr>
-      </w:pPr>
-      <w:r>
-        <w:rPr>
-          <w:rFonts w:ascii="微软雅黑" w:eastAsia="微软雅黑" w:hAnsi="微软雅黑" w:hint="eastAsia"/>
-          <w:sz w:val="24"/>
-          <w:szCs w:val="24"/>
-        </w:rPr>
-        <w:t>操作过程：</w:t>
-      </w:r>
-    </w:p>
-    <w:p>
-      <w:pPr>
-        <w:snapToGrid w:val="0"/>
-        <w:rPr>
-          <w:rFonts w:ascii="微软雅黑" w:eastAsia="微软雅黑" w:hAnsi="微软雅黑"/>
-          <w:sz w:val="24"/>
-          <w:szCs w:val="24"/>
-        </w:rPr>
-      </w:pPr>
-      <w:r>
-        <w:rPr>
-          <w:rFonts w:ascii="微软雅黑" w:eastAsia="微软雅黑" w:hAnsi="微软雅黑" w:hint="eastAsia"/>
-          <w:sz w:val="24"/>
-          <w:szCs w:val="24"/>
-        </w:rPr>
-        <w:t xml:space="preserve">    Kafka提供了一个Coordinator来管理消费端group</w:t>
-      </w:r>
-    </w:p>
-    <w:p>
-      <w:pPr>
-        <w:pStyle w:val="a4"/>
-        <w:numPr>
-          <w:ilvl w:val="0"/>
-          <w:numId w:val="8"/>
-        </w:numPr>
-        <w:snapToGrid w:val="0"/>
-        <w:ind w:firstLineChars="0"/>
-        <w:rPr>
-          <w:rFonts w:ascii="微软雅黑" w:eastAsia="微软雅黑" w:hAnsi="微软雅黑"/>
-          <w:sz w:val="24"/>
-          <w:szCs w:val="24"/>
-        </w:rPr>
-      </w:pPr>
-      <w:r>
-        <w:rPr>
-          <w:rFonts w:ascii="微软雅黑" w:eastAsia="微软雅黑" w:hAnsi="微软雅黑" w:hint="eastAsia"/>
-          <w:sz w:val="24"/>
-          <w:szCs w:val="24"/>
-        </w:rPr>
-        <w:t>确定Coordinator：</w:t>
-      </w:r>
-    </w:p>
-    <w:p>
-      <w:pPr>
-        <w:snapToGrid w:val="0"/>
-        <w:ind w:left="420" w:firstLineChars="100" w:firstLine="240"/>
-        <w:rPr>
-          <w:rFonts w:ascii="微软雅黑" w:eastAsia="微软雅黑" w:hAnsi="微软雅黑"/>
-          <w:sz w:val="24"/>
-          <w:szCs w:val="24"/>
-        </w:rPr>
-      </w:pPr>
-      <w:r>
-        <w:rPr>
-          <w:rFonts w:ascii="微软雅黑" w:eastAsia="微软雅黑" w:hAnsi="微软雅黑" w:hint="eastAsia"/>
-          <w:sz w:val="24"/>
-          <w:szCs w:val="24"/>
-        </w:rPr>
-        <w:t>第一个启动的Consumer向kafka发送GroupCoordinateRequest请求，kafka在broker集群中选取一个负载最小的broke作为Coordinator，并发broker.id返回</w:t>
-      </w:r>
-    </w:p>
-    <w:p>
-      <w:pPr>
-        <w:pStyle w:val="a4"/>
-        <w:numPr>
-          <w:ilvl w:val="0"/>
-          <w:numId w:val="8"/>
-        </w:numPr>
-        <w:snapToGrid w:val="0"/>
-        <w:ind w:firstLineChars="0"/>
-        <w:rPr>
-          <w:rFonts w:ascii="微软雅黑" w:eastAsia="微软雅黑" w:hAnsi="微软雅黑"/>
-          <w:sz w:val="24"/>
-          <w:szCs w:val="24"/>
-        </w:rPr>
-      </w:pPr>
-      <w:r>
-        <w:rPr>
-          <w:rFonts w:ascii="微软雅黑" w:eastAsia="微软雅黑" w:hAnsi="微软雅黑" w:hint="eastAsia"/>
-          <w:sz w:val="24"/>
-          <w:szCs w:val="24"/>
-        </w:rPr>
-        <w:t>JoinGroup</w:t>
-      </w:r>
-    </w:p>
-    <w:p>
-      <w:pPr>
-        <w:snapToGrid w:val="0"/>
-        <w:ind w:left="420" w:firstLineChars="100" w:firstLine="240"/>
-        <w:rPr>
-          <w:rFonts w:ascii="微软雅黑" w:eastAsia="微软雅黑" w:hAnsi="微软雅黑"/>
-          <w:sz w:val="24"/>
-          <w:szCs w:val="24"/>
-        </w:rPr>
-      </w:pPr>
-      <w:r>
-        <w:rPr>
-          <w:rFonts w:ascii="微软雅黑" w:eastAsia="微软雅黑" w:hAnsi="微软雅黑" w:hint="eastAsia"/>
-          <w:sz w:val="24"/>
-          <w:szCs w:val="24"/>
-        </w:rPr>
-        <w:t>确定了Coordinator，所有的消费者都会向Coordinator发送一个JoinGroup请求（只要启动就会发送），Coordinator在Group中选取一个leader，并返回组员信息和订阅信息</w:t>
-      </w:r>
-      <w:r>
-        <w:rPr>
-          <w:rFonts w:ascii="微软雅黑" w:eastAsia="微软雅黑" w:hAnsi="微软雅黑" w:hint="eastAsia"/>
-          <w:sz w:val="24"/>
-          <w:szCs w:val="24"/>
-        </w:rPr>
-        <w:t>。</w:t>
-      </w:r>
-    </w:p>
-    <w:p>
-      <w:pPr>
-        <w:snapToGrid w:val="0"/>
-        <w:ind w:firstLineChars="300" w:firstLine="720"/>
-        <w:rPr>
-          <w:rFonts w:ascii="微软雅黑" w:eastAsia="微软雅黑" w:hAnsi="微软雅黑"/>
-          <w:sz w:val="24"/>
-          <w:szCs w:val="24"/>
-        </w:rPr>
-      </w:pPr>
-      <w:r>
-        <w:rPr>
-          <w:rFonts w:ascii="微软雅黑" w:eastAsia="微软雅黑" w:hAnsi="微软雅黑" w:hint="eastAsia"/>
-          <w:sz w:val="24"/>
-          <w:szCs w:val="24"/>
-        </w:rPr>
-        <w:t>根据</w:t>
-      </w:r>
-      <w:r>
-        <w:rPr>
-          <w:rFonts w:ascii="微软雅黑" w:eastAsia="微软雅黑" w:hAnsi="微软雅黑" w:hint="eastAsia"/>
-          <w:sz w:val="24"/>
-          <w:szCs w:val="24"/>
-        </w:rPr>
-        <w:t>下图，可以看出，只有leader才有消费者的订阅信息。</w:t>
-      </w:r>
-    </w:p>
-    <w:p>
-      <w:pPr>
-        <w:snapToGrid w:val="0"/>
-        <w:ind w:firstLineChars="300" w:firstLine="720"/>
-        <w:rPr>
-          <w:rFonts w:ascii="微软雅黑" w:eastAsia="微软雅黑" w:hAnsi="微软雅黑"/>
-          <w:sz w:val="24"/>
-          <w:szCs w:val="24"/>
-        </w:rPr>
-      </w:pPr>
-      <w:r>
-        <w:rPr>
-          <w:rFonts w:ascii="微软雅黑" w:eastAsia="微软雅黑" w:hAnsi="微软雅黑" w:hint="eastAsia"/>
-          <w:sz w:val="24"/>
-          <w:szCs w:val="24"/>
-        </w:rPr>
-        <w:t>leader根据分区分配策略决定分区情况</w:t>
-      </w:r>
-    </w:p>
-    <w:p>
-      <w:pPr>
-        <w:pStyle w:val="a4"/>
-        <w:snapToGrid w:val="0"/>
-        <w:ind w:left="780" w:firstLineChars="0" w:firstLine="0"/>
-        <w:rPr>
-          <w:rFonts w:ascii="微软雅黑" w:eastAsia="微软雅黑" w:hAnsi="微软雅黑"/>
-          <w:sz w:val="24"/>
-          <w:szCs w:val="24"/>
-        </w:rPr>
-      </w:pPr>
-      <w:r>
-        <w:rPr>
-          <w:noProof/>
-        </w:rPr>
-        <w:drawing>
-          <wp:inline distT="0" distB="0" distL="0" distR="0" wp14:anchorId="7BBC302C" wp14:editId="7D910556">
-            <wp:extent cx="5274310" cy="2537868"/>
-            <wp:effectExtent l="0" t="0" r="2540" b="0"/>
-            <wp:docPr id="7" name="图片 7" descr="https://img-blog.csdnimg.cn/20190914205820501.png?x-oss-process=image/watermark,type_ZmFuZ3poZW5naGVpdGk,shadow_10,text_aHR0cHM6Ly9ibG9nLmNzZG4ubmV0L2x6YjM0ODExMDE3NQ==,size_16,color_FFFFFF,t_70"/>
-            <wp:cNvGraphicFramePr>
-              <a:graphicFrameLocks xmlns:a="http://schemas.openxmlformats.org/drawingml/2006/main" noChangeAspect="1"/>
-            </wp:cNvGraphicFramePr>
-            <a:graphic xmlns:a="http://schemas.openxmlformats.org/drawingml/2006/main">
-              <a:graphicData uri="http://schemas.openxmlformats.org/drawingml/2006/picture">
-                <pic:pic xmlns:pic="http://schemas.openxmlformats.org/drawingml/2006/picture">
-                  <pic:nvPicPr>
-                    <pic:cNvPr id="0" name="Picture 5" descr="https://img-blog.csdnimg.cn/20190914205820501.png?x-oss-process=image/watermark,type_ZmFuZ3poZW5naGVpdGk,shadow_10,text_aHR0cHM6Ly9ibG9nLmNzZG4ubmV0L2x6YjM0ODExMDE3NQ==,size_16,color_FFFFFF,t_70"/>
-                    <pic:cNvPicPr>
-                      <a:picLocks noChangeAspect="1" noChangeArrowheads="1"/>
-                    </pic:cNvPicPr>
-                  </pic:nvPicPr>
-                  <pic:blipFill>
-                    <a:blip r:embed="rId12">
-                      <a:extLst>
-                        <a:ext uri="{28A0092B-C50C-407E-A947-70E740481C1C}">
-                          <a14:useLocalDpi xmlns:a14="http://schemas.microsoft.com/office/drawing/2010/main" val="0"/>
-                        </a:ext>
-                      </a:extLst>
-                    </a:blip>
-                    <a:srcRect/>
-                    <a:stretch>
-                      <a:fillRect/>
-                    </a:stretch>
-                  </pic:blipFill>
-                  <pic:spPr bwMode="auto">
-                    <a:xfrm>
-                      <a:off x="0" y="0"/>
-                      <a:ext cx="5274310" cy="2537868"/>
-                    </a:xfrm>
-                    <a:prstGeom prst="rect">
-                      <a:avLst/>
-                    </a:prstGeom>
-                    <a:noFill/>
-                    <a:ln>
-                      <a:noFill/>
-                    </a:ln>
-                  </pic:spPr>
-                </pic:pic>
-              </a:graphicData>
-            </a:graphic>
-          </wp:inline>
-        </w:drawing>
-      </w:r>
-    </w:p>
-    <w:p>
-      <w:pPr>
-        <w:pStyle w:val="a4"/>
-        <w:numPr>
-          <w:ilvl w:val="0"/>
-          <w:numId w:val="8"/>
-        </w:numPr>
-        <w:snapToGrid w:val="0"/>
-        <w:ind w:firstLineChars="0"/>
-        <w:rPr>
-          <w:rFonts w:ascii="微软雅黑" w:eastAsia="微软雅黑" w:hAnsi="微软雅黑"/>
-          <w:sz w:val="24"/>
-          <w:szCs w:val="24"/>
-        </w:rPr>
-      </w:pPr>
-      <w:r>
-        <w:rPr>
-          <w:rFonts w:ascii="微软雅黑" w:eastAsia="微软雅黑" w:hAnsi="微软雅黑" w:hint="eastAsia"/>
-          <w:sz w:val="24"/>
-          <w:szCs w:val="24"/>
-        </w:rPr>
-        <w:lastRenderedPageBreak/>
-        <w:t>Synchronizing Group State 阶段</w:t>
-      </w:r>
-    </w:p>
-    <w:p>
-      <w:pPr>
-        <w:pStyle w:val="a4"/>
-        <w:snapToGrid w:val="0"/>
-        <w:ind w:left="780" w:firstLineChars="0" w:firstLine="0"/>
-        <w:rPr>
-          <w:rFonts w:ascii="微软雅黑" w:eastAsia="微软雅黑" w:hAnsi="微软雅黑"/>
-          <w:color w:val="FF0000"/>
-          <w:sz w:val="24"/>
-          <w:szCs w:val="24"/>
-        </w:rPr>
-      </w:pPr>
-      <w:r>
-        <w:rPr>
-          <w:rFonts w:ascii="微软雅黑" w:eastAsia="微软雅黑" w:hAnsi="微软雅黑" w:hint="eastAsia"/>
-          <w:color w:val="FF0000"/>
-          <w:sz w:val="24"/>
-          <w:szCs w:val="24"/>
-        </w:rPr>
-        <w:t>该阶段主要完成将leader的分配方案同步给Group下的所有Consumer</w:t>
-      </w:r>
-    </w:p>
-    <w:p>
-      <w:pPr>
-        <w:snapToGrid w:val="0"/>
-        <w:ind w:left="420" w:firstLineChars="100" w:firstLine="240"/>
-        <w:rPr>
-          <w:rFonts w:ascii="微软雅黑" w:eastAsia="微软雅黑" w:hAnsi="微软雅黑"/>
-          <w:sz w:val="24"/>
-          <w:szCs w:val="24"/>
-        </w:rPr>
-      </w:pPr>
-      <w:r>
-        <w:rPr>
-          <w:rFonts w:ascii="微软雅黑" w:eastAsia="微软雅黑" w:hAnsi="微软雅黑" w:hint="eastAsia"/>
-          <w:sz w:val="24"/>
-          <w:szCs w:val="24"/>
-        </w:rPr>
-        <w:t>完成分区分配后，所有Consumer都会发送SyncGroup请求，只有leader会发送分配方案，其他Consumer也会发送只不过是空值，Coordinator向所有Consumer返回分配方案。这样所有的成员都会知道自己消费的分区。</w:t>
-      </w:r>
-    </w:p>
-    <w:p>
-      <w:pPr>
-        <w:snapToGrid w:val="0"/>
-        <w:rPr>
-          <w:rFonts w:ascii="微软雅黑" w:eastAsia="微软雅黑" w:hAnsi="微软雅黑"/>
-          <w:sz w:val="24"/>
-          <w:szCs w:val="24"/>
-        </w:rPr>
-      </w:pPr>
-      <w:r>
-        <w:rPr>
-          <w:rFonts w:ascii="微软雅黑" w:eastAsia="微软雅黑" w:hAnsi="微软雅黑" w:hint="eastAsia"/>
-          <w:sz w:val="24"/>
-          <w:szCs w:val="24"/>
-        </w:rPr>
-        <w:t xml:space="preserve">    </w:t>
-      </w:r>
-      <w:r>
-        <w:rPr>
-          <w:noProof/>
-        </w:rPr>
-        <w:drawing>
-          <wp:inline distT="0" distB="0" distL="0" distR="0" wp14:anchorId="3F86B019" wp14:editId="2D1E92AA">
-            <wp:extent cx="5274310" cy="2537868"/>
-            <wp:effectExtent l="0" t="0" r="2540" b="0"/>
-            <wp:docPr id="8" name="图片 8" descr="https://img-blog.csdnimg.cn/20190914205820501.png?x-oss-process=image/watermark,type_ZmFuZ3poZW5naGVpdGk,shadow_10,text_aHR0cHM6Ly9ibG9nLmNzZG4ubmV0L2x6YjM0ODExMDE3NQ==,size_16,color_FFFFFF,t_70"/>
-            <wp:cNvGraphicFramePr>
-              <a:graphicFrameLocks xmlns:a="http://schemas.openxmlformats.org/drawingml/2006/main" noChangeAspect="1"/>
-            </wp:cNvGraphicFramePr>
-            <a:graphic xmlns:a="http://schemas.openxmlformats.org/drawingml/2006/main">
-              <a:graphicData uri="http://schemas.openxmlformats.org/drawingml/2006/picture">
-                <pic:pic xmlns:pic="http://schemas.openxmlformats.org/drawingml/2006/picture">
-                  <pic:nvPicPr>
-                    <pic:cNvPr id="0" name="Picture 7" descr="https://img-blog.csdnimg.cn/20190914205820501.png?x-oss-process=image/watermark,type_ZmFuZ3poZW5naGVpdGk,shadow_10,text_aHR0cHM6Ly9ibG9nLmNzZG4ubmV0L2x6YjM0ODExMDE3NQ==,size_16,color_FFFFFF,t_70"/>
-                    <pic:cNvPicPr>
-                      <a:picLocks noChangeAspect="1" noChangeArrowheads="1"/>
-                    </pic:cNvPicPr>
-                  </pic:nvPicPr>
-                  <pic:blipFill>
-                    <a:blip r:embed="rId12">
-                      <a:extLst>
-                        <a:ext uri="{28A0092B-C50C-407E-A947-70E740481C1C}">
-                          <a14:useLocalDpi xmlns:a14="http://schemas.microsoft.com/office/drawing/2010/main" val="0"/>
-                        </a:ext>
-                      </a:extLst>
-                    </a:blip>
-                    <a:srcRect/>
-                    <a:stretch>
-                      <a:fillRect/>
-                    </a:stretch>
-                  </pic:blipFill>
-                  <pic:spPr bwMode="auto">
-                    <a:xfrm>
-                      <a:off x="0" y="0"/>
-                      <a:ext cx="5274310" cy="2537868"/>
-                    </a:xfrm>
-                    <a:prstGeom prst="rect">
-                      <a:avLst/>
-                    </a:prstGeom>
-                    <a:noFill/>
-                    <a:ln>
-                      <a:noFill/>
-                    </a:ln>
-                  </pic:spPr>
-                </pic:pic>
-              </a:graphicData>
-            </a:graphic>
-          </wp:inline>
-        </w:drawing>
-      </w:r>
-    </w:p>
-    <w:p>
-      <w:pPr>
-        <w:snapToGrid w:val="0"/>
-        <w:rPr>
-          <w:rFonts w:ascii="微软雅黑" w:eastAsia="微软雅黑" w:hAnsi="微软雅黑"/>
-          <w:sz w:val="24"/>
-          <w:szCs w:val="24"/>
-        </w:rPr>
-      </w:pPr>
-      <w:r>
-        <w:rPr>
-          <w:rFonts w:ascii="微软雅黑" w:eastAsia="微软雅黑" w:hAnsi="微软雅黑" w:hint="eastAsia"/>
-          <w:sz w:val="24"/>
-          <w:szCs w:val="24"/>
-        </w:rPr>
-        <w:t xml:space="preserve">  根据上面的流程，可以发现：</w:t>
-      </w:r>
-    </w:p>
-    <w:p>
-      <w:pPr>
-        <w:snapToGrid w:val="0"/>
-        <w:rPr>
-          <w:rFonts w:ascii="微软雅黑" w:eastAsia="微软雅黑" w:hAnsi="微软雅黑"/>
-          <w:b/>
-          <w:color w:val="FF0000"/>
-          <w:sz w:val="24"/>
-          <w:szCs w:val="24"/>
-        </w:rPr>
-      </w:pPr>
-      <w:r>
-        <w:rPr>
-          <w:rFonts w:ascii="微软雅黑" w:eastAsia="微软雅黑" w:hAnsi="微软雅黑" w:hint="eastAsia"/>
-          <w:sz w:val="24"/>
-          <w:szCs w:val="24"/>
-        </w:rPr>
-        <w:t xml:space="preserve">    </w:t>
-      </w:r>
-      <w:r>
-        <w:rPr>
-          <w:rFonts w:ascii="微软雅黑" w:eastAsia="微软雅黑" w:hAnsi="微软雅黑" w:hint="eastAsia"/>
-          <w:b/>
-          <w:color w:val="FF0000"/>
-          <w:sz w:val="24"/>
-          <w:szCs w:val="24"/>
-        </w:rPr>
-        <w:t>kafka的分区分配方案是Consumer实现的，这样更具有灵活性。</w:t>
-      </w:r>
-    </w:p>
-    <w:p>
-      <w:pPr>
-        <w:pStyle w:val="1"/>
-      </w:pPr>
-      <w:r>
-        <w:rPr>
-          <w:rFonts w:hint="eastAsia"/>
-        </w:rPr>
-        <w:t>九、分布式锁</w:t>
-      </w:r>
-    </w:p>
-    <w:p>
-      <w:pPr>
-        <w:snapToGrid w:val="0"/>
-        <w:ind w:firstLine="420"/>
-        <w:rPr>
-          <w:rFonts w:ascii="微软雅黑" w:eastAsia="微软雅黑" w:hAnsi="微软雅黑"/>
-          <w:sz w:val="24"/>
-          <w:szCs w:val="24"/>
-        </w:rPr>
-      </w:pPr>
-      <w:r>
-        <w:rPr>
-          <w:rFonts w:ascii="微软雅黑" w:eastAsia="微软雅黑" w:hAnsi="微软雅黑" w:hint="eastAsia"/>
-          <w:sz w:val="24"/>
-          <w:szCs w:val="24"/>
-        </w:rPr>
-        <w:t>平常我们为了多线程安全问题，一般是在对共享变量加锁解决。但在分布式系统中，加锁并不能解决线程安全问题，因为分布式中，锁住的并不是同一个对象</w:t>
-      </w:r>
-      <w:r>
-        <w:rPr>
-          <w:rFonts w:ascii="微软雅黑" w:eastAsia="微软雅黑" w:hAnsi="微软雅黑" w:hint="eastAsia"/>
-          <w:sz w:val="24"/>
-          <w:szCs w:val="24"/>
-        </w:rPr>
-        <w:t>。</w:t>
-      </w:r>
-    </w:p>
-    <w:p>
-      <w:pPr>
-        <w:snapToGrid w:val="0"/>
-        <w:ind w:firstLine="420"/>
-        <w:rPr>
-          <w:rFonts w:ascii="微软雅黑" w:eastAsia="微软雅黑" w:hAnsi="微软雅黑"/>
-          <w:sz w:val="24"/>
-          <w:szCs w:val="24"/>
-        </w:rPr>
-      </w:pPr>
-      <w:r>
-        <w:rPr>
-          <w:rFonts w:ascii="微软雅黑" w:eastAsia="微软雅黑" w:hAnsi="微软雅黑" w:hint="eastAsia"/>
-          <w:sz w:val="24"/>
-          <w:szCs w:val="24"/>
-        </w:rPr>
-        <w:t>同一时刻</w:t>
-      </w:r>
-      <w:r>
-        <w:rPr>
-          <w:rFonts w:ascii="微软雅黑" w:eastAsia="微软雅黑" w:hAnsi="微软雅黑" w:hint="eastAsia"/>
-          <w:sz w:val="24"/>
-          <w:szCs w:val="24"/>
-        </w:rPr>
-        <w:t>请求所有节点上的同一数据应该是一致的。</w:t>
-      </w:r>
-    </w:p>
-    <w:p>
-      <w:pPr>
-        <w:pStyle w:val="2"/>
-      </w:pPr>
-      <w:r>
-        <w:rPr>
-          <w:rFonts w:hint="eastAsia"/>
-        </w:rPr>
-        <w:lastRenderedPageBreak/>
+        </w:rPr>
         <w:t xml:space="preserve">1. </w:t>
       </w:r>
       <w:r>
@@ -4651,7 +2382,7 @@
                     </pic:cNvPicPr>
                   </pic:nvPicPr>
                   <pic:blipFill>
-                    <a:blip r:embed="rId13" cstate="print">
+                    <a:blip r:embed="rId9" cstate="print">
                       <a:extLst>
                         <a:ext uri="{28A0092B-C50C-407E-A947-70E740481C1C}">
                           <a14:useLocalDpi xmlns:a14="http://schemas.microsoft.com/office/drawing/2010/main" val="0"/>
@@ -4734,7 +2465,15 @@
           <w:rFonts w:ascii="微软雅黑" w:eastAsia="微软雅黑" w:hAnsi="微软雅黑" w:hint="eastAsia"/>
           <w:szCs w:val="21"/>
         </w:rPr>
-        <w:t xml:space="preserve">    用户1此时获取了该锁，往数据库插入了该操作的key，同时，数据库2也想获取该锁，发现数据已经存在了key，就循环查询等待，用户1完成操作后unlock()释放锁的同时将数据库中的key行删除，用户2就获取锁。</w:t>
+        <w:t xml:space="preserve">    用户1此时获取了该锁，往数据库插入了该操作的key，同时，数据库2也想获取该锁，</w:t>
+      </w:r>
+      <w:r>
+        <w:rPr>
+          <w:rFonts w:ascii="微软雅黑" w:eastAsia="微软雅黑" w:hAnsi="微软雅黑" w:hint="eastAsia"/>
+          <w:szCs w:val="21"/>
+        </w:rPr>
+        <w:lastRenderedPageBreak/>
+        <w:t>发现数据已经存在了key，就循环查询等待，用户1完成操作后unlock()释放锁的同时将数据库中的key行删除，用户2就获取锁。</w:t>
       </w:r>
     </w:p>
     <w:p>
@@ -4997,7 +2736,6 @@
         <w:rPr>
           <w:rFonts w:hint="eastAsia"/>
         </w:rPr>
-        <w:lastRenderedPageBreak/>
         <w:t>十、</w:t>
       </w:r>
       <w:r>
@@ -5205,6 +2943,7 @@
         <w:rPr>
           <w:noProof/>
         </w:rPr>
+        <w:lastRenderedPageBreak/>
         <w:drawing>
           <wp:inline distT="0" distB="0" distL="0" distR="0" wp14:anchorId="0D9EE94E" wp14:editId="24690E6F">
             <wp:extent cx="5274310" cy="3239135"/>
@@ -5221,7 +2960,7 @@
                     <pic:cNvPicPr/>
                   </pic:nvPicPr>
                   <pic:blipFill>
-                    <a:blip r:embed="rId14"/>
+                    <a:blip r:embed="rId10"/>
                     <a:stretch>
                       <a:fillRect/>
                     </a:stretch>
@@ -5306,7 +3045,6 @@
         <w:rPr>
           <w:noProof/>
         </w:rPr>
-        <w:lastRenderedPageBreak/>
         <w:drawing>
           <wp:inline distT="0" distB="0" distL="0" distR="0" wp14:anchorId="75DDBFB3" wp14:editId="57102226">
             <wp:extent cx="5274310" cy="2223135"/>
@@ -5323,7 +3061,7 @@
                     <pic:cNvPicPr/>
                   </pic:nvPicPr>
                   <pic:blipFill>
-                    <a:blip r:embed="rId15"/>
+                    <a:blip r:embed="rId11"/>
                     <a:stretch>
                       <a:fillRect/>
                     </a:stretch>
@@ -5404,6 +3142,7 @@
         <w:rPr>
           <w:rFonts w:hint="eastAsia"/>
         </w:rPr>
+        <w:lastRenderedPageBreak/>
         <w:t xml:space="preserve">3.2 </w:t>
       </w:r>
       <w:r>
@@ -5758,7 +3497,6 @@
           <w:sz w:val="24"/>
           <w:szCs w:val="24"/>
         </w:rPr>
-        <w:lastRenderedPageBreak/>
         <w:t>在API</w:t>
       </w:r>
       <w:r>
@@ -6070,6 +3808,7 @@
         <w:rPr>
           <w:rFonts w:hint="eastAsia"/>
         </w:rPr>
+        <w:lastRenderedPageBreak/>
         <w:t xml:space="preserve">3.3 </w:t>
       </w:r>
       <w:r>
@@ -6380,7 +4119,6 @@
           <w:sz w:val="24"/>
           <w:szCs w:val="24"/>
         </w:rPr>
-        <w:lastRenderedPageBreak/>
         <w:t>下图中</w:t>
       </w:r>
       <w:r>
@@ -6425,7 +4163,7 @@
                     </pic:cNvPicPr>
                   </pic:nvPicPr>
                   <pic:blipFill>
-                    <a:blip r:embed="rId16">
+                    <a:blip r:embed="rId12">
                       <a:extLst>
                         <a:ext uri="{28A0092B-C50C-407E-A947-70E740481C1C}">
                           <a14:useLocalDpi xmlns:a14="http://schemas.microsoft.com/office/drawing/2010/main" val="0"/>
@@ -6480,6 +4218,7 @@
         <w:rPr>
           <w:noProof/>
         </w:rPr>
+        <w:lastRenderedPageBreak/>
         <w:drawing>
           <wp:inline distT="0" distB="0" distL="0" distR="0" wp14:anchorId="7AA7EF67" wp14:editId="36DCA3FA">
             <wp:extent cx="5274310" cy="2451577"/>
@@ -6496,7 +4235,7 @@
                     <pic:cNvPicPr/>
                   </pic:nvPicPr>
                   <pic:blipFill>
-                    <a:blip r:embed="rId17"/>
+                    <a:blip r:embed="rId13"/>
                     <a:stretch>
                       <a:fillRect/>
                     </a:stretch>
@@ -6747,7 +4486,6 @@
           <w:sz w:val="24"/>
           <w:szCs w:val="24"/>
         </w:rPr>
-        <w:lastRenderedPageBreak/>
         <w:t>使用缓存技术加快速度</w:t>
       </w:r>
     </w:p>
@@ -6927,6 +4665,7 @@
         <w:rPr>
           <w:noProof/>
         </w:rPr>
+        <w:lastRenderedPageBreak/>
         <w:drawing>
           <wp:inline distT="0" distB="0" distL="0" distR="0">
             <wp:extent cx="5274310" cy="3016618"/>
@@ -6945,7 +4684,7 @@
                     </pic:cNvPicPr>
                   </pic:nvPicPr>
                   <pic:blipFill>
-                    <a:blip r:embed="rId18">
+                    <a:blip r:embed="rId14">
                       <a:extLst>
                         <a:ext uri="{28A0092B-C50C-407E-A947-70E740481C1C}">
                           <a14:useLocalDpi xmlns:a14="http://schemas.microsoft.com/office/drawing/2010/main" val="0"/>
@@ -6985,7 +4724,6 @@
         <w:rPr>
           <w:rFonts w:hint="eastAsia"/>
         </w:rPr>
-        <w:lastRenderedPageBreak/>
         <w:t>2</w:t>
       </w:r>
       <w:r>
@@ -7027,7 +4765,7 @@
                     </pic:cNvPicPr>
                   </pic:nvPicPr>
                   <pic:blipFill>
-                    <a:blip r:embed="rId19">
+                    <a:blip r:embed="rId15">
                       <a:extLst>
                         <a:ext uri="{28A0092B-C50C-407E-A947-70E740481C1C}">
                           <a14:useLocalDpi xmlns:a14="http://schemas.microsoft.com/office/drawing/2010/main" val="0"/>
@@ -7089,7 +4827,7 @@
                     <pic:cNvPicPr/>
                   </pic:nvPicPr>
                   <pic:blipFill>
-                    <a:blip r:embed="rId20"/>
+                    <a:blip r:embed="rId16"/>
                     <a:stretch>
                       <a:fillRect/>
                     </a:stretch>
@@ -7127,6 +4865,7 @@
           <w:sz w:val="24"/>
           <w:szCs w:val="24"/>
         </w:rPr>
+        <w:lastRenderedPageBreak/>
         <w:t>可选用Zookeeper和Redis作为注册中心</w:t>
       </w:r>
     </w:p>
@@ -7283,7 +5022,6 @@
         <w:rPr>
           <w:rFonts w:hint="eastAsia"/>
         </w:rPr>
-        <w:lastRenderedPageBreak/>
         <w:t>3</w:t>
       </w:r>
       <w:r>
@@ -7801,7 +5539,7 @@
                     <pic:cNvPicPr/>
                   </pic:nvPicPr>
                   <pic:blipFill>
-                    <a:blip r:embed="rId21"/>
+                    <a:blip r:embed="rId17"/>
                     <a:stretch>
                       <a:fillRect/>
                     </a:stretch>
@@ -8095,7 +5833,7 @@
                     </pic:cNvPicPr>
                   </pic:nvPicPr>
                   <pic:blipFill>
-                    <a:blip r:embed="rId22">
+                    <a:blip r:embed="rId18">
                       <a:extLst>
                         <a:ext uri="{28A0092B-C50C-407E-A947-70E740481C1C}">
                           <a14:useLocalDpi xmlns:a14="http://schemas.microsoft.com/office/drawing/2010/main" val="0"/>
@@ -8179,7 +5917,7 @@
                     </pic:cNvPicPr>
                   </pic:nvPicPr>
                   <pic:blipFill>
-                    <a:blip r:embed="rId23">
+                    <a:blip r:embed="rId19">
                       <a:extLst>
                         <a:ext uri="{28A0092B-C50C-407E-A947-70E740481C1C}">
                           <a14:useLocalDpi xmlns:a14="http://schemas.microsoft.com/office/drawing/2010/main" val="0"/>
@@ -8260,7 +5998,7 @@
                     </pic:cNvPicPr>
                   </pic:nvPicPr>
                   <pic:blipFill>
-                    <a:blip r:embed="rId24">
+                    <a:blip r:embed="rId20">
                       <a:extLst>
                         <a:ext uri="{28A0092B-C50C-407E-A947-70E740481C1C}">
                           <a14:useLocalDpi xmlns:a14="http://schemas.microsoft.com/office/drawing/2010/main" val="0"/>
@@ -8508,7 +6246,7 @@
                     <pic:cNvPicPr/>
                   </pic:nvPicPr>
                   <pic:blipFill>
-                    <a:blip r:embed="rId25"/>
+                    <a:blip r:embed="rId21"/>
                     <a:stretch>
                       <a:fillRect/>
                     </a:stretch>
@@ -8620,7 +6358,7 @@
                     </pic:cNvPicPr>
                   </pic:nvPicPr>
                   <pic:blipFill>
-                    <a:blip r:embed="rId26">
+                    <a:blip r:embed="rId22">
                       <a:extLst>
                         <a:ext uri="{28A0092B-C50C-407E-A947-70E740481C1C}">
                           <a14:useLocalDpi xmlns:a14="http://schemas.microsoft.com/office/drawing/2010/main" val="0"/>
@@ -8723,7 +6461,7 @@
                     <pic:cNvPicPr/>
                   </pic:nvPicPr>
                   <pic:blipFill>
-                    <a:blip r:embed="rId27"/>
+                    <a:blip r:embed="rId23"/>
                     <a:stretch>
                       <a:fillRect/>
                     </a:stretch>
@@ -8774,7 +6512,7 @@
                     <pic:cNvPicPr/>
                   </pic:nvPicPr>
                   <pic:blipFill>
-                    <a:blip r:embed="rId28"/>
+                    <a:blip r:embed="rId24"/>
                     <a:stretch>
                       <a:fillRect/>
                     </a:stretch>
@@ -9940,7 +7678,7 @@
                     </pic:cNvPicPr>
                   </pic:nvPicPr>
                   <pic:blipFill>
-                    <a:blip r:embed="rId29">
+                    <a:blip r:embed="rId25">
                       <a:extLst>
                         <a:ext uri="{28A0092B-C50C-407E-A947-70E740481C1C}">
                           <a14:useLocalDpi xmlns:a14="http://schemas.microsoft.com/office/drawing/2010/main" val="0"/>
@@ -15140,6 +12878,7 @@
     <w:uiPriority w:val="59"/>
     <w:rsid w:val="00836CDD"/>
     <w:tblPr>
+      <w:tblInd w:w="0" w:type="dxa"/>
       <w:tblBorders>
         <w:top w:val="single" w:sz="4" w:space="0" w:color="auto"/>
         <w:left w:val="single" w:sz="4" w:space="0" w:color="auto"/>
@@ -15148,6 +12887,12 @@
         <w:insideH w:val="single" w:sz="4" w:space="0" w:color="auto"/>
         <w:insideV w:val="single" w:sz="4" w:space="0" w:color="auto"/>
       </w:tblBorders>
+      <w:tblCellMar>
+        <w:top w:w="0" w:type="dxa"/>
+        <w:left w:w="108" w:type="dxa"/>
+        <w:bottom w:w="0" w:type="dxa"/>
+        <w:right w:w="108" w:type="dxa"/>
+      </w:tblCellMar>
     </w:tblPr>
   </w:style>
   <w:style w:type="paragraph" w:styleId="a4">
@@ -15628,6 +13373,7 @@
     <w:uiPriority w:val="59"/>
     <w:rsid w:val="00836CDD"/>
     <w:tblPr>
+      <w:tblInd w:w="0" w:type="dxa"/>
       <w:tblBorders>
         <w:top w:val="single" w:sz="4" w:space="0" w:color="auto"/>
         <w:left w:val="single" w:sz="4" w:space="0" w:color="auto"/>
@@ -15636,6 +13382,12 @@
         <w:insideH w:val="single" w:sz="4" w:space="0" w:color="auto"/>
         <w:insideV w:val="single" w:sz="4" w:space="0" w:color="auto"/>
       </w:tblBorders>
+      <w:tblCellMar>
+        <w:top w:w="0" w:type="dxa"/>
+        <w:left w:w="108" w:type="dxa"/>
+        <w:bottom w:w="0" w:type="dxa"/>
+        <w:right w:w="108" w:type="dxa"/>
+      </w:tblCellMar>
     </w:tblPr>
   </w:style>
   <w:style w:type="paragraph" w:styleId="a4">
@@ -16107,7 +13859,7 @@
 </file>
 
 <file path=customXml/itemProps1.xml><?xml version="1.0" encoding="utf-8"?>
-<ds:datastoreItem xmlns:ds="http://schemas.openxmlformats.org/officeDocument/2006/customXml" ds:itemID="{227FD01F-2ACC-42DE-8CB3-BC653DC61931}">
+<ds:datastoreItem xmlns:ds="http://schemas.openxmlformats.org/officeDocument/2006/customXml" ds:itemID="{21FC709F-5FBB-4A09-A4A2-F4B30781548E}">
   <ds:schemaRefs>
     <ds:schemaRef ds:uri="http://schemas.openxmlformats.org/officeDocument/2006/bibliography"/>
   </ds:schemaRefs>
